--- a/prompts/agreement drafting.docx
+++ b/prompts/agreement drafting.docx
@@ -4,448 +4,3671 @@
   <w:body>
     <w:p>
       <w:pPr>
-        <w:rPr>
-          <w:sz w:val="40"/>
-          <w:szCs w:val="40"/>
-        </w:rPr>
-      </w:pPr>
-      <w:r>
-        <w:rPr>
-          <w:sz w:val="40"/>
-          <w:szCs w:val="40"/>
-        </w:rPr>
-        <w:t xml:space="preserve">9. Agreement drafting </w:t>
+        <w:pStyle w:val="NormalWeb"/>
+        <w:rPr>
+          <w:sz w:val="40"/>
+          <w:szCs w:val="40"/>
+        </w:rPr>
+      </w:pPr>
+      <w:r>
+        <w:rPr>
+          <w:rFonts w:cs="Shruti"/>
+          <w:sz w:val="40"/>
+          <w:szCs w:val="40"/>
+          <w:cs/>
+          <w:lang w:bidi="gu-IN"/>
+        </w:rPr>
+        <w:t>સારી રીતે ડિઝાઇન કરેલી એઆઈ ડ્રાફ્ટિંગ સિસ્ટમ માટે, આપણે બે ભાગમાં વિચાર કરવો પડશે:</w:t>
       </w:r>
     </w:p>
     <w:p>
       <w:pPr>
         <w:rPr>
-          <w:sz w:val="40"/>
-          <w:szCs w:val="40"/>
-        </w:rPr>
-      </w:pPr>
+          <w:rFonts w:eastAsia="Times New Roman"/>
+          <w:sz w:val="40"/>
+          <w:szCs w:val="40"/>
+        </w:rPr>
+      </w:pPr>
+      <w:r>
+        <w:rPr>
+          <w:rFonts w:eastAsia="Times New Roman"/>
+          <w:noProof/>
+          <w:sz w:val="40"/>
+          <w:szCs w:val="40"/>
+        </w:rPr>
+        <mc:AlternateContent>
+          <mc:Choice Requires="wps">
+            <w:drawing>
+              <wp:inline distT="0" distB="0" distL="0" distR="0" wp14:anchorId="4255DE77" wp14:editId="73445045">
+                <wp:extent cx="3115310" cy="1270"/>
+                <wp:effectExtent l="0" t="34925" r="0" b="40005"/>
+                <wp:docPr id="1428907423" name="Rectangle 5"/>
+                <wp:cNvGraphicFramePr>
+                  <a:graphicFrameLocks xmlns:a="http://schemas.openxmlformats.org/drawingml/2006/main"/>
+                </wp:cNvGraphicFramePr>
+                <a:graphic xmlns:a="http://schemas.openxmlformats.org/drawingml/2006/main">
+                  <a:graphicData uri="http://schemas.microsoft.com/office/word/2010/wordprocessingShape">
+                    <wps:wsp>
+                      <wps:cNvSpPr>
+                        <a:spLocks noChangeArrowheads="1"/>
+                      </wps:cNvSpPr>
+                      <wps:spPr bwMode="auto">
+                        <a:xfrm>
+                          <a:off x="0" y="0"/>
+                          <a:ext cx="41614725" cy="1270"/>
+                        </a:xfrm>
+                        <a:prstGeom prst="rect">
+                          <a:avLst/>
+                        </a:prstGeom>
+                        <a:noFill/>
+                        <a:ln w="9525">
+                          <a:gradFill rotWithShape="0">
+                            <a:gsLst>
+                              <a:gs pos="0">
+                                <a:srgbClr val="A0A0A0"/>
+                              </a:gs>
+                              <a:gs pos="100000">
+                                <a:srgbClr val="E3E3E3"/>
+                              </a:gs>
+                            </a:gsLst>
+                            <a:lin ang="5400000"/>
+                          </a:gradFill>
+                          <a:miter lim="800000"/>
+                          <a:headEnd/>
+                          <a:tailEnd/>
+                        </a:ln>
+                      </wps:spPr>
+                      <wps:bodyPr rot="0" vert="horz" wrap="square" lIns="91440" tIns="45720" rIns="91440" bIns="45720" anchor="t" anchorCtr="0" upright="1">
+                        <a:noAutofit/>
+                      </wps:bodyPr>
+                    </wps:wsp>
+                  </a:graphicData>
+                </a:graphic>
+              </wp:inline>
+            </w:drawing>
+          </mc:Choice>
+          <mc:Fallback>
+            <w:pict>
+              <v:rect w14:anchorId="789AB11C" id="Rectangle 5" o:spid="_x0000_s1026" style="width:245.3pt;height:.1pt;visibility:visible;mso-wrap-style:square;mso-left-percent:-10001;mso-top-percent:-10001;mso-position-horizontal:absolute;mso-position-horizontal-relative:char;mso-position-vertical:absolute;mso-position-vertical-relative:line;mso-left-percent:-10001;mso-top-percent:-10001;v-text-anchor:top" o:gfxdata="UEsDBBQABgAIAAAAIQBaIpOj/wAAAOUBAAATAAAAW0NvbnRlbnRfVHlwZXNdLnhtbJSRQU7DMBBF&#10;90jcwZotSpx2gRBK0gVpl4BQOYBlTxKLZGx5TGhvj5NCF4gisbRn/n9Pdrk5jIOYMLB1VMEqL0Ag&#10;aWcsdRW87nfZHQiOiowaHGEFR2TY1NdX5f7okUVKE1fQx+jvpWTd46g4dx4pTVoXRhXTMXTSK/2m&#10;OpTroriV2lFEilmcO6AuG2zV+xDF9pCuTyYBBwbxcFqcWRUo7werVUymciLzg5J9EfKUXHa4t55v&#10;kgYI+StiGV0kfAef0uMEa1A8qxAf1ZhEpAksce0ap/O/S2bNkTPXtlZj3gTeLqmz1aVy4z4o4PTf&#10;9ibFXnA618vlk+pPAAAA//8DAFBLAwQUAAYACAAAACEAp0rPONcAAACWAQAACwAAAF9yZWxzLy5y&#10;ZWxzpJDBasMwDIbvg72D0X1xmsMYo04vo9Br6R7A2IpjGltGMtn69jM7jGX0tqN+oe/70f7wmRa1&#10;IkukbGDX9aAwO/IxBwPvl+PTCyipNnu7UEYDNxQ4jI8P+zMutrYjmWMR1ShZDMy1lletxc2YrHRU&#10;MLfNRJxsbSMHXay72oB66Ptnzb8ZMG6Y6uQN8MkPoC630sx/2Ck6JqGpdo6SpmmK7h5Ve/rIZ1wb&#10;xXLAasCzfIeMa9fKgdL3xbt/igPbMkd3ZJvwjdy2AA7Ush+/3nxz/AIAAP//AwBQSwMEFAAGAAgA&#10;AAAhAD6L9189AgAAeQQAAA4AAABkcnMvZTJvRG9jLnhtbKxU227bMAx9H7B/EPS+2s6SpjXqFEUv&#10;w4DuAnTDnhVZtoXJokYpcbKvHyU7l21vw2JAEEXxkIdHzM3trjdsq9BrsBUvLnLOlJVQa9tW/OuX&#10;pzdXnPkgbC0MWFXxvfL8dvX61c3gSjWDDkytkBGI9eXgKt6F4Mos87JTvfAX4JQlZwPYi0AmtlmN&#10;YiD03mSzPL/MBsDaIUjlPZ0+jE6+SvhNo2T41DReBWYqTrWFtGJa12nNVjeibFG4TsupDvEPZfRC&#10;W8p6hHoQQbAN6r+gei0RPDThQkKfQdNoqRIJolPkf9B56YRTiQx1x7tjn/z/g5Ufty/uM8bSvXsG&#10;+d0zC/edsK26Q4ShU6KmdAVn1KlscL48RkTDUyxbDx+gJnHFJkBqwq7BPiISPbZLbd6fmq12gUk6&#10;nReXxXw5W3AmyVvMlqRPzCHKQ7hDH94p6FncVBxJzQQvts8+THcPd2I6C0/amOgQpbFsqPj1gvCj&#10;SQrXyYkQvunQpc7GmpLTE964YQ6I7XjssV3fG2RbQY/nLo/focLWn18v8vhLUL/FPL6N33kMkWsP&#10;yYy2jNpc8cV8jJ8YHUqNGXodaDyM7it+dbokyqjKo61HqkFoMxmEb+ykU5QmzoEv11DvSSainlSg&#10;caVNB/iTs4FefsX9j41AxZl5b4n9dTGfx1lJxnyxnJGB5571uUdYSVAVD5zYxO19GOdr41C3HWUq&#10;Umcs3NHzaPQo3KmsqVp63kn7aRTj/Jzb6dbpH2P1CwAA//8DAFBLAwQUAAYACAAAACEAVRXlLtwA&#10;AAAIAQAADwAAAGRycy9kb3ducmV2LnhtbEyPwU7DMBBE70j9B2srcaNOK6ggjVOlQK+VKEjAzY0X&#10;O2q8jmK3CX/PwqVcRlqNZnZesR59K87YxyaQgvksA4FUB9OQVfD2ur25BxGTJqPbQKjgGyOsy8lV&#10;oXMTBnrB8z5ZwSUUc63ApdTlUsbaoddxFjok9r5C73Xis7fS9Hrgct/KRZYtpdcN8QenO3x0WB/3&#10;J6/gufvcVXc2yuo9uY9j2Axbt7NKXU/HpxVLtQKRcEyXBPwy8H4oedghnMhE0SpgmvSn7N0+ZEsQ&#10;BwULELIs5H+A8gcAAP//AwBQSwECLQAUAAYACAAAACEAWiKTo/8AAADlAQAAEwAAAAAAAAAAAAAA&#10;AAAAAAAAW0NvbnRlbnRfVHlwZXNdLnhtbFBLAQItABQABgAIAAAAIQCnSs841wAAAJYBAAALAAAA&#10;AAAAAAAAAAAAADABAABfcmVscy8ucmVsc1BLAQItABQABgAIAAAAIQA+i/dfPQIAAHkEAAAOAAAA&#10;AAAAAAAAAAAAADACAABkcnMvZTJvRG9jLnhtbFBLAQItABQABgAIAAAAIQBVFeUu3AAAAAgBAAAP&#10;AAAAAAAAAAAAAAAAAJkEAABkcnMvZG93bnJldi54bWxQSwUGAAAAAAQABADzAAAAogUAAAAA&#10;" filled="f">
+                <w10:anchorlock/>
+              </v:rect>
+            </w:pict>
+          </mc:Fallback>
+        </mc:AlternateContent>
+      </w:r>
     </w:p>
     <w:p>
       <w:pPr>
-        <w:rPr>
-          <w:sz w:val="40"/>
-          <w:szCs w:val="40"/>
-        </w:rPr>
-      </w:pPr>
-      <w:r>
-        <w:rPr>
-          <w:sz w:val="40"/>
-          <w:szCs w:val="40"/>
-        </w:rPr>
-        <w:t>*Variables:*</w:t>
+        <w:pStyle w:val="Heading2"/>
+        <w:rPr>
+          <w:rFonts w:eastAsia="Times New Roman"/>
+          <w:sz w:val="40"/>
+          <w:szCs w:val="40"/>
+        </w:rPr>
+      </w:pPr>
+      <w:r>
+        <w:rPr>
+          <w:rFonts w:ascii="Segoe UI Emoji" w:eastAsia="Times New Roman" w:hAnsi="Segoe UI Emoji" w:cs="Segoe UI Emoji"/>
+          <w:sz w:val="40"/>
+          <w:szCs w:val="40"/>
+        </w:rPr>
+        <w:t>🧱</w:t>
+      </w:r>
+      <w:r>
+        <w:rPr>
+          <w:rFonts w:eastAsia="Times New Roman"/>
+          <w:sz w:val="40"/>
+          <w:szCs w:val="40"/>
+        </w:rPr>
+        <w:t xml:space="preserve"> 1. MASTER PROMPT — For Actual Agreement Generation (Professional, Legal, Indian Law Compliant)</w:t>
       </w:r>
     </w:p>
     <w:p>
       <w:pPr>
-        <w:rPr>
-          <w:sz w:val="40"/>
-          <w:szCs w:val="40"/>
-        </w:rPr>
-      </w:pPr>
+        <w:pStyle w:val="NormalWeb"/>
+        <w:divId w:val="1554080419"/>
+        <w:rPr>
+          <w:sz w:val="40"/>
+          <w:szCs w:val="40"/>
+        </w:rPr>
+      </w:pPr>
+      <w:r>
+        <w:rPr>
+          <w:rStyle w:val="Strong"/>
+          <w:sz w:val="40"/>
+          <w:szCs w:val="40"/>
+        </w:rPr>
+        <w:t>Generate a legally binding "${Agreement Type}" agreement under Indian laws.</w:t>
+      </w:r>
     </w:p>
     <w:p>
       <w:pPr>
-        <w:rPr>
-          <w:sz w:val="40"/>
-          <w:szCs w:val="40"/>
-        </w:rPr>
-      </w:pPr>
-      <w:r>
-        <w:rPr>
-          <w:sz w:val="40"/>
-          <w:szCs w:val="40"/>
-        </w:rPr>
-        <w:t xml:space="preserve">1. *Document Type*: (Sale </w:t>
-      </w:r>
-      <w:r>
-        <w:rPr>
-          <w:sz w:val="40"/>
-          <w:szCs w:val="40"/>
-        </w:rPr>
-        <w:t>(</w:t>
-      </w:r>
-      <w:r>
-        <w:rPr>
-          <w:sz w:val="40"/>
-          <w:szCs w:val="40"/>
-        </w:rPr>
-        <w:t>Deed/Purchase Agreement/Rent Agreement/Memorandum of Understanding/Collaboration Agreement/Non-Disclosure Agreement/Service Agreement/Merger and Amalgamation Agreement/Agreement Appointing Managing Director/Software Service Agreement/License Agreement/Sale of Patent and Trademark Agreement/Technology Transfer Agreement/etc.)</w:t>
+        <w:pStyle w:val="NormalWeb"/>
+        <w:divId w:val="1554080419"/>
+        <w:rPr>
+          <w:sz w:val="40"/>
+          <w:szCs w:val="40"/>
+        </w:rPr>
+      </w:pPr>
+      <w:r>
+        <w:rPr>
+          <w:sz w:val="40"/>
+          <w:szCs w:val="40"/>
+        </w:rPr>
+        <w:t xml:space="preserve">Based on the provided input variables, prepare a complete and professionally drafted agreement as would be prepared by a </w:t>
+      </w:r>
+      <w:r>
+        <w:rPr>
+          <w:rStyle w:val="Strong"/>
+          <w:sz w:val="40"/>
+          <w:szCs w:val="40"/>
+        </w:rPr>
+        <w:t>senior solicitor with over 20 years of corporate law experience</w:t>
+      </w:r>
+      <w:r>
+        <w:rPr>
+          <w:sz w:val="40"/>
+          <w:szCs w:val="40"/>
+        </w:rPr>
+        <w:t>.</w:t>
+      </w:r>
+      <w:r>
+        <w:rPr>
+          <w:sz w:val="40"/>
+          <w:szCs w:val="40"/>
+        </w:rPr>
+        <w:br/>
+        <w:t xml:space="preserve">Follow the </w:t>
+      </w:r>
+      <w:r>
+        <w:rPr>
+          <w:rStyle w:val="Strong"/>
+          <w:sz w:val="40"/>
+          <w:szCs w:val="40"/>
+        </w:rPr>
+        <w:t>style, structure, and terminology used in Indian legal practice</w:t>
+      </w:r>
+      <w:r>
+        <w:rPr>
+          <w:sz w:val="40"/>
+          <w:szCs w:val="40"/>
+        </w:rPr>
+        <w:t>, ensuring compliance with applicable laws (such as the Indian Contract Act, Companies Act, etc.).</w:t>
       </w:r>
     </w:p>
     <w:p>
       <w:pPr>
-        <w:rPr>
-          <w:sz w:val="40"/>
-          <w:szCs w:val="40"/>
-        </w:rPr>
-      </w:pPr>
-      <w:r>
-        <w:rPr>
-          <w:sz w:val="40"/>
-          <w:szCs w:val="40"/>
-        </w:rPr>
-        <w:t>2. *Parties Involved*:</w:t>
+        <w:pStyle w:val="NormalWeb"/>
+        <w:divId w:val="1554080419"/>
+        <w:rPr>
+          <w:sz w:val="40"/>
+          <w:szCs w:val="40"/>
+        </w:rPr>
+      </w:pPr>
+      <w:r>
+        <w:rPr>
+          <w:sz w:val="40"/>
+          <w:szCs w:val="40"/>
+        </w:rPr>
+        <w:t>The document must include:</w:t>
       </w:r>
     </w:p>
     <w:p>
       <w:pPr>
-        <w:rPr>
-          <w:sz w:val="40"/>
-          <w:szCs w:val="40"/>
-        </w:rPr>
-      </w:pPr>
-      <w:r>
-        <w:rPr>
-          <w:sz w:val="40"/>
-          <w:szCs w:val="40"/>
-        </w:rPr>
-        <w:t xml:space="preserve"> (List of parties involved, including their names, addresses, and designations)</w:t>
+        <w:numPr>
+          <w:ilvl w:val="0"/>
+          <w:numId w:val="1"/>
+        </w:numPr>
+        <w:spacing w:before="100" w:beforeAutospacing="1" w:after="100" w:afterAutospacing="1" w:line="240" w:lineRule="auto"/>
+        <w:divId w:val="1554080419"/>
+        <w:rPr>
+          <w:rFonts w:eastAsia="Times New Roman"/>
+          <w:sz w:val="40"/>
+          <w:szCs w:val="40"/>
+        </w:rPr>
+      </w:pPr>
+      <w:r>
+        <w:rPr>
+          <w:rFonts w:eastAsia="Times New Roman"/>
+          <w:sz w:val="40"/>
+          <w:szCs w:val="40"/>
+        </w:rPr>
+        <w:t>A formal title (e.g., “Shareholders Agreement”)</w:t>
       </w:r>
     </w:p>
     <w:p>
       <w:pPr>
-        <w:rPr>
-          <w:sz w:val="40"/>
-          <w:szCs w:val="40"/>
-        </w:rPr>
-      </w:pPr>
-      <w:r>
-        <w:rPr>
-          <w:sz w:val="40"/>
-          <w:szCs w:val="40"/>
-        </w:rPr>
-        <w:t>3. *Subject Matter*: (Description of the subject matter, e.g., property, services, etc.)</w:t>
+        <w:numPr>
+          <w:ilvl w:val="0"/>
+          <w:numId w:val="1"/>
+        </w:numPr>
+        <w:spacing w:before="100" w:beforeAutospacing="1" w:after="100" w:afterAutospacing="1" w:line="240" w:lineRule="auto"/>
+        <w:divId w:val="1554080419"/>
+        <w:rPr>
+          <w:rFonts w:eastAsia="Times New Roman"/>
+          <w:sz w:val="40"/>
+          <w:szCs w:val="40"/>
+        </w:rPr>
+      </w:pPr>
+      <w:r>
+        <w:rPr>
+          <w:rFonts w:eastAsia="Times New Roman"/>
+          <w:sz w:val="40"/>
+          <w:szCs w:val="40"/>
+        </w:rPr>
+        <w:t>Date of execution</w:t>
       </w:r>
     </w:p>
     <w:p>
       <w:pPr>
-        <w:rPr>
-          <w:sz w:val="40"/>
-          <w:szCs w:val="40"/>
-        </w:rPr>
-      </w:pPr>
-      <w:r>
-        <w:rPr>
-          <w:sz w:val="40"/>
-          <w:szCs w:val="40"/>
-        </w:rPr>
-        <w:t>4. *Terms and Conditions*: (List of terms and conditions, including payment terms, delivery terms, etc.)</w:t>
+        <w:numPr>
+          <w:ilvl w:val="0"/>
+          <w:numId w:val="1"/>
+        </w:numPr>
+        <w:spacing w:before="100" w:beforeAutospacing="1" w:after="100" w:afterAutospacing="1" w:line="240" w:lineRule="auto"/>
+        <w:divId w:val="1554080419"/>
+        <w:rPr>
+          <w:rFonts w:eastAsia="Times New Roman"/>
+          <w:sz w:val="40"/>
+          <w:szCs w:val="40"/>
+        </w:rPr>
+      </w:pPr>
+      <w:r>
+        <w:rPr>
+          <w:rFonts w:eastAsia="Times New Roman"/>
+          <w:sz w:val="40"/>
+          <w:szCs w:val="40"/>
+        </w:rPr>
+        <w:t>Parties’ legal identity and addresses</w:t>
       </w:r>
     </w:p>
     <w:p>
       <w:pPr>
-        <w:rPr>
-          <w:sz w:val="40"/>
-          <w:szCs w:val="40"/>
-        </w:rPr>
-      </w:pPr>
-      <w:r>
-        <w:rPr>
-          <w:sz w:val="40"/>
-          <w:szCs w:val="40"/>
-        </w:rPr>
-        <w:t xml:space="preserve">5. *Obligations*: </w:t>
+        <w:numPr>
+          <w:ilvl w:val="0"/>
+          <w:numId w:val="1"/>
+        </w:numPr>
+        <w:spacing w:before="100" w:beforeAutospacing="1" w:after="100" w:afterAutospacing="1" w:line="240" w:lineRule="auto"/>
+        <w:divId w:val="1554080419"/>
+        <w:rPr>
+          <w:rFonts w:eastAsia="Times New Roman"/>
+          <w:sz w:val="40"/>
+          <w:szCs w:val="40"/>
+        </w:rPr>
+      </w:pPr>
+      <w:r>
+        <w:rPr>
+          <w:rFonts w:eastAsia="Times New Roman"/>
+          <w:sz w:val="40"/>
+          <w:szCs w:val="40"/>
+        </w:rPr>
+        <w:t>Recitals / Background</w:t>
       </w:r>
     </w:p>
     <w:p>
       <w:pPr>
-        <w:rPr>
-          <w:sz w:val="40"/>
-          <w:szCs w:val="40"/>
-        </w:rPr>
-      </w:pPr>
-      <w:r>
-        <w:rPr>
-          <w:sz w:val="40"/>
-          <w:szCs w:val="40"/>
-        </w:rPr>
-        <w:t>(List of obligations of each party)</w:t>
+        <w:numPr>
+          <w:ilvl w:val="0"/>
+          <w:numId w:val="1"/>
+        </w:numPr>
+        <w:spacing w:before="100" w:beforeAutospacing="1" w:after="100" w:afterAutospacing="1" w:line="240" w:lineRule="auto"/>
+        <w:divId w:val="1554080419"/>
+        <w:rPr>
+          <w:rFonts w:eastAsia="Times New Roman"/>
+          <w:sz w:val="40"/>
+          <w:szCs w:val="40"/>
+        </w:rPr>
+      </w:pPr>
+      <w:r>
+        <w:rPr>
+          <w:rFonts w:eastAsia="Times New Roman"/>
+          <w:sz w:val="40"/>
+          <w:szCs w:val="40"/>
+        </w:rPr>
+        <w:lastRenderedPageBreak/>
+        <w:t>Detailed clauses covering rights, duties, obligations, representations, indemnity, termination, and dispute resolution</w:t>
       </w:r>
     </w:p>
     <w:p>
       <w:pPr>
-        <w:rPr>
-          <w:sz w:val="40"/>
-          <w:szCs w:val="40"/>
-        </w:rPr>
-      </w:pPr>
-      <w:r>
-        <w:rPr>
-          <w:sz w:val="40"/>
-          <w:szCs w:val="40"/>
-        </w:rPr>
-        <w:t>6. *Duration*: (Duration of the agreement, if applicable)</w:t>
+        <w:numPr>
+          <w:ilvl w:val="0"/>
+          <w:numId w:val="1"/>
+        </w:numPr>
+        <w:spacing w:before="100" w:beforeAutospacing="1" w:after="100" w:afterAutospacing="1" w:line="240" w:lineRule="auto"/>
+        <w:divId w:val="1554080419"/>
+        <w:rPr>
+          <w:rFonts w:eastAsia="Times New Roman"/>
+          <w:sz w:val="40"/>
+          <w:szCs w:val="40"/>
+        </w:rPr>
+      </w:pPr>
+      <w:r>
+        <w:rPr>
+          <w:rFonts w:eastAsia="Times New Roman"/>
+          <w:sz w:val="40"/>
+          <w:szCs w:val="40"/>
+        </w:rPr>
+        <w:t>Jurisdiction and governing law (India)</w:t>
       </w:r>
     </w:p>
     <w:p>
       <w:pPr>
-        <w:rPr>
-          <w:sz w:val="40"/>
-          <w:szCs w:val="40"/>
-        </w:rPr>
-      </w:pPr>
-      <w:r>
-        <w:rPr>
-          <w:sz w:val="40"/>
-          <w:szCs w:val="40"/>
-        </w:rPr>
-        <w:t>7. *Governing Law*: (Applicable law and jurisdiction)</w:t>
+        <w:numPr>
+          <w:ilvl w:val="0"/>
+          <w:numId w:val="1"/>
+        </w:numPr>
+        <w:spacing w:before="100" w:beforeAutospacing="1" w:after="100" w:afterAutospacing="1" w:line="240" w:lineRule="auto"/>
+        <w:divId w:val="1554080419"/>
+        <w:rPr>
+          <w:rFonts w:eastAsia="Times New Roman"/>
+          <w:sz w:val="40"/>
+          <w:szCs w:val="40"/>
+        </w:rPr>
+      </w:pPr>
+      <w:r>
+        <w:rPr>
+          <w:rFonts w:eastAsia="Times New Roman"/>
+          <w:sz w:val="40"/>
+          <w:szCs w:val="40"/>
+        </w:rPr>
+        <w:t>Placeholders only where input is missing</w:t>
       </w:r>
     </w:p>
     <w:p>
       <w:pPr>
-        <w:rPr>
-          <w:sz w:val="40"/>
-          <w:szCs w:val="40"/>
-        </w:rPr>
-      </w:pPr>
-      <w:r>
-        <w:rPr>
-          <w:sz w:val="40"/>
-          <w:szCs w:val="40"/>
-        </w:rPr>
-        <w:t xml:space="preserve">7. * </w:t>
-      </w:r>
-      <w:r>
-        <w:rPr>
-          <w:sz w:val="40"/>
-          <w:szCs w:val="40"/>
-        </w:rPr>
-        <w:t>Date of agreement*</w:t>
+        <w:numPr>
+          <w:ilvl w:val="0"/>
+          <w:numId w:val="1"/>
+        </w:numPr>
+        <w:spacing w:before="100" w:beforeAutospacing="1" w:after="100" w:afterAutospacing="1" w:line="240" w:lineRule="auto"/>
+        <w:divId w:val="1554080419"/>
+        <w:rPr>
+          <w:rFonts w:eastAsia="Times New Roman"/>
+          <w:sz w:val="40"/>
+          <w:szCs w:val="40"/>
+        </w:rPr>
+      </w:pPr>
+      <w:r>
+        <w:rPr>
+          <w:rFonts w:eastAsia="Times New Roman"/>
+          <w:sz w:val="40"/>
+          <w:szCs w:val="40"/>
+        </w:rPr>
+        <w:t>Use numbered headings, sub-clauses, and professional formatting</w:t>
       </w:r>
     </w:p>
     <w:p>
       <w:pPr>
-        <w:rPr>
-          <w:sz w:val="40"/>
-          <w:szCs w:val="40"/>
-        </w:rPr>
-      </w:pPr>
+        <w:pStyle w:val="NormalWeb"/>
+        <w:divId w:val="1554080419"/>
+        <w:rPr>
+          <w:sz w:val="40"/>
+          <w:szCs w:val="40"/>
+        </w:rPr>
+      </w:pPr>
+      <w:r>
+        <w:rPr>
+          <w:rFonts w:ascii="Segoe UI Emoji" w:hAnsi="Segoe UI Emoji" w:cs="Segoe UI Emoji"/>
+          <w:sz w:val="40"/>
+          <w:szCs w:val="40"/>
+        </w:rPr>
+        <w:t>⚖️</w:t>
+      </w:r>
+      <w:r>
+        <w:rPr>
+          <w:sz w:val="40"/>
+          <w:szCs w:val="40"/>
+        </w:rPr>
+        <w:t xml:space="preserve"> Ensure tone and language match that of documents submitted before Indian regulators, High Courts, or arbitral tribunals.</w:t>
+      </w:r>
     </w:p>
     <w:p>
       <w:pPr>
         <w:rPr>
-          <w:sz w:val="40"/>
-          <w:szCs w:val="40"/>
-        </w:rPr>
-      </w:pPr>
-      <w:r>
-        <w:rPr>
-          <w:sz w:val="40"/>
-          <w:szCs w:val="40"/>
-        </w:rPr>
-        <w:t>*Master Prompt:*</w:t>
+          <w:rFonts w:eastAsia="Times New Roman"/>
+          <w:sz w:val="40"/>
+          <w:szCs w:val="40"/>
+        </w:rPr>
+      </w:pPr>
+      <w:r>
+        <w:rPr>
+          <w:rFonts w:eastAsia="Times New Roman"/>
+          <w:noProof/>
+          <w:sz w:val="40"/>
+          <w:szCs w:val="40"/>
+        </w:rPr>
+        <mc:AlternateContent>
+          <mc:Choice Requires="wps">
+            <w:drawing>
+              <wp:inline distT="0" distB="0" distL="0" distR="0" wp14:anchorId="1EC86D7D" wp14:editId="0A1D2902">
+                <wp:extent cx="3115310" cy="1270"/>
+                <wp:effectExtent l="0" t="34925" r="0" b="40005"/>
+                <wp:docPr id="1542981956" name="Rectangle 4"/>
+                <wp:cNvGraphicFramePr>
+                  <a:graphicFrameLocks xmlns:a="http://schemas.openxmlformats.org/drawingml/2006/main"/>
+                </wp:cNvGraphicFramePr>
+                <a:graphic xmlns:a="http://schemas.openxmlformats.org/drawingml/2006/main">
+                  <a:graphicData uri="http://schemas.microsoft.com/office/word/2010/wordprocessingShape">
+                    <wps:wsp>
+                      <wps:cNvSpPr>
+                        <a:spLocks noChangeArrowheads="1"/>
+                      </wps:cNvSpPr>
+                      <wps:spPr bwMode="auto">
+                        <a:xfrm>
+                          <a:off x="0" y="0"/>
+                          <a:ext cx="41614725" cy="1270"/>
+                        </a:xfrm>
+                        <a:prstGeom prst="rect">
+                          <a:avLst/>
+                        </a:prstGeom>
+                        <a:noFill/>
+                        <a:ln w="9525">
+                          <a:gradFill rotWithShape="0">
+                            <a:gsLst>
+                              <a:gs pos="0">
+                                <a:srgbClr val="A0A0A0"/>
+                              </a:gs>
+                              <a:gs pos="100000">
+                                <a:srgbClr val="E3E3E3"/>
+                              </a:gs>
+                            </a:gsLst>
+                            <a:lin ang="5400000"/>
+                          </a:gradFill>
+                          <a:miter lim="800000"/>
+                          <a:headEnd/>
+                          <a:tailEnd/>
+                        </a:ln>
+                      </wps:spPr>
+                      <wps:bodyPr rot="0" vert="horz" wrap="square" lIns="91440" tIns="45720" rIns="91440" bIns="45720" anchor="t" anchorCtr="0" upright="1">
+                        <a:noAutofit/>
+                      </wps:bodyPr>
+                    </wps:wsp>
+                  </a:graphicData>
+                </a:graphic>
+              </wp:inline>
+            </w:drawing>
+          </mc:Choice>
+          <mc:Fallback>
+            <w:pict>
+              <v:rect w14:anchorId="564E350B" id="Rectangle 4" o:spid="_x0000_s1026" style="width:245.3pt;height:.1pt;visibility:visible;mso-wrap-style:square;mso-left-percent:-10001;mso-top-percent:-10001;mso-position-horizontal:absolute;mso-position-horizontal-relative:char;mso-position-vertical:absolute;mso-position-vertical-relative:line;mso-left-percent:-10001;mso-top-percent:-10001;v-text-anchor:top" o:gfxdata="UEsDBBQABgAIAAAAIQBaIpOj/wAAAOUBAAATAAAAW0NvbnRlbnRfVHlwZXNdLnhtbJSRQU7DMBBF&#10;90jcwZotSpx2gRBK0gVpl4BQOYBlTxKLZGx5TGhvj5NCF4gisbRn/n9Pdrk5jIOYMLB1VMEqL0Ag&#10;aWcsdRW87nfZHQiOiowaHGEFR2TY1NdX5f7okUVKE1fQx+jvpWTd46g4dx4pTVoXRhXTMXTSK/2m&#10;OpTroriV2lFEilmcO6AuG2zV+xDF9pCuTyYBBwbxcFqcWRUo7werVUymciLzg5J9EfKUXHa4t55v&#10;kgYI+StiGV0kfAef0uMEa1A8qxAf1ZhEpAksce0ap/O/S2bNkTPXtlZj3gTeLqmz1aVy4z4o4PTf&#10;9ibFXnA618vlk+pPAAAA//8DAFBLAwQUAAYACAAAACEAp0rPONcAAACWAQAACwAAAF9yZWxzLy5y&#10;ZWxzpJDBasMwDIbvg72D0X1xmsMYo04vo9Br6R7A2IpjGltGMtn69jM7jGX0tqN+oe/70f7wmRa1&#10;IkukbGDX9aAwO/IxBwPvl+PTCyipNnu7UEYDNxQ4jI8P+zMutrYjmWMR1ShZDMy1lletxc2YrHRU&#10;MLfNRJxsbSMHXay72oB66Ptnzb8ZMG6Y6uQN8MkPoC630sx/2Ck6JqGpdo6SpmmK7h5Ve/rIZ1wb&#10;xXLAasCzfIeMa9fKgdL3xbt/igPbMkd3ZJvwjdy2AA7Ush+/3nxz/AIAAP//AwBQSwMEFAAGAAgA&#10;AAAhAD6L9189AgAAeQQAAA4AAABkcnMvZTJvRG9jLnhtbKxU227bMAx9H7B/EPS+2s6SpjXqFEUv&#10;w4DuAnTDnhVZtoXJokYpcbKvHyU7l21vw2JAEEXxkIdHzM3trjdsq9BrsBUvLnLOlJVQa9tW/OuX&#10;pzdXnPkgbC0MWFXxvfL8dvX61c3gSjWDDkytkBGI9eXgKt6F4Mos87JTvfAX4JQlZwPYi0AmtlmN&#10;YiD03mSzPL/MBsDaIUjlPZ0+jE6+SvhNo2T41DReBWYqTrWFtGJa12nNVjeibFG4TsupDvEPZfRC&#10;W8p6hHoQQbAN6r+gei0RPDThQkKfQdNoqRIJolPkf9B56YRTiQx1x7tjn/z/g5Ufty/uM8bSvXsG&#10;+d0zC/edsK26Q4ShU6KmdAVn1KlscL48RkTDUyxbDx+gJnHFJkBqwq7BPiISPbZLbd6fmq12gUk6&#10;nReXxXw5W3AmyVvMlqRPzCHKQ7hDH94p6FncVBxJzQQvts8+THcPd2I6C0/amOgQpbFsqPj1gvCj&#10;SQrXyYkQvunQpc7GmpLTE964YQ6I7XjssV3fG2RbQY/nLo/focLWn18v8vhLUL/FPL6N33kMkWsP&#10;yYy2jNpc8cV8jJ8YHUqNGXodaDyM7it+dbokyqjKo61HqkFoMxmEb+ykU5QmzoEv11DvSSainlSg&#10;caVNB/iTs4FefsX9j41AxZl5b4n9dTGfx1lJxnyxnJGB5571uUdYSVAVD5zYxO19GOdr41C3HWUq&#10;Umcs3NHzaPQo3KmsqVp63kn7aRTj/Jzb6dbpH2P1CwAA//8DAFBLAwQUAAYACAAAACEAVRXlLtwA&#10;AAAIAQAADwAAAGRycy9kb3ducmV2LnhtbEyPwU7DMBBE70j9B2srcaNOK6ggjVOlQK+VKEjAzY0X&#10;O2q8jmK3CX/PwqVcRlqNZnZesR59K87YxyaQgvksA4FUB9OQVfD2ur25BxGTJqPbQKjgGyOsy8lV&#10;oXMTBnrB8z5ZwSUUc63ApdTlUsbaoddxFjok9r5C73Xis7fS9Hrgct/KRZYtpdcN8QenO3x0WB/3&#10;J6/gufvcVXc2yuo9uY9j2Axbt7NKXU/HpxVLtQKRcEyXBPwy8H4oedghnMhE0SpgmvSn7N0+ZEsQ&#10;BwULELIs5H+A8gcAAP//AwBQSwECLQAUAAYACAAAACEAWiKTo/8AAADlAQAAEwAAAAAAAAAAAAAA&#10;AAAAAAAAW0NvbnRlbnRfVHlwZXNdLnhtbFBLAQItABQABgAIAAAAIQCnSs841wAAAJYBAAALAAAA&#10;AAAAAAAAAAAAADABAABfcmVscy8ucmVsc1BLAQItABQABgAIAAAAIQA+i/dfPQIAAHkEAAAOAAAA&#10;AAAAAAAAAAAAADACAABkcnMvZTJvRG9jLnhtbFBLAQItABQABgAIAAAAIQBVFeUu3AAAAAgBAAAP&#10;AAAAAAAAAAAAAAAAAJkEAABkcnMvZG93bnJldi54bWxQSwUGAAAAAAQABADzAAAAogUAAAAA&#10;" filled="f">
+                <w10:anchorlock/>
+              </v:rect>
+            </w:pict>
+          </mc:Fallback>
+        </mc:AlternateContent>
       </w:r>
     </w:p>
     <w:p>
       <w:pPr>
-        <w:rPr>
-          <w:sz w:val="40"/>
-          <w:szCs w:val="40"/>
-        </w:rPr>
-      </w:pPr>
+        <w:pStyle w:val="Heading2"/>
+        <w:rPr>
+          <w:rFonts w:eastAsia="Times New Roman"/>
+          <w:sz w:val="40"/>
+          <w:szCs w:val="40"/>
+        </w:rPr>
+      </w:pPr>
+      <w:r>
+        <w:rPr>
+          <w:rFonts w:ascii="Segoe UI Emoji" w:eastAsia="Times New Roman" w:hAnsi="Segoe UI Emoji" w:cs="Segoe UI Emoji"/>
+          <w:sz w:val="40"/>
+          <w:szCs w:val="40"/>
+        </w:rPr>
+        <w:t>🧾</w:t>
+      </w:r>
+      <w:r>
+        <w:rPr>
+          <w:rFonts w:eastAsia="Times New Roman"/>
+          <w:sz w:val="40"/>
+          <w:szCs w:val="40"/>
+        </w:rPr>
+        <w:t xml:space="preserve"> 2. INPUT FIELD LIST — For User Interface (Agreement Drafter Form)</w:t>
+      </w:r>
     </w:p>
     <w:p>
       <w:pPr>
-        <w:rPr>
-          <w:sz w:val="40"/>
-          <w:szCs w:val="40"/>
-        </w:rPr>
-      </w:pPr>
-      <w:r>
-        <w:rPr>
-          <w:sz w:val="40"/>
-          <w:szCs w:val="40"/>
-        </w:rPr>
-        <w:t>"Draft a [Document Type] between [Parties Involved] for [Subject Matter]. The parties agree to the following terms and conditions:</w:t>
+        <w:pStyle w:val="NormalWeb"/>
+        <w:rPr>
+          <w:sz w:val="40"/>
+          <w:szCs w:val="40"/>
+        </w:rPr>
+      </w:pPr>
+      <w:r>
+        <w:rPr>
+          <w:sz w:val="40"/>
+          <w:szCs w:val="40"/>
+        </w:rPr>
+        <w:t xml:space="preserve">Below is a dynamic input field structure that you can adapt based on the </w:t>
+      </w:r>
+      <w:r>
+        <w:rPr>
+          <w:rStyle w:val="Strong"/>
+          <w:sz w:val="40"/>
+          <w:szCs w:val="40"/>
+        </w:rPr>
+        <w:t>type of agreement</w:t>
+      </w:r>
+      <w:r>
+        <w:rPr>
+          <w:sz w:val="40"/>
+          <w:szCs w:val="40"/>
+        </w:rPr>
+        <w:t xml:space="preserve"> selected.</w:t>
+      </w:r>
+    </w:p>
+    <w:tbl>
+      <w:tblPr>
+        <w:tblW w:w="0" w:type="auto"/>
+        <w:tblCellSpacing w:w="15" w:type="dxa"/>
+        <w:tblCellMar>
+          <w:top w:w="15" w:type="dxa"/>
+          <w:left w:w="15" w:type="dxa"/>
+          <w:bottom w:w="15" w:type="dxa"/>
+          <w:right w:w="15" w:type="dxa"/>
+        </w:tblCellMar>
+        <w:tblLook w:val="04A0" w:firstRow="1" w:lastRow="0" w:firstColumn="1" w:lastColumn="0" w:noHBand="0" w:noVBand="1"/>
+      </w:tblPr>
+      <w:tblGrid>
+        <w:gridCol w:w="634"/>
+        <w:gridCol w:w="1469"/>
+        <w:gridCol w:w="2309"/>
+        <w:gridCol w:w="1909"/>
+        <w:gridCol w:w="1220"/>
+        <w:gridCol w:w="1819"/>
+      </w:tblGrid>
+      <w:tr>
+        <w:trPr>
+          <w:tblHeader/>
+          <w:tblCellSpacing w:w="15" w:type="dxa"/>
+        </w:trPr>
+        <w:tc>
+          <w:tcPr>
+            <w:tcW w:w="0" w:type="auto"/>
+            <w:vAlign w:val="center"/>
+            <w:hideMark/>
+          </w:tcPr>
+          <w:p>
+            <w:pPr>
+              <w:jc w:val="center"/>
+              <w:rPr>
+                <w:rFonts w:eastAsia="Times New Roman"/>
+                <w:b/>
+                <w:bCs/>
+                <w:sz w:val="40"/>
+                <w:szCs w:val="40"/>
+              </w:rPr>
+            </w:pPr>
+            <w:r>
+              <w:rPr>
+                <w:rFonts w:ascii="Segoe UI Emoji" w:eastAsia="Times New Roman" w:hAnsi="Segoe UI Emoji" w:cs="Segoe UI Emoji"/>
+                <w:b/>
+                <w:bCs/>
+                <w:sz w:val="40"/>
+                <w:szCs w:val="40"/>
+              </w:rPr>
+              <w:lastRenderedPageBreak/>
+              <w:t>🔢</w:t>
+            </w:r>
+            <w:r>
+              <w:rPr>
+                <w:rFonts w:eastAsia="Times New Roman"/>
+                <w:b/>
+                <w:bCs/>
+                <w:sz w:val="40"/>
+                <w:szCs w:val="40"/>
+              </w:rPr>
+              <w:t xml:space="preserve"> Field No.</w:t>
+            </w:r>
+          </w:p>
+        </w:tc>
+        <w:tc>
+          <w:tcPr>
+            <w:tcW w:w="0" w:type="auto"/>
+            <w:vAlign w:val="center"/>
+            <w:hideMark/>
+          </w:tcPr>
+          <w:p>
+            <w:pPr>
+              <w:jc w:val="center"/>
+              <w:rPr>
+                <w:rFonts w:eastAsia="Times New Roman"/>
+                <w:b/>
+                <w:bCs/>
+                <w:sz w:val="40"/>
+                <w:szCs w:val="40"/>
+              </w:rPr>
+            </w:pPr>
+            <w:r>
+              <w:rPr>
+                <w:rFonts w:ascii="Segoe UI Emoji" w:eastAsia="Times New Roman" w:hAnsi="Segoe UI Emoji" w:cs="Segoe UI Emoji"/>
+                <w:b/>
+                <w:bCs/>
+                <w:sz w:val="40"/>
+                <w:szCs w:val="40"/>
+              </w:rPr>
+              <w:t>🏷️</w:t>
+            </w:r>
+            <w:r>
+              <w:rPr>
+                <w:rFonts w:eastAsia="Times New Roman"/>
+                <w:b/>
+                <w:bCs/>
+                <w:sz w:val="40"/>
+                <w:szCs w:val="40"/>
+              </w:rPr>
+              <w:t xml:space="preserve"> Label</w:t>
+            </w:r>
+          </w:p>
+        </w:tc>
+        <w:tc>
+          <w:tcPr>
+            <w:tcW w:w="0" w:type="auto"/>
+            <w:vAlign w:val="center"/>
+            <w:hideMark/>
+          </w:tcPr>
+          <w:p>
+            <w:pPr>
+              <w:jc w:val="center"/>
+              <w:rPr>
+                <w:rFonts w:eastAsia="Times New Roman"/>
+                <w:b/>
+                <w:bCs/>
+                <w:sz w:val="40"/>
+                <w:szCs w:val="40"/>
+              </w:rPr>
+            </w:pPr>
+            <w:r>
+              <w:rPr>
+                <w:rFonts w:ascii="Segoe UI Emoji" w:eastAsia="Times New Roman" w:hAnsi="Segoe UI Emoji" w:cs="Segoe UI Emoji"/>
+                <w:b/>
+                <w:bCs/>
+                <w:sz w:val="40"/>
+                <w:szCs w:val="40"/>
+              </w:rPr>
+              <w:t>🖊️</w:t>
+            </w:r>
+            <w:r>
+              <w:rPr>
+                <w:rFonts w:eastAsia="Times New Roman"/>
+                <w:b/>
+                <w:bCs/>
+                <w:sz w:val="40"/>
+                <w:szCs w:val="40"/>
+              </w:rPr>
+              <w:t xml:space="preserve"> Field Name</w:t>
+            </w:r>
+          </w:p>
+        </w:tc>
+        <w:tc>
+          <w:tcPr>
+            <w:tcW w:w="0" w:type="auto"/>
+            <w:vAlign w:val="center"/>
+            <w:hideMark/>
+          </w:tcPr>
+          <w:p>
+            <w:pPr>
+              <w:jc w:val="center"/>
+              <w:rPr>
+                <w:rFonts w:eastAsia="Times New Roman"/>
+                <w:b/>
+                <w:bCs/>
+                <w:sz w:val="40"/>
+                <w:szCs w:val="40"/>
+              </w:rPr>
+            </w:pPr>
+            <w:r>
+              <w:rPr>
+                <w:rFonts w:ascii="Segoe UI Emoji" w:eastAsia="Times New Roman" w:hAnsi="Segoe UI Emoji" w:cs="Segoe UI Emoji"/>
+                <w:b/>
+                <w:bCs/>
+                <w:sz w:val="40"/>
+                <w:szCs w:val="40"/>
+              </w:rPr>
+              <w:t>🧩</w:t>
+            </w:r>
+            <w:r>
+              <w:rPr>
+                <w:rFonts w:eastAsia="Times New Roman"/>
+                <w:b/>
+                <w:bCs/>
+                <w:sz w:val="40"/>
+                <w:szCs w:val="40"/>
+              </w:rPr>
+              <w:t xml:space="preserve"> Field Type</w:t>
+            </w:r>
+          </w:p>
+        </w:tc>
+        <w:tc>
+          <w:tcPr>
+            <w:tcW w:w="0" w:type="auto"/>
+            <w:vAlign w:val="center"/>
+            <w:hideMark/>
+          </w:tcPr>
+          <w:p>
+            <w:pPr>
+              <w:jc w:val="center"/>
+              <w:rPr>
+                <w:rFonts w:eastAsia="Times New Roman"/>
+                <w:b/>
+                <w:bCs/>
+                <w:sz w:val="40"/>
+                <w:szCs w:val="40"/>
+              </w:rPr>
+            </w:pPr>
+            <w:r>
+              <w:rPr>
+                <w:rFonts w:ascii="Segoe UI Emoji" w:eastAsia="Times New Roman" w:hAnsi="Segoe UI Emoji" w:cs="Segoe UI Emoji"/>
+                <w:b/>
+                <w:bCs/>
+                <w:sz w:val="40"/>
+                <w:szCs w:val="40"/>
+              </w:rPr>
+              <w:t>📌</w:t>
+            </w:r>
+            <w:r>
+              <w:rPr>
+                <w:rFonts w:eastAsia="Times New Roman"/>
+                <w:b/>
+                <w:bCs/>
+                <w:sz w:val="40"/>
+                <w:szCs w:val="40"/>
+              </w:rPr>
+              <w:t xml:space="preserve"> Required?</w:t>
+            </w:r>
+          </w:p>
+        </w:tc>
+        <w:tc>
+          <w:tcPr>
+            <w:tcW w:w="0" w:type="auto"/>
+            <w:vAlign w:val="center"/>
+            <w:hideMark/>
+          </w:tcPr>
+          <w:p>
+            <w:pPr>
+              <w:jc w:val="center"/>
+              <w:rPr>
+                <w:rFonts w:eastAsia="Times New Roman"/>
+                <w:b/>
+                <w:bCs/>
+                <w:sz w:val="40"/>
+                <w:szCs w:val="40"/>
+              </w:rPr>
+            </w:pPr>
+            <w:r>
+              <w:rPr>
+                <w:rFonts w:ascii="Segoe UI Emoji" w:eastAsia="Times New Roman" w:hAnsi="Segoe UI Emoji" w:cs="Segoe UI Emoji"/>
+                <w:b/>
+                <w:bCs/>
+                <w:sz w:val="40"/>
+                <w:szCs w:val="40"/>
+              </w:rPr>
+              <w:t>📝</w:t>
+            </w:r>
+            <w:r>
+              <w:rPr>
+                <w:rFonts w:eastAsia="Times New Roman"/>
+                <w:b/>
+                <w:bCs/>
+                <w:sz w:val="40"/>
+                <w:szCs w:val="40"/>
+              </w:rPr>
+              <w:t xml:space="preserve"> Notes</w:t>
+            </w:r>
+          </w:p>
+        </w:tc>
+      </w:tr>
+      <w:tr>
+        <w:trPr>
+          <w:tblCellSpacing w:w="15" w:type="dxa"/>
+        </w:trPr>
+        <w:tc>
+          <w:tcPr>
+            <w:tcW w:w="0" w:type="auto"/>
+            <w:vAlign w:val="center"/>
+            <w:hideMark/>
+          </w:tcPr>
+          <w:p>
+            <w:pPr>
+              <w:rPr>
+                <w:rFonts w:eastAsia="Times New Roman"/>
+                <w:sz w:val="40"/>
+                <w:szCs w:val="40"/>
+              </w:rPr>
+            </w:pPr>
+            <w:r>
+              <w:rPr>
+                <w:rFonts w:eastAsia="Times New Roman"/>
+                <w:sz w:val="40"/>
+                <w:szCs w:val="40"/>
+              </w:rPr>
+              <w:t>1</w:t>
+            </w:r>
+          </w:p>
+        </w:tc>
+        <w:tc>
+          <w:tcPr>
+            <w:tcW w:w="0" w:type="auto"/>
+            <w:vAlign w:val="center"/>
+            <w:hideMark/>
+          </w:tcPr>
+          <w:p>
+            <w:pPr>
+              <w:rPr>
+                <w:rFonts w:eastAsia="Times New Roman"/>
+                <w:sz w:val="40"/>
+                <w:szCs w:val="40"/>
+              </w:rPr>
+            </w:pPr>
+            <w:r>
+              <w:rPr>
+                <w:rFonts w:eastAsia="Times New Roman"/>
+                <w:color w:val="EE0000"/>
+                <w:sz w:val="40"/>
+                <w:szCs w:val="40"/>
+              </w:rPr>
+              <w:t>Agreement Type</w:t>
+            </w:r>
+          </w:p>
+        </w:tc>
+        <w:tc>
+          <w:tcPr>
+            <w:tcW w:w="0" w:type="auto"/>
+            <w:vAlign w:val="center"/>
+            <w:hideMark/>
+          </w:tcPr>
+          <w:p>
+            <w:pPr>
+              <w:rPr>
+                <w:rFonts w:eastAsia="Times New Roman"/>
+                <w:sz w:val="40"/>
+                <w:szCs w:val="40"/>
+              </w:rPr>
+            </w:pPr>
+            <w:proofErr w:type="spellStart"/>
+            <w:r>
+              <w:rPr>
+                <w:rStyle w:val="HTMLCode"/>
+                <w:sz w:val="40"/>
+                <w:szCs w:val="40"/>
+              </w:rPr>
+              <w:t>agreement_type</w:t>
+            </w:r>
+            <w:proofErr w:type="spellEnd"/>
+          </w:p>
+        </w:tc>
+        <w:tc>
+          <w:tcPr>
+            <w:tcW w:w="0" w:type="auto"/>
+            <w:vAlign w:val="center"/>
+            <w:hideMark/>
+          </w:tcPr>
+          <w:p>
+            <w:pPr>
+              <w:rPr>
+                <w:rFonts w:eastAsia="Times New Roman"/>
+                <w:sz w:val="40"/>
+                <w:szCs w:val="40"/>
+              </w:rPr>
+            </w:pPr>
+            <w:r>
+              <w:rPr>
+                <w:rFonts w:eastAsia="Times New Roman"/>
+                <w:sz w:val="40"/>
+                <w:szCs w:val="40"/>
+              </w:rPr>
+              <w:t>Dropdown List</w:t>
+            </w:r>
+          </w:p>
+        </w:tc>
+        <w:tc>
+          <w:tcPr>
+            <w:tcW w:w="0" w:type="auto"/>
+            <w:vAlign w:val="center"/>
+            <w:hideMark/>
+          </w:tcPr>
+          <w:p>
+            <w:pPr>
+              <w:rPr>
+                <w:rFonts w:eastAsia="Times New Roman"/>
+                <w:sz w:val="40"/>
+                <w:szCs w:val="40"/>
+              </w:rPr>
+            </w:pPr>
+            <w:r>
+              <w:rPr>
+                <w:rFonts w:ascii="Segoe UI Emoji" w:eastAsia="Times New Roman" w:hAnsi="Segoe UI Emoji" w:cs="Segoe UI Emoji"/>
+                <w:sz w:val="40"/>
+                <w:szCs w:val="40"/>
+              </w:rPr>
+              <w:t>✅</w:t>
+            </w:r>
+            <w:r>
+              <w:rPr>
+                <w:rFonts w:eastAsia="Times New Roman"/>
+                <w:sz w:val="40"/>
+                <w:szCs w:val="40"/>
+              </w:rPr>
+              <w:t xml:space="preserve"> Yes</w:t>
+            </w:r>
+          </w:p>
+        </w:tc>
+        <w:tc>
+          <w:tcPr>
+            <w:tcW w:w="0" w:type="auto"/>
+            <w:vAlign w:val="center"/>
+            <w:hideMark/>
+          </w:tcPr>
+          <w:p>
+            <w:pPr>
+              <w:rPr>
+                <w:rFonts w:eastAsia="Times New Roman"/>
+                <w:sz w:val="40"/>
+                <w:szCs w:val="40"/>
+              </w:rPr>
+            </w:pPr>
+            <w:r>
+              <w:rPr>
+                <w:rFonts w:eastAsia="Times New Roman"/>
+                <w:sz w:val="40"/>
+                <w:szCs w:val="40"/>
+              </w:rPr>
+              <w:t>Eg: Shareholders, JV, NDA, MoU, Lease, Franchise, etc.</w:t>
+            </w:r>
+          </w:p>
+        </w:tc>
+      </w:tr>
+      <w:tr>
+        <w:trPr>
+          <w:tblCellSpacing w:w="15" w:type="dxa"/>
+        </w:trPr>
+        <w:tc>
+          <w:tcPr>
+            <w:tcW w:w="0" w:type="auto"/>
+            <w:vAlign w:val="center"/>
+            <w:hideMark/>
+          </w:tcPr>
+          <w:p>
+            <w:pPr>
+              <w:rPr>
+                <w:rFonts w:eastAsia="Times New Roman"/>
+                <w:sz w:val="40"/>
+                <w:szCs w:val="40"/>
+              </w:rPr>
+            </w:pPr>
+            <w:r>
+              <w:rPr>
+                <w:rFonts w:eastAsia="Times New Roman"/>
+                <w:sz w:val="40"/>
+                <w:szCs w:val="40"/>
+              </w:rPr>
+              <w:t>2</w:t>
+            </w:r>
+          </w:p>
+        </w:tc>
+        <w:tc>
+          <w:tcPr>
+            <w:tcW w:w="0" w:type="auto"/>
+            <w:vAlign w:val="center"/>
+            <w:hideMark/>
+          </w:tcPr>
+          <w:p>
+            <w:pPr>
+              <w:rPr>
+                <w:rFonts w:eastAsia="Times New Roman"/>
+                <w:sz w:val="40"/>
+                <w:szCs w:val="40"/>
+              </w:rPr>
+            </w:pPr>
+            <w:r>
+              <w:rPr>
+                <w:rFonts w:eastAsia="Times New Roman"/>
+                <w:sz w:val="40"/>
+                <w:szCs w:val="40"/>
+              </w:rPr>
+              <w:t>Date of Agreement</w:t>
+            </w:r>
+          </w:p>
+        </w:tc>
+        <w:tc>
+          <w:tcPr>
+            <w:tcW w:w="0" w:type="auto"/>
+            <w:vAlign w:val="center"/>
+            <w:hideMark/>
+          </w:tcPr>
+          <w:p>
+            <w:pPr>
+              <w:rPr>
+                <w:rFonts w:eastAsia="Times New Roman"/>
+                <w:sz w:val="40"/>
+                <w:szCs w:val="40"/>
+              </w:rPr>
+            </w:pPr>
+            <w:proofErr w:type="spellStart"/>
+            <w:r>
+              <w:rPr>
+                <w:rStyle w:val="HTMLCode"/>
+                <w:sz w:val="40"/>
+                <w:szCs w:val="40"/>
+              </w:rPr>
+              <w:t>agreement_date</w:t>
+            </w:r>
+            <w:proofErr w:type="spellEnd"/>
+          </w:p>
+        </w:tc>
+        <w:tc>
+          <w:tcPr>
+            <w:tcW w:w="0" w:type="auto"/>
+            <w:vAlign w:val="center"/>
+            <w:hideMark/>
+          </w:tcPr>
+          <w:p>
+            <w:pPr>
+              <w:rPr>
+                <w:rFonts w:eastAsia="Times New Roman"/>
+                <w:sz w:val="40"/>
+                <w:szCs w:val="40"/>
+              </w:rPr>
+            </w:pPr>
+            <w:r>
+              <w:rPr>
+                <w:rFonts w:eastAsia="Times New Roman"/>
+                <w:sz w:val="40"/>
+                <w:szCs w:val="40"/>
+              </w:rPr>
+              <w:t>Date Picker</w:t>
+            </w:r>
+          </w:p>
+        </w:tc>
+        <w:tc>
+          <w:tcPr>
+            <w:tcW w:w="0" w:type="auto"/>
+            <w:vAlign w:val="center"/>
+            <w:hideMark/>
+          </w:tcPr>
+          <w:p>
+            <w:pPr>
+              <w:rPr>
+                <w:rFonts w:eastAsia="Times New Roman"/>
+                <w:sz w:val="40"/>
+                <w:szCs w:val="40"/>
+              </w:rPr>
+            </w:pPr>
+            <w:r>
+              <w:rPr>
+                <w:rFonts w:ascii="Segoe UI Emoji" w:eastAsia="Times New Roman" w:hAnsi="Segoe UI Emoji" w:cs="Segoe UI Emoji"/>
+                <w:sz w:val="40"/>
+                <w:szCs w:val="40"/>
+              </w:rPr>
+              <w:t>✅</w:t>
+            </w:r>
+            <w:r>
+              <w:rPr>
+                <w:rFonts w:eastAsia="Times New Roman"/>
+                <w:sz w:val="40"/>
+                <w:szCs w:val="40"/>
+              </w:rPr>
+              <w:t xml:space="preserve"> Yes</w:t>
+            </w:r>
+          </w:p>
+        </w:tc>
+        <w:tc>
+          <w:tcPr>
+            <w:tcW w:w="0" w:type="auto"/>
+            <w:vAlign w:val="center"/>
+            <w:hideMark/>
+          </w:tcPr>
+          <w:p>
+            <w:pPr>
+              <w:rPr>
+                <w:rFonts w:eastAsia="Times New Roman"/>
+                <w:sz w:val="40"/>
+                <w:szCs w:val="40"/>
+              </w:rPr>
+            </w:pPr>
+            <w:r>
+              <w:rPr>
+                <w:rFonts w:eastAsia="Times New Roman"/>
+                <w:sz w:val="40"/>
+                <w:szCs w:val="40"/>
+              </w:rPr>
+              <w:t>Default to today if blank</w:t>
+            </w:r>
+          </w:p>
+        </w:tc>
+      </w:tr>
+      <w:tr>
+        <w:trPr>
+          <w:tblCellSpacing w:w="15" w:type="dxa"/>
+        </w:trPr>
+        <w:tc>
+          <w:tcPr>
+            <w:tcW w:w="0" w:type="auto"/>
+            <w:vAlign w:val="center"/>
+            <w:hideMark/>
+          </w:tcPr>
+          <w:p>
+            <w:pPr>
+              <w:rPr>
+                <w:rFonts w:eastAsia="Times New Roman"/>
+                <w:sz w:val="40"/>
+                <w:szCs w:val="40"/>
+              </w:rPr>
+            </w:pPr>
+            <w:r>
+              <w:rPr>
+                <w:rFonts w:eastAsia="Times New Roman"/>
+                <w:sz w:val="40"/>
+                <w:szCs w:val="40"/>
+              </w:rPr>
+              <w:t>3</w:t>
+            </w:r>
+          </w:p>
+        </w:tc>
+        <w:tc>
+          <w:tcPr>
+            <w:tcW w:w="0" w:type="auto"/>
+            <w:vAlign w:val="center"/>
+            <w:hideMark/>
+          </w:tcPr>
+          <w:p>
+            <w:pPr>
+              <w:rPr>
+                <w:rFonts w:eastAsia="Times New Roman"/>
+                <w:sz w:val="40"/>
+                <w:szCs w:val="40"/>
+              </w:rPr>
+            </w:pPr>
+            <w:r>
+              <w:rPr>
+                <w:rFonts w:eastAsia="Times New Roman"/>
+                <w:sz w:val="40"/>
+                <w:szCs w:val="40"/>
+              </w:rPr>
+              <w:t>First Party Name</w:t>
+            </w:r>
+          </w:p>
+        </w:tc>
+        <w:tc>
+          <w:tcPr>
+            <w:tcW w:w="0" w:type="auto"/>
+            <w:vAlign w:val="center"/>
+            <w:hideMark/>
+          </w:tcPr>
+          <w:p>
+            <w:pPr>
+              <w:rPr>
+                <w:rFonts w:eastAsia="Times New Roman"/>
+                <w:sz w:val="40"/>
+                <w:szCs w:val="40"/>
+              </w:rPr>
+            </w:pPr>
+            <w:proofErr w:type="spellStart"/>
+            <w:r>
+              <w:rPr>
+                <w:rStyle w:val="HTMLCode"/>
+                <w:sz w:val="40"/>
+                <w:szCs w:val="40"/>
+              </w:rPr>
+              <w:t>party_a_name</w:t>
+            </w:r>
+            <w:proofErr w:type="spellEnd"/>
+          </w:p>
+        </w:tc>
+        <w:tc>
+          <w:tcPr>
+            <w:tcW w:w="0" w:type="auto"/>
+            <w:vAlign w:val="center"/>
+            <w:hideMark/>
+          </w:tcPr>
+          <w:p>
+            <w:pPr>
+              <w:rPr>
+                <w:rFonts w:eastAsia="Times New Roman"/>
+                <w:sz w:val="40"/>
+                <w:szCs w:val="40"/>
+              </w:rPr>
+            </w:pPr>
+            <w:r>
+              <w:rPr>
+                <w:rFonts w:eastAsia="Times New Roman"/>
+                <w:sz w:val="40"/>
+                <w:szCs w:val="40"/>
+              </w:rPr>
+              <w:t>Text</w:t>
+            </w:r>
+          </w:p>
+        </w:tc>
+        <w:tc>
+          <w:tcPr>
+            <w:tcW w:w="0" w:type="auto"/>
+            <w:vAlign w:val="center"/>
+            <w:hideMark/>
+          </w:tcPr>
+          <w:p>
+            <w:pPr>
+              <w:rPr>
+                <w:rFonts w:eastAsia="Times New Roman"/>
+                <w:sz w:val="40"/>
+                <w:szCs w:val="40"/>
+              </w:rPr>
+            </w:pPr>
+            <w:r>
+              <w:rPr>
+                <w:rFonts w:ascii="Segoe UI Emoji" w:eastAsia="Times New Roman" w:hAnsi="Segoe UI Emoji" w:cs="Segoe UI Emoji"/>
+                <w:sz w:val="40"/>
+                <w:szCs w:val="40"/>
+              </w:rPr>
+              <w:t>✅</w:t>
+            </w:r>
+            <w:r>
+              <w:rPr>
+                <w:rFonts w:eastAsia="Times New Roman"/>
+                <w:sz w:val="40"/>
+                <w:szCs w:val="40"/>
+              </w:rPr>
+              <w:t xml:space="preserve"> Yes</w:t>
+            </w:r>
+          </w:p>
+        </w:tc>
+        <w:tc>
+          <w:tcPr>
+            <w:tcW w:w="0" w:type="auto"/>
+            <w:vAlign w:val="center"/>
+            <w:hideMark/>
+          </w:tcPr>
+          <w:p>
+            <w:pPr>
+              <w:rPr>
+                <w:rFonts w:eastAsia="Times New Roman"/>
+                <w:sz w:val="40"/>
+                <w:szCs w:val="40"/>
+              </w:rPr>
+            </w:pPr>
+            <w:r>
+              <w:rPr>
+                <w:rFonts w:eastAsia="Times New Roman"/>
+                <w:sz w:val="40"/>
+                <w:szCs w:val="40"/>
+              </w:rPr>
+              <w:t>Full legal name</w:t>
+            </w:r>
+          </w:p>
+        </w:tc>
+      </w:tr>
+      <w:tr>
+        <w:trPr>
+          <w:tblCellSpacing w:w="15" w:type="dxa"/>
+        </w:trPr>
+        <w:tc>
+          <w:tcPr>
+            <w:tcW w:w="0" w:type="auto"/>
+            <w:vAlign w:val="center"/>
+            <w:hideMark/>
+          </w:tcPr>
+          <w:p>
+            <w:pPr>
+              <w:rPr>
+                <w:rFonts w:eastAsia="Times New Roman"/>
+                <w:sz w:val="40"/>
+                <w:szCs w:val="40"/>
+              </w:rPr>
+            </w:pPr>
+            <w:r>
+              <w:rPr>
+                <w:rFonts w:eastAsia="Times New Roman"/>
+                <w:sz w:val="40"/>
+                <w:szCs w:val="40"/>
+              </w:rPr>
+              <w:lastRenderedPageBreak/>
+              <w:t>4</w:t>
+            </w:r>
+          </w:p>
+        </w:tc>
+        <w:tc>
+          <w:tcPr>
+            <w:tcW w:w="0" w:type="auto"/>
+            <w:vAlign w:val="center"/>
+            <w:hideMark/>
+          </w:tcPr>
+          <w:p>
+            <w:pPr>
+              <w:rPr>
+                <w:rFonts w:eastAsia="Times New Roman"/>
+                <w:sz w:val="40"/>
+                <w:szCs w:val="40"/>
+              </w:rPr>
+            </w:pPr>
+            <w:r>
+              <w:rPr>
+                <w:rFonts w:eastAsia="Times New Roman"/>
+                <w:sz w:val="40"/>
+                <w:szCs w:val="40"/>
+              </w:rPr>
+              <w:t>First Party Description</w:t>
+            </w:r>
+          </w:p>
+        </w:tc>
+        <w:tc>
+          <w:tcPr>
+            <w:tcW w:w="0" w:type="auto"/>
+            <w:vAlign w:val="center"/>
+            <w:hideMark/>
+          </w:tcPr>
+          <w:p>
+            <w:pPr>
+              <w:rPr>
+                <w:rFonts w:eastAsia="Times New Roman"/>
+                <w:sz w:val="40"/>
+                <w:szCs w:val="40"/>
+              </w:rPr>
+            </w:pPr>
+            <w:proofErr w:type="spellStart"/>
+            <w:r>
+              <w:rPr>
+                <w:rStyle w:val="HTMLCode"/>
+                <w:sz w:val="40"/>
+                <w:szCs w:val="40"/>
+              </w:rPr>
+              <w:t>party_a_desc</w:t>
+            </w:r>
+            <w:proofErr w:type="spellEnd"/>
+          </w:p>
+        </w:tc>
+        <w:tc>
+          <w:tcPr>
+            <w:tcW w:w="0" w:type="auto"/>
+            <w:vAlign w:val="center"/>
+            <w:hideMark/>
+          </w:tcPr>
+          <w:p>
+            <w:pPr>
+              <w:rPr>
+                <w:rFonts w:eastAsia="Times New Roman"/>
+                <w:sz w:val="40"/>
+                <w:szCs w:val="40"/>
+              </w:rPr>
+            </w:pPr>
+            <w:proofErr w:type="spellStart"/>
+            <w:r>
+              <w:rPr>
+                <w:rFonts w:eastAsia="Times New Roman"/>
+                <w:sz w:val="40"/>
+                <w:szCs w:val="40"/>
+              </w:rPr>
+              <w:t>Textarea</w:t>
+            </w:r>
+            <w:proofErr w:type="spellEnd"/>
+          </w:p>
+        </w:tc>
+        <w:tc>
+          <w:tcPr>
+            <w:tcW w:w="0" w:type="auto"/>
+            <w:vAlign w:val="center"/>
+            <w:hideMark/>
+          </w:tcPr>
+          <w:p>
+            <w:pPr>
+              <w:rPr>
+                <w:rFonts w:eastAsia="Times New Roman"/>
+                <w:sz w:val="40"/>
+                <w:szCs w:val="40"/>
+              </w:rPr>
+            </w:pPr>
+            <w:r>
+              <w:rPr>
+                <w:rFonts w:ascii="Segoe UI Emoji" w:eastAsia="Times New Roman" w:hAnsi="Segoe UI Emoji" w:cs="Segoe UI Emoji"/>
+                <w:sz w:val="40"/>
+                <w:szCs w:val="40"/>
+              </w:rPr>
+              <w:t>✅</w:t>
+            </w:r>
+            <w:r>
+              <w:rPr>
+                <w:rFonts w:eastAsia="Times New Roman"/>
+                <w:sz w:val="40"/>
+                <w:szCs w:val="40"/>
+              </w:rPr>
+              <w:t xml:space="preserve"> Yes</w:t>
+            </w:r>
+          </w:p>
+        </w:tc>
+        <w:tc>
+          <w:tcPr>
+            <w:tcW w:w="0" w:type="auto"/>
+            <w:vAlign w:val="center"/>
+            <w:hideMark/>
+          </w:tcPr>
+          <w:p>
+            <w:pPr>
+              <w:rPr>
+                <w:rFonts w:eastAsia="Times New Roman"/>
+                <w:sz w:val="40"/>
+                <w:szCs w:val="40"/>
+              </w:rPr>
+            </w:pPr>
+            <w:r>
+              <w:rPr>
+                <w:rFonts w:eastAsia="Times New Roman"/>
+                <w:sz w:val="40"/>
+                <w:szCs w:val="40"/>
+              </w:rPr>
+              <w:t>Eg: "a private limited company incorporated under the Companies Act, 2013"</w:t>
+            </w:r>
+          </w:p>
+        </w:tc>
+      </w:tr>
+      <w:tr>
+        <w:trPr>
+          <w:tblCellSpacing w:w="15" w:type="dxa"/>
+        </w:trPr>
+        <w:tc>
+          <w:tcPr>
+            <w:tcW w:w="0" w:type="auto"/>
+            <w:vAlign w:val="center"/>
+            <w:hideMark/>
+          </w:tcPr>
+          <w:p>
+            <w:pPr>
+              <w:rPr>
+                <w:rFonts w:eastAsia="Times New Roman"/>
+                <w:sz w:val="40"/>
+                <w:szCs w:val="40"/>
+              </w:rPr>
+            </w:pPr>
+            <w:r>
+              <w:rPr>
+                <w:rFonts w:eastAsia="Times New Roman"/>
+                <w:sz w:val="40"/>
+                <w:szCs w:val="40"/>
+              </w:rPr>
+              <w:t>5</w:t>
+            </w:r>
+          </w:p>
+        </w:tc>
+        <w:tc>
+          <w:tcPr>
+            <w:tcW w:w="0" w:type="auto"/>
+            <w:vAlign w:val="center"/>
+            <w:hideMark/>
+          </w:tcPr>
+          <w:p>
+            <w:pPr>
+              <w:rPr>
+                <w:rFonts w:eastAsia="Times New Roman"/>
+                <w:sz w:val="40"/>
+                <w:szCs w:val="40"/>
+              </w:rPr>
+            </w:pPr>
+            <w:r>
+              <w:rPr>
+                <w:rFonts w:eastAsia="Times New Roman"/>
+                <w:sz w:val="40"/>
+                <w:szCs w:val="40"/>
+              </w:rPr>
+              <w:t>First Party Address</w:t>
+            </w:r>
+          </w:p>
+        </w:tc>
+        <w:tc>
+          <w:tcPr>
+            <w:tcW w:w="0" w:type="auto"/>
+            <w:vAlign w:val="center"/>
+            <w:hideMark/>
+          </w:tcPr>
+          <w:p>
+            <w:pPr>
+              <w:rPr>
+                <w:rFonts w:eastAsia="Times New Roman"/>
+                <w:sz w:val="40"/>
+                <w:szCs w:val="40"/>
+              </w:rPr>
+            </w:pPr>
+            <w:proofErr w:type="spellStart"/>
+            <w:r>
+              <w:rPr>
+                <w:rStyle w:val="HTMLCode"/>
+                <w:sz w:val="40"/>
+                <w:szCs w:val="40"/>
+              </w:rPr>
+              <w:t>party_a_address</w:t>
+            </w:r>
+            <w:proofErr w:type="spellEnd"/>
+          </w:p>
+        </w:tc>
+        <w:tc>
+          <w:tcPr>
+            <w:tcW w:w="0" w:type="auto"/>
+            <w:vAlign w:val="center"/>
+            <w:hideMark/>
+          </w:tcPr>
+          <w:p>
+            <w:pPr>
+              <w:rPr>
+                <w:rFonts w:eastAsia="Times New Roman"/>
+                <w:sz w:val="40"/>
+                <w:szCs w:val="40"/>
+              </w:rPr>
+            </w:pPr>
+            <w:proofErr w:type="spellStart"/>
+            <w:r>
+              <w:rPr>
+                <w:rFonts w:eastAsia="Times New Roman"/>
+                <w:sz w:val="40"/>
+                <w:szCs w:val="40"/>
+              </w:rPr>
+              <w:t>Textarea</w:t>
+            </w:r>
+            <w:proofErr w:type="spellEnd"/>
+          </w:p>
+        </w:tc>
+        <w:tc>
+          <w:tcPr>
+            <w:tcW w:w="0" w:type="auto"/>
+            <w:vAlign w:val="center"/>
+            <w:hideMark/>
+          </w:tcPr>
+          <w:p>
+            <w:pPr>
+              <w:rPr>
+                <w:rFonts w:eastAsia="Times New Roman"/>
+                <w:sz w:val="40"/>
+                <w:szCs w:val="40"/>
+              </w:rPr>
+            </w:pPr>
+            <w:r>
+              <w:rPr>
+                <w:rFonts w:ascii="Segoe UI Emoji" w:eastAsia="Times New Roman" w:hAnsi="Segoe UI Emoji" w:cs="Segoe UI Emoji"/>
+                <w:sz w:val="40"/>
+                <w:szCs w:val="40"/>
+              </w:rPr>
+              <w:t>✅</w:t>
+            </w:r>
+            <w:r>
+              <w:rPr>
+                <w:rFonts w:eastAsia="Times New Roman"/>
+                <w:sz w:val="40"/>
+                <w:szCs w:val="40"/>
+              </w:rPr>
+              <w:t xml:space="preserve"> Yes</w:t>
+            </w:r>
+          </w:p>
+        </w:tc>
+        <w:tc>
+          <w:tcPr>
+            <w:tcW w:w="0" w:type="auto"/>
+            <w:vAlign w:val="center"/>
+            <w:hideMark/>
+          </w:tcPr>
+          <w:p>
+            <w:pPr>
+              <w:rPr>
+                <w:rFonts w:eastAsia="Times New Roman"/>
+                <w:sz w:val="40"/>
+                <w:szCs w:val="40"/>
+              </w:rPr>
+            </w:pPr>
+            <w:r>
+              <w:rPr>
+                <w:rFonts w:eastAsia="Times New Roman"/>
+                <w:sz w:val="40"/>
+                <w:szCs w:val="40"/>
+              </w:rPr>
+              <w:t>Registered address</w:t>
+            </w:r>
+          </w:p>
+        </w:tc>
+      </w:tr>
+      <w:tr>
+        <w:trPr>
+          <w:tblCellSpacing w:w="15" w:type="dxa"/>
+        </w:trPr>
+        <w:tc>
+          <w:tcPr>
+            <w:tcW w:w="0" w:type="auto"/>
+            <w:vAlign w:val="center"/>
+            <w:hideMark/>
+          </w:tcPr>
+          <w:p>
+            <w:pPr>
+              <w:rPr>
+                <w:rFonts w:eastAsia="Times New Roman"/>
+                <w:sz w:val="40"/>
+                <w:szCs w:val="40"/>
+              </w:rPr>
+            </w:pPr>
+            <w:r>
+              <w:rPr>
+                <w:rFonts w:eastAsia="Times New Roman"/>
+                <w:sz w:val="40"/>
+                <w:szCs w:val="40"/>
+              </w:rPr>
+              <w:t>6</w:t>
+            </w:r>
+          </w:p>
+        </w:tc>
+        <w:tc>
+          <w:tcPr>
+            <w:tcW w:w="0" w:type="auto"/>
+            <w:vAlign w:val="center"/>
+            <w:hideMark/>
+          </w:tcPr>
+          <w:p>
+            <w:pPr>
+              <w:rPr>
+                <w:rFonts w:eastAsia="Times New Roman"/>
+                <w:sz w:val="40"/>
+                <w:szCs w:val="40"/>
+              </w:rPr>
+            </w:pPr>
+            <w:r>
+              <w:rPr>
+                <w:rFonts w:eastAsia="Times New Roman"/>
+                <w:sz w:val="40"/>
+                <w:szCs w:val="40"/>
+              </w:rPr>
+              <w:t>Second Party Name</w:t>
+            </w:r>
+          </w:p>
+        </w:tc>
+        <w:tc>
+          <w:tcPr>
+            <w:tcW w:w="0" w:type="auto"/>
+            <w:vAlign w:val="center"/>
+            <w:hideMark/>
+          </w:tcPr>
+          <w:p>
+            <w:pPr>
+              <w:rPr>
+                <w:rFonts w:eastAsia="Times New Roman"/>
+                <w:sz w:val="40"/>
+                <w:szCs w:val="40"/>
+              </w:rPr>
+            </w:pPr>
+            <w:proofErr w:type="spellStart"/>
+            <w:r>
+              <w:rPr>
+                <w:rStyle w:val="HTMLCode"/>
+                <w:sz w:val="40"/>
+                <w:szCs w:val="40"/>
+              </w:rPr>
+              <w:t>party_b_name</w:t>
+            </w:r>
+            <w:proofErr w:type="spellEnd"/>
+          </w:p>
+        </w:tc>
+        <w:tc>
+          <w:tcPr>
+            <w:tcW w:w="0" w:type="auto"/>
+            <w:vAlign w:val="center"/>
+            <w:hideMark/>
+          </w:tcPr>
+          <w:p>
+            <w:pPr>
+              <w:rPr>
+                <w:rFonts w:eastAsia="Times New Roman"/>
+                <w:sz w:val="40"/>
+                <w:szCs w:val="40"/>
+              </w:rPr>
+            </w:pPr>
+            <w:r>
+              <w:rPr>
+                <w:rFonts w:eastAsia="Times New Roman"/>
+                <w:sz w:val="40"/>
+                <w:szCs w:val="40"/>
+              </w:rPr>
+              <w:t>Text</w:t>
+            </w:r>
+          </w:p>
+        </w:tc>
+        <w:tc>
+          <w:tcPr>
+            <w:tcW w:w="0" w:type="auto"/>
+            <w:vAlign w:val="center"/>
+            <w:hideMark/>
+          </w:tcPr>
+          <w:p>
+            <w:pPr>
+              <w:rPr>
+                <w:rFonts w:eastAsia="Times New Roman"/>
+                <w:sz w:val="40"/>
+                <w:szCs w:val="40"/>
+              </w:rPr>
+            </w:pPr>
+            <w:r>
+              <w:rPr>
+                <w:rFonts w:ascii="Segoe UI Emoji" w:eastAsia="Times New Roman" w:hAnsi="Segoe UI Emoji" w:cs="Segoe UI Emoji"/>
+                <w:sz w:val="40"/>
+                <w:szCs w:val="40"/>
+              </w:rPr>
+              <w:t>✅</w:t>
+            </w:r>
+            <w:r>
+              <w:rPr>
+                <w:rFonts w:eastAsia="Times New Roman"/>
+                <w:sz w:val="40"/>
+                <w:szCs w:val="40"/>
+              </w:rPr>
+              <w:t xml:space="preserve"> Yes</w:t>
+            </w:r>
+          </w:p>
+        </w:tc>
+        <w:tc>
+          <w:tcPr>
+            <w:tcW w:w="0" w:type="auto"/>
+            <w:vAlign w:val="center"/>
+            <w:hideMark/>
+          </w:tcPr>
+          <w:p>
+            <w:pPr>
+              <w:rPr>
+                <w:rFonts w:eastAsia="Times New Roman"/>
+                <w:sz w:val="40"/>
+                <w:szCs w:val="40"/>
+              </w:rPr>
+            </w:pPr>
+            <w:r>
+              <w:rPr>
+                <w:rFonts w:eastAsia="Times New Roman"/>
+                <w:sz w:val="40"/>
+                <w:szCs w:val="40"/>
+              </w:rPr>
+              <w:t>Individual / company</w:t>
+            </w:r>
+          </w:p>
+        </w:tc>
+      </w:tr>
+      <w:tr>
+        <w:trPr>
+          <w:tblCellSpacing w:w="15" w:type="dxa"/>
+        </w:trPr>
+        <w:tc>
+          <w:tcPr>
+            <w:tcW w:w="0" w:type="auto"/>
+            <w:vAlign w:val="center"/>
+            <w:hideMark/>
+          </w:tcPr>
+          <w:p>
+            <w:pPr>
+              <w:rPr>
+                <w:rFonts w:eastAsia="Times New Roman"/>
+                <w:sz w:val="40"/>
+                <w:szCs w:val="40"/>
+              </w:rPr>
+            </w:pPr>
+            <w:r>
+              <w:rPr>
+                <w:rFonts w:eastAsia="Times New Roman"/>
+                <w:sz w:val="40"/>
+                <w:szCs w:val="40"/>
+              </w:rPr>
+              <w:lastRenderedPageBreak/>
+              <w:t>7</w:t>
+            </w:r>
+          </w:p>
+        </w:tc>
+        <w:tc>
+          <w:tcPr>
+            <w:tcW w:w="0" w:type="auto"/>
+            <w:vAlign w:val="center"/>
+            <w:hideMark/>
+          </w:tcPr>
+          <w:p>
+            <w:pPr>
+              <w:rPr>
+                <w:rFonts w:eastAsia="Times New Roman"/>
+                <w:sz w:val="40"/>
+                <w:szCs w:val="40"/>
+              </w:rPr>
+            </w:pPr>
+            <w:r>
+              <w:rPr>
+                <w:rFonts w:eastAsia="Times New Roman"/>
+                <w:sz w:val="40"/>
+                <w:szCs w:val="40"/>
+              </w:rPr>
+              <w:t>Second Party Description</w:t>
+            </w:r>
+          </w:p>
+        </w:tc>
+        <w:tc>
+          <w:tcPr>
+            <w:tcW w:w="0" w:type="auto"/>
+            <w:vAlign w:val="center"/>
+            <w:hideMark/>
+          </w:tcPr>
+          <w:p>
+            <w:pPr>
+              <w:rPr>
+                <w:rFonts w:eastAsia="Times New Roman"/>
+                <w:sz w:val="40"/>
+                <w:szCs w:val="40"/>
+              </w:rPr>
+            </w:pPr>
+            <w:proofErr w:type="spellStart"/>
+            <w:r>
+              <w:rPr>
+                <w:rStyle w:val="HTMLCode"/>
+                <w:sz w:val="40"/>
+                <w:szCs w:val="40"/>
+              </w:rPr>
+              <w:t>party_b_desc</w:t>
+            </w:r>
+            <w:proofErr w:type="spellEnd"/>
+          </w:p>
+        </w:tc>
+        <w:tc>
+          <w:tcPr>
+            <w:tcW w:w="0" w:type="auto"/>
+            <w:vAlign w:val="center"/>
+            <w:hideMark/>
+          </w:tcPr>
+          <w:p>
+            <w:pPr>
+              <w:rPr>
+                <w:rFonts w:eastAsia="Times New Roman"/>
+                <w:sz w:val="40"/>
+                <w:szCs w:val="40"/>
+              </w:rPr>
+            </w:pPr>
+            <w:proofErr w:type="spellStart"/>
+            <w:r>
+              <w:rPr>
+                <w:rFonts w:eastAsia="Times New Roman"/>
+                <w:sz w:val="40"/>
+                <w:szCs w:val="40"/>
+              </w:rPr>
+              <w:t>Textarea</w:t>
+            </w:r>
+            <w:proofErr w:type="spellEnd"/>
+          </w:p>
+        </w:tc>
+        <w:tc>
+          <w:tcPr>
+            <w:tcW w:w="0" w:type="auto"/>
+            <w:vAlign w:val="center"/>
+            <w:hideMark/>
+          </w:tcPr>
+          <w:p>
+            <w:pPr>
+              <w:rPr>
+                <w:rFonts w:eastAsia="Times New Roman"/>
+                <w:sz w:val="40"/>
+                <w:szCs w:val="40"/>
+              </w:rPr>
+            </w:pPr>
+            <w:r>
+              <w:rPr>
+                <w:rFonts w:ascii="Segoe UI Emoji" w:eastAsia="Times New Roman" w:hAnsi="Segoe UI Emoji" w:cs="Segoe UI Emoji"/>
+                <w:sz w:val="40"/>
+                <w:szCs w:val="40"/>
+              </w:rPr>
+              <w:t>✅</w:t>
+            </w:r>
+            <w:r>
+              <w:rPr>
+                <w:rFonts w:eastAsia="Times New Roman"/>
+                <w:sz w:val="40"/>
+                <w:szCs w:val="40"/>
+              </w:rPr>
+              <w:t xml:space="preserve"> Yes</w:t>
+            </w:r>
+          </w:p>
+        </w:tc>
+        <w:tc>
+          <w:tcPr>
+            <w:tcW w:w="0" w:type="auto"/>
+            <w:vAlign w:val="center"/>
+            <w:hideMark/>
+          </w:tcPr>
+          <w:p>
+            <w:pPr>
+              <w:rPr>
+                <w:rFonts w:eastAsia="Times New Roman"/>
+                <w:sz w:val="40"/>
+                <w:szCs w:val="40"/>
+              </w:rPr>
+            </w:pPr>
+            <w:r>
+              <w:rPr>
+                <w:rFonts w:eastAsia="Times New Roman"/>
+                <w:sz w:val="40"/>
+                <w:szCs w:val="40"/>
+              </w:rPr>
+              <w:t>Eg: "an individual residing at..."</w:t>
+            </w:r>
+          </w:p>
+        </w:tc>
+      </w:tr>
+      <w:tr>
+        <w:trPr>
+          <w:tblCellSpacing w:w="15" w:type="dxa"/>
+        </w:trPr>
+        <w:tc>
+          <w:tcPr>
+            <w:tcW w:w="0" w:type="auto"/>
+            <w:vAlign w:val="center"/>
+            <w:hideMark/>
+          </w:tcPr>
+          <w:p>
+            <w:pPr>
+              <w:rPr>
+                <w:rFonts w:eastAsia="Times New Roman"/>
+                <w:sz w:val="40"/>
+                <w:szCs w:val="40"/>
+              </w:rPr>
+            </w:pPr>
+            <w:r>
+              <w:rPr>
+                <w:rFonts w:eastAsia="Times New Roman"/>
+                <w:sz w:val="40"/>
+                <w:szCs w:val="40"/>
+              </w:rPr>
+              <w:t>8</w:t>
+            </w:r>
+          </w:p>
+        </w:tc>
+        <w:tc>
+          <w:tcPr>
+            <w:tcW w:w="0" w:type="auto"/>
+            <w:vAlign w:val="center"/>
+            <w:hideMark/>
+          </w:tcPr>
+          <w:p>
+            <w:pPr>
+              <w:rPr>
+                <w:rFonts w:eastAsia="Times New Roman"/>
+                <w:sz w:val="40"/>
+                <w:szCs w:val="40"/>
+              </w:rPr>
+            </w:pPr>
+            <w:r>
+              <w:rPr>
+                <w:rFonts w:eastAsia="Times New Roman"/>
+                <w:sz w:val="40"/>
+                <w:szCs w:val="40"/>
+              </w:rPr>
+              <w:t>Second Party Address</w:t>
+            </w:r>
+          </w:p>
+        </w:tc>
+        <w:tc>
+          <w:tcPr>
+            <w:tcW w:w="0" w:type="auto"/>
+            <w:vAlign w:val="center"/>
+            <w:hideMark/>
+          </w:tcPr>
+          <w:p>
+            <w:pPr>
+              <w:rPr>
+                <w:rFonts w:eastAsia="Times New Roman"/>
+                <w:sz w:val="40"/>
+                <w:szCs w:val="40"/>
+              </w:rPr>
+            </w:pPr>
+            <w:proofErr w:type="spellStart"/>
+            <w:r>
+              <w:rPr>
+                <w:rStyle w:val="HTMLCode"/>
+                <w:sz w:val="40"/>
+                <w:szCs w:val="40"/>
+              </w:rPr>
+              <w:t>party_b_address</w:t>
+            </w:r>
+            <w:proofErr w:type="spellEnd"/>
+          </w:p>
+        </w:tc>
+        <w:tc>
+          <w:tcPr>
+            <w:tcW w:w="0" w:type="auto"/>
+            <w:vAlign w:val="center"/>
+            <w:hideMark/>
+          </w:tcPr>
+          <w:p>
+            <w:pPr>
+              <w:rPr>
+                <w:rFonts w:eastAsia="Times New Roman"/>
+                <w:sz w:val="40"/>
+                <w:szCs w:val="40"/>
+              </w:rPr>
+            </w:pPr>
+            <w:proofErr w:type="spellStart"/>
+            <w:r>
+              <w:rPr>
+                <w:rFonts w:eastAsia="Times New Roman"/>
+                <w:sz w:val="40"/>
+                <w:szCs w:val="40"/>
+              </w:rPr>
+              <w:t>Textarea</w:t>
+            </w:r>
+            <w:proofErr w:type="spellEnd"/>
+          </w:p>
+        </w:tc>
+        <w:tc>
+          <w:tcPr>
+            <w:tcW w:w="0" w:type="auto"/>
+            <w:vAlign w:val="center"/>
+            <w:hideMark/>
+          </w:tcPr>
+          <w:p>
+            <w:pPr>
+              <w:rPr>
+                <w:rFonts w:eastAsia="Times New Roman"/>
+                <w:sz w:val="40"/>
+                <w:szCs w:val="40"/>
+              </w:rPr>
+            </w:pPr>
+            <w:r>
+              <w:rPr>
+                <w:rFonts w:ascii="Segoe UI Emoji" w:eastAsia="Times New Roman" w:hAnsi="Segoe UI Emoji" w:cs="Segoe UI Emoji"/>
+                <w:sz w:val="40"/>
+                <w:szCs w:val="40"/>
+              </w:rPr>
+              <w:t>✅</w:t>
+            </w:r>
+            <w:r>
+              <w:rPr>
+                <w:rFonts w:eastAsia="Times New Roman"/>
+                <w:sz w:val="40"/>
+                <w:szCs w:val="40"/>
+              </w:rPr>
+              <w:t xml:space="preserve"> Yes</w:t>
+            </w:r>
+          </w:p>
+        </w:tc>
+        <w:tc>
+          <w:tcPr>
+            <w:tcW w:w="0" w:type="auto"/>
+            <w:vAlign w:val="center"/>
+            <w:hideMark/>
+          </w:tcPr>
+          <w:p>
+            <w:pPr>
+              <w:rPr>
+                <w:rFonts w:eastAsia="Times New Roman"/>
+                <w:sz w:val="40"/>
+                <w:szCs w:val="40"/>
+              </w:rPr>
+            </w:pPr>
+          </w:p>
+        </w:tc>
+      </w:tr>
+      <w:tr>
+        <w:trPr>
+          <w:tblCellSpacing w:w="15" w:type="dxa"/>
+        </w:trPr>
+        <w:tc>
+          <w:tcPr>
+            <w:tcW w:w="0" w:type="auto"/>
+            <w:vAlign w:val="center"/>
+            <w:hideMark/>
+          </w:tcPr>
+          <w:p>
+            <w:pPr>
+              <w:rPr>
+                <w:rFonts w:eastAsia="Times New Roman"/>
+                <w:sz w:val="40"/>
+                <w:szCs w:val="40"/>
+              </w:rPr>
+            </w:pPr>
+            <w:r>
+              <w:rPr>
+                <w:rFonts w:eastAsia="Times New Roman"/>
+                <w:sz w:val="40"/>
+                <w:szCs w:val="40"/>
+              </w:rPr>
+              <w:t>9</w:t>
+            </w:r>
+          </w:p>
+        </w:tc>
+        <w:tc>
+          <w:tcPr>
+            <w:tcW w:w="0" w:type="auto"/>
+            <w:vAlign w:val="center"/>
+            <w:hideMark/>
+          </w:tcPr>
+          <w:p>
+            <w:pPr>
+              <w:rPr>
+                <w:rFonts w:eastAsia="Times New Roman"/>
+                <w:sz w:val="40"/>
+                <w:szCs w:val="40"/>
+              </w:rPr>
+            </w:pPr>
+            <w:r>
+              <w:rPr>
+                <w:rFonts w:eastAsia="Times New Roman"/>
+                <w:sz w:val="40"/>
+                <w:szCs w:val="40"/>
+              </w:rPr>
+              <w:t>Purpose of Agreement</w:t>
+            </w:r>
+          </w:p>
+        </w:tc>
+        <w:tc>
+          <w:tcPr>
+            <w:tcW w:w="0" w:type="auto"/>
+            <w:vAlign w:val="center"/>
+            <w:hideMark/>
+          </w:tcPr>
+          <w:p>
+            <w:pPr>
+              <w:rPr>
+                <w:rFonts w:eastAsia="Times New Roman"/>
+                <w:sz w:val="40"/>
+                <w:szCs w:val="40"/>
+              </w:rPr>
+            </w:pPr>
+            <w:r>
+              <w:rPr>
+                <w:rStyle w:val="HTMLCode"/>
+                <w:sz w:val="40"/>
+                <w:szCs w:val="40"/>
+              </w:rPr>
+              <w:t>purpose</w:t>
+            </w:r>
+          </w:p>
+        </w:tc>
+        <w:tc>
+          <w:tcPr>
+            <w:tcW w:w="0" w:type="auto"/>
+            <w:vAlign w:val="center"/>
+            <w:hideMark/>
+          </w:tcPr>
+          <w:p>
+            <w:pPr>
+              <w:rPr>
+                <w:rFonts w:eastAsia="Times New Roman"/>
+                <w:sz w:val="40"/>
+                <w:szCs w:val="40"/>
+              </w:rPr>
+            </w:pPr>
+            <w:proofErr w:type="spellStart"/>
+            <w:r>
+              <w:rPr>
+                <w:rFonts w:eastAsia="Times New Roman"/>
+                <w:sz w:val="40"/>
+                <w:szCs w:val="40"/>
+              </w:rPr>
+              <w:t>Textarea</w:t>
+            </w:r>
+            <w:proofErr w:type="spellEnd"/>
+          </w:p>
+        </w:tc>
+        <w:tc>
+          <w:tcPr>
+            <w:tcW w:w="0" w:type="auto"/>
+            <w:vAlign w:val="center"/>
+            <w:hideMark/>
+          </w:tcPr>
+          <w:p>
+            <w:pPr>
+              <w:rPr>
+                <w:rFonts w:eastAsia="Times New Roman"/>
+                <w:sz w:val="40"/>
+                <w:szCs w:val="40"/>
+              </w:rPr>
+            </w:pPr>
+            <w:r>
+              <w:rPr>
+                <w:rFonts w:ascii="Segoe UI Emoji" w:eastAsia="Times New Roman" w:hAnsi="Segoe UI Emoji" w:cs="Segoe UI Emoji"/>
+                <w:sz w:val="40"/>
+                <w:szCs w:val="40"/>
+              </w:rPr>
+              <w:t>✅</w:t>
+            </w:r>
+            <w:r>
+              <w:rPr>
+                <w:rFonts w:eastAsia="Times New Roman"/>
+                <w:sz w:val="40"/>
+                <w:szCs w:val="40"/>
+              </w:rPr>
+              <w:t xml:space="preserve"> Yes</w:t>
+            </w:r>
+          </w:p>
+        </w:tc>
+        <w:tc>
+          <w:tcPr>
+            <w:tcW w:w="0" w:type="auto"/>
+            <w:vAlign w:val="center"/>
+            <w:hideMark/>
+          </w:tcPr>
+          <w:p>
+            <w:pPr>
+              <w:rPr>
+                <w:rFonts w:eastAsia="Times New Roman"/>
+                <w:sz w:val="40"/>
+                <w:szCs w:val="40"/>
+              </w:rPr>
+            </w:pPr>
+            <w:r>
+              <w:rPr>
+                <w:rFonts w:eastAsia="Times New Roman"/>
+                <w:sz w:val="40"/>
+                <w:szCs w:val="40"/>
+              </w:rPr>
+              <w:t>Eg: For entering into a joint venture / license IP / lease of premises</w:t>
+            </w:r>
+          </w:p>
+        </w:tc>
+      </w:tr>
+      <w:tr>
+        <w:trPr>
+          <w:tblCellSpacing w:w="15" w:type="dxa"/>
+        </w:trPr>
+        <w:tc>
+          <w:tcPr>
+            <w:tcW w:w="0" w:type="auto"/>
+            <w:vAlign w:val="center"/>
+            <w:hideMark/>
+          </w:tcPr>
+          <w:p>
+            <w:pPr>
+              <w:rPr>
+                <w:rFonts w:eastAsia="Times New Roman"/>
+                <w:sz w:val="40"/>
+                <w:szCs w:val="40"/>
+              </w:rPr>
+            </w:pPr>
+            <w:r>
+              <w:rPr>
+                <w:rFonts w:eastAsia="Times New Roman"/>
+                <w:sz w:val="40"/>
+                <w:szCs w:val="40"/>
+              </w:rPr>
+              <w:lastRenderedPageBreak/>
+              <w:t>10</w:t>
+            </w:r>
+          </w:p>
+        </w:tc>
+        <w:tc>
+          <w:tcPr>
+            <w:tcW w:w="0" w:type="auto"/>
+            <w:vAlign w:val="center"/>
+            <w:hideMark/>
+          </w:tcPr>
+          <w:p>
+            <w:pPr>
+              <w:rPr>
+                <w:rFonts w:eastAsia="Times New Roman"/>
+                <w:sz w:val="40"/>
+                <w:szCs w:val="40"/>
+              </w:rPr>
+            </w:pPr>
+            <w:r>
+              <w:rPr>
+                <w:rFonts w:eastAsia="Times New Roman"/>
+                <w:sz w:val="40"/>
+                <w:szCs w:val="40"/>
+              </w:rPr>
+              <w:t>Effective Date</w:t>
+            </w:r>
+          </w:p>
+        </w:tc>
+        <w:tc>
+          <w:tcPr>
+            <w:tcW w:w="0" w:type="auto"/>
+            <w:vAlign w:val="center"/>
+            <w:hideMark/>
+          </w:tcPr>
+          <w:p>
+            <w:pPr>
+              <w:rPr>
+                <w:rFonts w:eastAsia="Times New Roman"/>
+                <w:sz w:val="40"/>
+                <w:szCs w:val="40"/>
+              </w:rPr>
+            </w:pPr>
+            <w:proofErr w:type="spellStart"/>
+            <w:r>
+              <w:rPr>
+                <w:rStyle w:val="HTMLCode"/>
+                <w:sz w:val="40"/>
+                <w:szCs w:val="40"/>
+              </w:rPr>
+              <w:t>effective_date</w:t>
+            </w:r>
+            <w:proofErr w:type="spellEnd"/>
+          </w:p>
+        </w:tc>
+        <w:tc>
+          <w:tcPr>
+            <w:tcW w:w="0" w:type="auto"/>
+            <w:vAlign w:val="center"/>
+            <w:hideMark/>
+          </w:tcPr>
+          <w:p>
+            <w:pPr>
+              <w:rPr>
+                <w:rFonts w:eastAsia="Times New Roman"/>
+                <w:sz w:val="40"/>
+                <w:szCs w:val="40"/>
+              </w:rPr>
+            </w:pPr>
+            <w:r>
+              <w:rPr>
+                <w:rFonts w:eastAsia="Times New Roman"/>
+                <w:sz w:val="40"/>
+                <w:szCs w:val="40"/>
+              </w:rPr>
+              <w:t>Date Picker</w:t>
+            </w:r>
+          </w:p>
+        </w:tc>
+        <w:tc>
+          <w:tcPr>
+            <w:tcW w:w="0" w:type="auto"/>
+            <w:vAlign w:val="center"/>
+            <w:hideMark/>
+          </w:tcPr>
+          <w:p>
+            <w:pPr>
+              <w:rPr>
+                <w:rFonts w:eastAsia="Times New Roman"/>
+                <w:sz w:val="40"/>
+                <w:szCs w:val="40"/>
+              </w:rPr>
+            </w:pPr>
+            <w:r>
+              <w:rPr>
+                <w:rFonts w:ascii="Segoe UI Emoji" w:eastAsia="Times New Roman" w:hAnsi="Segoe UI Emoji" w:cs="Segoe UI Emoji"/>
+                <w:sz w:val="40"/>
+                <w:szCs w:val="40"/>
+              </w:rPr>
+              <w:t>✅</w:t>
+            </w:r>
+            <w:r>
+              <w:rPr>
+                <w:rFonts w:eastAsia="Times New Roman"/>
+                <w:sz w:val="40"/>
+                <w:szCs w:val="40"/>
+              </w:rPr>
+              <w:t xml:space="preserve"> Yes</w:t>
+            </w:r>
+          </w:p>
+        </w:tc>
+        <w:tc>
+          <w:tcPr>
+            <w:tcW w:w="0" w:type="auto"/>
+            <w:vAlign w:val="center"/>
+            <w:hideMark/>
+          </w:tcPr>
+          <w:p>
+            <w:pPr>
+              <w:rPr>
+                <w:rFonts w:eastAsia="Times New Roman"/>
+                <w:sz w:val="40"/>
+                <w:szCs w:val="40"/>
+              </w:rPr>
+            </w:pPr>
+            <w:r>
+              <w:rPr>
+                <w:rFonts w:eastAsia="Times New Roman"/>
+                <w:sz w:val="40"/>
+                <w:szCs w:val="40"/>
+              </w:rPr>
+              <w:t>When the agreement becomes enforceable</w:t>
+            </w:r>
+          </w:p>
+        </w:tc>
+      </w:tr>
+      <w:tr>
+        <w:trPr>
+          <w:tblCellSpacing w:w="15" w:type="dxa"/>
+        </w:trPr>
+        <w:tc>
+          <w:tcPr>
+            <w:tcW w:w="0" w:type="auto"/>
+            <w:vAlign w:val="center"/>
+            <w:hideMark/>
+          </w:tcPr>
+          <w:p>
+            <w:pPr>
+              <w:rPr>
+                <w:rFonts w:eastAsia="Times New Roman"/>
+                <w:sz w:val="40"/>
+                <w:szCs w:val="40"/>
+              </w:rPr>
+            </w:pPr>
+            <w:r>
+              <w:rPr>
+                <w:rFonts w:eastAsia="Times New Roman"/>
+                <w:sz w:val="40"/>
+                <w:szCs w:val="40"/>
+              </w:rPr>
+              <w:t>11</w:t>
+            </w:r>
+          </w:p>
+        </w:tc>
+        <w:tc>
+          <w:tcPr>
+            <w:tcW w:w="0" w:type="auto"/>
+            <w:vAlign w:val="center"/>
+            <w:hideMark/>
+          </w:tcPr>
+          <w:p>
+            <w:pPr>
+              <w:rPr>
+                <w:rFonts w:eastAsia="Times New Roman"/>
+                <w:sz w:val="40"/>
+                <w:szCs w:val="40"/>
+              </w:rPr>
+            </w:pPr>
+            <w:r>
+              <w:rPr>
+                <w:rFonts w:eastAsia="Times New Roman"/>
+                <w:sz w:val="40"/>
+                <w:szCs w:val="40"/>
+              </w:rPr>
+              <w:t>Term / Duration</w:t>
+            </w:r>
+          </w:p>
+        </w:tc>
+        <w:tc>
+          <w:tcPr>
+            <w:tcW w:w="0" w:type="auto"/>
+            <w:vAlign w:val="center"/>
+            <w:hideMark/>
+          </w:tcPr>
+          <w:p>
+            <w:pPr>
+              <w:rPr>
+                <w:rFonts w:eastAsia="Times New Roman"/>
+                <w:sz w:val="40"/>
+                <w:szCs w:val="40"/>
+              </w:rPr>
+            </w:pPr>
+            <w:proofErr w:type="spellStart"/>
+            <w:r>
+              <w:rPr>
+                <w:rStyle w:val="HTMLCode"/>
+                <w:sz w:val="40"/>
+                <w:szCs w:val="40"/>
+              </w:rPr>
+              <w:t>term_duration</w:t>
+            </w:r>
+            <w:proofErr w:type="spellEnd"/>
+          </w:p>
+        </w:tc>
+        <w:tc>
+          <w:tcPr>
+            <w:tcW w:w="0" w:type="auto"/>
+            <w:vAlign w:val="center"/>
+            <w:hideMark/>
+          </w:tcPr>
+          <w:p>
+            <w:pPr>
+              <w:rPr>
+                <w:rFonts w:eastAsia="Times New Roman"/>
+                <w:sz w:val="40"/>
+                <w:szCs w:val="40"/>
+              </w:rPr>
+            </w:pPr>
+            <w:r>
+              <w:rPr>
+                <w:rFonts w:eastAsia="Times New Roman"/>
+                <w:sz w:val="40"/>
+                <w:szCs w:val="40"/>
+              </w:rPr>
+              <w:t>Text</w:t>
+            </w:r>
+          </w:p>
+        </w:tc>
+        <w:tc>
+          <w:tcPr>
+            <w:tcW w:w="0" w:type="auto"/>
+            <w:vAlign w:val="center"/>
+            <w:hideMark/>
+          </w:tcPr>
+          <w:p>
+            <w:pPr>
+              <w:rPr>
+                <w:rFonts w:eastAsia="Times New Roman"/>
+                <w:sz w:val="40"/>
+                <w:szCs w:val="40"/>
+              </w:rPr>
+            </w:pPr>
+            <w:r>
+              <w:rPr>
+                <w:rFonts w:eastAsia="Times New Roman"/>
+                <w:sz w:val="40"/>
+                <w:szCs w:val="40"/>
+              </w:rPr>
+              <w:t>Optional</w:t>
+            </w:r>
+          </w:p>
+        </w:tc>
+        <w:tc>
+          <w:tcPr>
+            <w:tcW w:w="0" w:type="auto"/>
+            <w:vAlign w:val="center"/>
+            <w:hideMark/>
+          </w:tcPr>
+          <w:p>
+            <w:pPr>
+              <w:rPr>
+                <w:rFonts w:eastAsia="Times New Roman"/>
+                <w:sz w:val="40"/>
+                <w:szCs w:val="40"/>
+              </w:rPr>
+            </w:pPr>
+            <w:r>
+              <w:rPr>
+                <w:rFonts w:eastAsia="Times New Roman"/>
+                <w:sz w:val="40"/>
+                <w:szCs w:val="40"/>
+              </w:rPr>
+              <w:t>Eg: "3 years from Effective Date"</w:t>
+            </w:r>
+          </w:p>
+        </w:tc>
+      </w:tr>
+      <w:tr>
+        <w:trPr>
+          <w:tblCellSpacing w:w="15" w:type="dxa"/>
+        </w:trPr>
+        <w:tc>
+          <w:tcPr>
+            <w:tcW w:w="0" w:type="auto"/>
+            <w:vAlign w:val="center"/>
+            <w:hideMark/>
+          </w:tcPr>
+          <w:p>
+            <w:pPr>
+              <w:rPr>
+                <w:rFonts w:eastAsia="Times New Roman"/>
+                <w:sz w:val="40"/>
+                <w:szCs w:val="40"/>
+              </w:rPr>
+            </w:pPr>
+            <w:r>
+              <w:rPr>
+                <w:rFonts w:eastAsia="Times New Roman"/>
+                <w:sz w:val="40"/>
+                <w:szCs w:val="40"/>
+              </w:rPr>
+              <w:t>12</w:t>
+            </w:r>
+          </w:p>
+        </w:tc>
+        <w:tc>
+          <w:tcPr>
+            <w:tcW w:w="0" w:type="auto"/>
+            <w:vAlign w:val="center"/>
+            <w:hideMark/>
+          </w:tcPr>
+          <w:p>
+            <w:pPr>
+              <w:rPr>
+                <w:rFonts w:eastAsia="Times New Roman"/>
+                <w:sz w:val="40"/>
+                <w:szCs w:val="40"/>
+              </w:rPr>
+            </w:pPr>
+            <w:r>
+              <w:rPr>
+                <w:rFonts w:eastAsia="Times New Roman"/>
+                <w:sz w:val="40"/>
+                <w:szCs w:val="40"/>
+              </w:rPr>
+              <w:t>Governing Law &amp; Jurisdiction</w:t>
+            </w:r>
+          </w:p>
+        </w:tc>
+        <w:tc>
+          <w:tcPr>
+            <w:tcW w:w="0" w:type="auto"/>
+            <w:vAlign w:val="center"/>
+            <w:hideMark/>
+          </w:tcPr>
+          <w:p>
+            <w:pPr>
+              <w:rPr>
+                <w:rFonts w:eastAsia="Times New Roman"/>
+                <w:sz w:val="40"/>
+                <w:szCs w:val="40"/>
+              </w:rPr>
+            </w:pPr>
+            <w:r>
+              <w:rPr>
+                <w:rStyle w:val="HTMLCode"/>
+                <w:sz w:val="40"/>
+                <w:szCs w:val="40"/>
+              </w:rPr>
+              <w:t>jurisdiction</w:t>
+            </w:r>
+          </w:p>
+        </w:tc>
+        <w:tc>
+          <w:tcPr>
+            <w:tcW w:w="0" w:type="auto"/>
+            <w:vAlign w:val="center"/>
+            <w:hideMark/>
+          </w:tcPr>
+          <w:p>
+            <w:pPr>
+              <w:rPr>
+                <w:rFonts w:eastAsia="Times New Roman"/>
+                <w:sz w:val="40"/>
+                <w:szCs w:val="40"/>
+              </w:rPr>
+            </w:pPr>
+            <w:r>
+              <w:rPr>
+                <w:rFonts w:eastAsia="Times New Roman"/>
+                <w:sz w:val="40"/>
+                <w:szCs w:val="40"/>
+              </w:rPr>
+              <w:t>Dropdown (India States + NCLT/Arbitration)</w:t>
+            </w:r>
+          </w:p>
+        </w:tc>
+        <w:tc>
+          <w:tcPr>
+            <w:tcW w:w="0" w:type="auto"/>
+            <w:vAlign w:val="center"/>
+            <w:hideMark/>
+          </w:tcPr>
+          <w:p>
+            <w:pPr>
+              <w:rPr>
+                <w:rFonts w:eastAsia="Times New Roman"/>
+                <w:sz w:val="40"/>
+                <w:szCs w:val="40"/>
+              </w:rPr>
+            </w:pPr>
+            <w:r>
+              <w:rPr>
+                <w:rFonts w:ascii="Segoe UI Emoji" w:eastAsia="Times New Roman" w:hAnsi="Segoe UI Emoji" w:cs="Segoe UI Emoji"/>
+                <w:sz w:val="40"/>
+                <w:szCs w:val="40"/>
+              </w:rPr>
+              <w:t>✅</w:t>
+            </w:r>
+            <w:r>
+              <w:rPr>
+                <w:rFonts w:eastAsia="Times New Roman"/>
+                <w:sz w:val="40"/>
+                <w:szCs w:val="40"/>
+              </w:rPr>
+              <w:t xml:space="preserve"> Yes</w:t>
+            </w:r>
+          </w:p>
+        </w:tc>
+        <w:tc>
+          <w:tcPr>
+            <w:tcW w:w="0" w:type="auto"/>
+            <w:vAlign w:val="center"/>
+            <w:hideMark/>
+          </w:tcPr>
+          <w:p>
+            <w:pPr>
+              <w:rPr>
+                <w:rFonts w:eastAsia="Times New Roman"/>
+                <w:sz w:val="40"/>
+                <w:szCs w:val="40"/>
+              </w:rPr>
+            </w:pPr>
+            <w:r>
+              <w:rPr>
+                <w:rFonts w:eastAsia="Times New Roman"/>
+                <w:sz w:val="40"/>
+                <w:szCs w:val="40"/>
+              </w:rPr>
+              <w:t>Eg: Maharashtra, Delhi, Gujarat, etc.</w:t>
+            </w:r>
+          </w:p>
+        </w:tc>
+      </w:tr>
+      <w:tr>
+        <w:trPr>
+          <w:tblCellSpacing w:w="15" w:type="dxa"/>
+        </w:trPr>
+        <w:tc>
+          <w:tcPr>
+            <w:tcW w:w="0" w:type="auto"/>
+            <w:vAlign w:val="center"/>
+            <w:hideMark/>
+          </w:tcPr>
+          <w:p>
+            <w:pPr>
+              <w:rPr>
+                <w:rFonts w:eastAsia="Times New Roman"/>
+                <w:sz w:val="40"/>
+                <w:szCs w:val="40"/>
+              </w:rPr>
+            </w:pPr>
+            <w:r>
+              <w:rPr>
+                <w:rFonts w:eastAsia="Times New Roman"/>
+                <w:sz w:val="40"/>
+                <w:szCs w:val="40"/>
+              </w:rPr>
+              <w:lastRenderedPageBreak/>
+              <w:t>13</w:t>
+            </w:r>
+          </w:p>
+        </w:tc>
+        <w:tc>
+          <w:tcPr>
+            <w:tcW w:w="0" w:type="auto"/>
+            <w:vAlign w:val="center"/>
+            <w:hideMark/>
+          </w:tcPr>
+          <w:p>
+            <w:pPr>
+              <w:rPr>
+                <w:rFonts w:eastAsia="Times New Roman"/>
+                <w:sz w:val="40"/>
+                <w:szCs w:val="40"/>
+              </w:rPr>
+            </w:pPr>
+            <w:r>
+              <w:rPr>
+                <w:rFonts w:eastAsia="Times New Roman"/>
+                <w:sz w:val="40"/>
+                <w:szCs w:val="40"/>
+              </w:rPr>
+              <w:t>Special Clauses (if any)</w:t>
+            </w:r>
+          </w:p>
+        </w:tc>
+        <w:tc>
+          <w:tcPr>
+            <w:tcW w:w="0" w:type="auto"/>
+            <w:vAlign w:val="center"/>
+            <w:hideMark/>
+          </w:tcPr>
+          <w:p>
+            <w:pPr>
+              <w:rPr>
+                <w:rFonts w:eastAsia="Times New Roman"/>
+                <w:sz w:val="40"/>
+                <w:szCs w:val="40"/>
+              </w:rPr>
+            </w:pPr>
+            <w:proofErr w:type="spellStart"/>
+            <w:r>
+              <w:rPr>
+                <w:rStyle w:val="HTMLCode"/>
+                <w:sz w:val="40"/>
+                <w:szCs w:val="40"/>
+              </w:rPr>
+              <w:t>custom_clauses</w:t>
+            </w:r>
+            <w:proofErr w:type="spellEnd"/>
+          </w:p>
+        </w:tc>
+        <w:tc>
+          <w:tcPr>
+            <w:tcW w:w="0" w:type="auto"/>
+            <w:vAlign w:val="center"/>
+            <w:hideMark/>
+          </w:tcPr>
+          <w:p>
+            <w:pPr>
+              <w:rPr>
+                <w:rFonts w:eastAsia="Times New Roman"/>
+                <w:sz w:val="40"/>
+                <w:szCs w:val="40"/>
+              </w:rPr>
+            </w:pPr>
+            <w:r>
+              <w:rPr>
+                <w:rFonts w:eastAsia="Times New Roman"/>
+                <w:sz w:val="40"/>
+                <w:szCs w:val="40"/>
+              </w:rPr>
+              <w:t>Rich Text/Markdown</w:t>
+            </w:r>
+          </w:p>
+        </w:tc>
+        <w:tc>
+          <w:tcPr>
+            <w:tcW w:w="0" w:type="auto"/>
+            <w:vAlign w:val="center"/>
+            <w:hideMark/>
+          </w:tcPr>
+          <w:p>
+            <w:pPr>
+              <w:rPr>
+                <w:rFonts w:eastAsia="Times New Roman"/>
+                <w:sz w:val="40"/>
+                <w:szCs w:val="40"/>
+              </w:rPr>
+            </w:pPr>
+            <w:r>
+              <w:rPr>
+                <w:rFonts w:eastAsia="Times New Roman"/>
+                <w:sz w:val="40"/>
+                <w:szCs w:val="40"/>
+              </w:rPr>
+              <w:t>Optional</w:t>
+            </w:r>
+          </w:p>
+        </w:tc>
+        <w:tc>
+          <w:tcPr>
+            <w:tcW w:w="0" w:type="auto"/>
+            <w:vAlign w:val="center"/>
+            <w:hideMark/>
+          </w:tcPr>
+          <w:p>
+            <w:pPr>
+              <w:rPr>
+                <w:rFonts w:eastAsia="Times New Roman"/>
+                <w:sz w:val="40"/>
+                <w:szCs w:val="40"/>
+              </w:rPr>
+            </w:pPr>
+            <w:r>
+              <w:rPr>
+                <w:rFonts w:eastAsia="Times New Roman"/>
+                <w:sz w:val="40"/>
+                <w:szCs w:val="40"/>
+              </w:rPr>
+              <w:t>Eg: IP rights, Exclusivity, Non-compete</w:t>
+            </w:r>
+          </w:p>
+        </w:tc>
+      </w:tr>
+      <w:tr>
+        <w:trPr>
+          <w:tblCellSpacing w:w="15" w:type="dxa"/>
+        </w:trPr>
+        <w:tc>
+          <w:tcPr>
+            <w:tcW w:w="0" w:type="auto"/>
+            <w:vAlign w:val="center"/>
+            <w:hideMark/>
+          </w:tcPr>
+          <w:p>
+            <w:pPr>
+              <w:rPr>
+                <w:rFonts w:eastAsia="Times New Roman"/>
+                <w:sz w:val="40"/>
+                <w:szCs w:val="40"/>
+              </w:rPr>
+            </w:pPr>
+            <w:r>
+              <w:rPr>
+                <w:rFonts w:eastAsia="Times New Roman"/>
+                <w:sz w:val="40"/>
+                <w:szCs w:val="40"/>
+              </w:rPr>
+              <w:t>14</w:t>
+            </w:r>
+          </w:p>
+        </w:tc>
+        <w:tc>
+          <w:tcPr>
+            <w:tcW w:w="0" w:type="auto"/>
+            <w:vAlign w:val="center"/>
+            <w:hideMark/>
+          </w:tcPr>
+          <w:p>
+            <w:pPr>
+              <w:rPr>
+                <w:rFonts w:eastAsia="Times New Roman"/>
+                <w:sz w:val="40"/>
+                <w:szCs w:val="40"/>
+              </w:rPr>
+            </w:pPr>
+            <w:r>
+              <w:rPr>
+                <w:rFonts w:eastAsia="Times New Roman"/>
+                <w:sz w:val="40"/>
+                <w:szCs w:val="40"/>
+              </w:rPr>
+              <w:t>Signature Names &amp; Designations</w:t>
+            </w:r>
+          </w:p>
+        </w:tc>
+        <w:tc>
+          <w:tcPr>
+            <w:tcW w:w="0" w:type="auto"/>
+            <w:vAlign w:val="center"/>
+            <w:hideMark/>
+          </w:tcPr>
+          <w:p>
+            <w:pPr>
+              <w:rPr>
+                <w:rFonts w:eastAsia="Times New Roman"/>
+                <w:sz w:val="40"/>
+                <w:szCs w:val="40"/>
+              </w:rPr>
+            </w:pPr>
+            <w:r>
+              <w:rPr>
+                <w:rStyle w:val="HTMLCode"/>
+                <w:sz w:val="40"/>
+                <w:szCs w:val="40"/>
+              </w:rPr>
+              <w:t>signatories</w:t>
+            </w:r>
+          </w:p>
+        </w:tc>
+        <w:tc>
+          <w:tcPr>
+            <w:tcW w:w="0" w:type="auto"/>
+            <w:vAlign w:val="center"/>
+            <w:hideMark/>
+          </w:tcPr>
+          <w:p>
+            <w:pPr>
+              <w:rPr>
+                <w:rFonts w:eastAsia="Times New Roman"/>
+                <w:sz w:val="40"/>
+                <w:szCs w:val="40"/>
+              </w:rPr>
+            </w:pPr>
+            <w:r>
+              <w:rPr>
+                <w:rFonts w:eastAsia="Times New Roman"/>
+                <w:sz w:val="40"/>
+                <w:szCs w:val="40"/>
+              </w:rPr>
+              <w:t>Repeating Group</w:t>
+            </w:r>
+          </w:p>
+        </w:tc>
+        <w:tc>
+          <w:tcPr>
+            <w:tcW w:w="0" w:type="auto"/>
+            <w:vAlign w:val="center"/>
+            <w:hideMark/>
+          </w:tcPr>
+          <w:p>
+            <w:pPr>
+              <w:rPr>
+                <w:rFonts w:eastAsia="Times New Roman"/>
+                <w:sz w:val="40"/>
+                <w:szCs w:val="40"/>
+              </w:rPr>
+            </w:pPr>
+            <w:r>
+              <w:rPr>
+                <w:rFonts w:ascii="Segoe UI Emoji" w:eastAsia="Times New Roman" w:hAnsi="Segoe UI Emoji" w:cs="Segoe UI Emoji"/>
+                <w:sz w:val="40"/>
+                <w:szCs w:val="40"/>
+              </w:rPr>
+              <w:t>✅</w:t>
+            </w:r>
+            <w:r>
+              <w:rPr>
+                <w:rFonts w:eastAsia="Times New Roman"/>
+                <w:sz w:val="40"/>
+                <w:szCs w:val="40"/>
+              </w:rPr>
+              <w:t xml:space="preserve"> Yes</w:t>
+            </w:r>
+          </w:p>
+        </w:tc>
+        <w:tc>
+          <w:tcPr>
+            <w:tcW w:w="0" w:type="auto"/>
+            <w:vAlign w:val="center"/>
+            <w:hideMark/>
+          </w:tcPr>
+          <w:p>
+            <w:pPr>
+              <w:rPr>
+                <w:rFonts w:eastAsia="Times New Roman"/>
+                <w:sz w:val="40"/>
+                <w:szCs w:val="40"/>
+              </w:rPr>
+            </w:pPr>
+            <w:r>
+              <w:rPr>
+                <w:rFonts w:eastAsia="Times New Roman"/>
+                <w:sz w:val="40"/>
+                <w:szCs w:val="40"/>
+              </w:rPr>
+              <w:t>Eg: Name, title/designation for each party</w:t>
+            </w:r>
+          </w:p>
+        </w:tc>
+      </w:tr>
+    </w:tbl>
+    <w:p>
+      <w:pPr>
+        <w:rPr>
+          <w:rFonts w:eastAsia="Times New Roman"/>
+          <w:sz w:val="40"/>
+          <w:szCs w:val="40"/>
+        </w:rPr>
+      </w:pPr>
+      <w:r>
+        <w:rPr>
+          <w:rFonts w:eastAsia="Times New Roman"/>
+          <w:noProof/>
+          <w:sz w:val="40"/>
+          <w:szCs w:val="40"/>
+        </w:rPr>
+        <mc:AlternateContent>
+          <mc:Choice Requires="wps">
+            <w:drawing>
+              <wp:inline distT="0" distB="0" distL="0" distR="0" wp14:anchorId="1BBAE7FA" wp14:editId="6C6228C6">
+                <wp:extent cx="3115310" cy="1270"/>
+                <wp:effectExtent l="0" t="34925" r="0" b="40005"/>
+                <wp:docPr id="171237879" name="Rectangle 3"/>
+                <wp:cNvGraphicFramePr>
+                  <a:graphicFrameLocks xmlns:a="http://schemas.openxmlformats.org/drawingml/2006/main"/>
+                </wp:cNvGraphicFramePr>
+                <a:graphic xmlns:a="http://schemas.openxmlformats.org/drawingml/2006/main">
+                  <a:graphicData uri="http://schemas.microsoft.com/office/word/2010/wordprocessingShape">
+                    <wps:wsp>
+                      <wps:cNvSpPr>
+                        <a:spLocks noChangeArrowheads="1"/>
+                      </wps:cNvSpPr>
+                      <wps:spPr bwMode="auto">
+                        <a:xfrm>
+                          <a:off x="0" y="0"/>
+                          <a:ext cx="41614725" cy="1270"/>
+                        </a:xfrm>
+                        <a:prstGeom prst="rect">
+                          <a:avLst/>
+                        </a:prstGeom>
+                        <a:noFill/>
+                        <a:ln w="9525">
+                          <a:gradFill rotWithShape="0">
+                            <a:gsLst>
+                              <a:gs pos="0">
+                                <a:srgbClr val="A0A0A0"/>
+                              </a:gs>
+                              <a:gs pos="100000">
+                                <a:srgbClr val="E3E3E3"/>
+                              </a:gs>
+                            </a:gsLst>
+                            <a:lin ang="5400000"/>
+                          </a:gradFill>
+                          <a:miter lim="800000"/>
+                          <a:headEnd/>
+                          <a:tailEnd/>
+                        </a:ln>
+                      </wps:spPr>
+                      <wps:bodyPr rot="0" vert="horz" wrap="square" lIns="91440" tIns="45720" rIns="91440" bIns="45720" anchor="t" anchorCtr="0" upright="1">
+                        <a:noAutofit/>
+                      </wps:bodyPr>
+                    </wps:wsp>
+                  </a:graphicData>
+                </a:graphic>
+              </wp:inline>
+            </w:drawing>
+          </mc:Choice>
+          <mc:Fallback>
+            <w:pict>
+              <v:rect w14:anchorId="7A9C8FB0" id="Rectangle 3" o:spid="_x0000_s1026" style="width:245.3pt;height:.1pt;visibility:visible;mso-wrap-style:square;mso-left-percent:-10001;mso-top-percent:-10001;mso-position-horizontal:absolute;mso-position-horizontal-relative:char;mso-position-vertical:absolute;mso-position-vertical-relative:line;mso-left-percent:-10001;mso-top-percent:-10001;v-text-anchor:top" o:gfxdata="UEsDBBQABgAIAAAAIQBaIpOj/wAAAOUBAAATAAAAW0NvbnRlbnRfVHlwZXNdLnhtbJSRQU7DMBBF&#10;90jcwZotSpx2gRBK0gVpl4BQOYBlTxKLZGx5TGhvj5NCF4gisbRn/n9Pdrk5jIOYMLB1VMEqL0Ag&#10;aWcsdRW87nfZHQiOiowaHGEFR2TY1NdX5f7okUVKE1fQx+jvpWTd46g4dx4pTVoXRhXTMXTSK/2m&#10;OpTroriV2lFEilmcO6AuG2zV+xDF9pCuTyYBBwbxcFqcWRUo7werVUymciLzg5J9EfKUXHa4t55v&#10;kgYI+StiGV0kfAef0uMEa1A8qxAf1ZhEpAksce0ap/O/S2bNkTPXtlZj3gTeLqmz1aVy4z4o4PTf&#10;9ibFXnA618vlk+pPAAAA//8DAFBLAwQUAAYACAAAACEAp0rPONcAAACWAQAACwAAAF9yZWxzLy5y&#10;ZWxzpJDBasMwDIbvg72D0X1xmsMYo04vo9Br6R7A2IpjGltGMtn69jM7jGX0tqN+oe/70f7wmRa1&#10;IkukbGDX9aAwO/IxBwPvl+PTCyipNnu7UEYDNxQ4jI8P+zMutrYjmWMR1ShZDMy1lletxc2YrHRU&#10;MLfNRJxsbSMHXay72oB66Ptnzb8ZMG6Y6uQN8MkPoC630sx/2Ck6JqGpdo6SpmmK7h5Ve/rIZ1wb&#10;xXLAasCzfIeMa9fKgdL3xbt/igPbMkd3ZJvwjdy2AA7Ush+/3nxz/AIAAP//AwBQSwMEFAAGAAgA&#10;AAAhAD6L9189AgAAeQQAAA4AAABkcnMvZTJvRG9jLnhtbKxU227bMAx9H7B/EPS+2s6SpjXqFEUv&#10;w4DuAnTDnhVZtoXJokYpcbKvHyU7l21vw2JAEEXxkIdHzM3trjdsq9BrsBUvLnLOlJVQa9tW/OuX&#10;pzdXnPkgbC0MWFXxvfL8dvX61c3gSjWDDkytkBGI9eXgKt6F4Mos87JTvfAX4JQlZwPYi0AmtlmN&#10;YiD03mSzPL/MBsDaIUjlPZ0+jE6+SvhNo2T41DReBWYqTrWFtGJa12nNVjeibFG4TsupDvEPZfRC&#10;W8p6hHoQQbAN6r+gei0RPDThQkKfQdNoqRIJolPkf9B56YRTiQx1x7tjn/z/g5Ufty/uM8bSvXsG&#10;+d0zC/edsK26Q4ShU6KmdAVn1KlscL48RkTDUyxbDx+gJnHFJkBqwq7BPiISPbZLbd6fmq12gUk6&#10;nReXxXw5W3AmyVvMlqRPzCHKQ7hDH94p6FncVBxJzQQvts8+THcPd2I6C0/amOgQpbFsqPj1gvCj&#10;SQrXyYkQvunQpc7GmpLTE964YQ6I7XjssV3fG2RbQY/nLo/focLWn18v8vhLUL/FPL6N33kMkWsP&#10;yYy2jNpc8cV8jJ8YHUqNGXodaDyM7it+dbokyqjKo61HqkFoMxmEb+ykU5QmzoEv11DvSSainlSg&#10;caVNB/iTs4FefsX9j41AxZl5b4n9dTGfx1lJxnyxnJGB5571uUdYSVAVD5zYxO19GOdr41C3HWUq&#10;Umcs3NHzaPQo3KmsqVp63kn7aRTj/Jzb6dbpH2P1CwAA//8DAFBLAwQUAAYACAAAACEAVRXlLtwA&#10;AAAIAQAADwAAAGRycy9kb3ducmV2LnhtbEyPwU7DMBBE70j9B2srcaNOK6ggjVOlQK+VKEjAzY0X&#10;O2q8jmK3CX/PwqVcRlqNZnZesR59K87YxyaQgvksA4FUB9OQVfD2ur25BxGTJqPbQKjgGyOsy8lV&#10;oXMTBnrB8z5ZwSUUc63ApdTlUsbaoddxFjok9r5C73Xis7fS9Hrgct/KRZYtpdcN8QenO3x0WB/3&#10;J6/gufvcVXc2yuo9uY9j2Axbt7NKXU/HpxVLtQKRcEyXBPwy8H4oedghnMhE0SpgmvSn7N0+ZEsQ&#10;BwULELIs5H+A8gcAAP//AwBQSwECLQAUAAYACAAAACEAWiKTo/8AAADlAQAAEwAAAAAAAAAAAAAA&#10;AAAAAAAAW0NvbnRlbnRfVHlwZXNdLnhtbFBLAQItABQABgAIAAAAIQCnSs841wAAAJYBAAALAAAA&#10;AAAAAAAAAAAAADABAABfcmVscy8ucmVsc1BLAQItABQABgAIAAAAIQA+i/dfPQIAAHkEAAAOAAAA&#10;AAAAAAAAAAAAADACAABkcnMvZTJvRG9jLnhtbFBLAQItABQABgAIAAAAIQBVFeUu3AAAAAgBAAAP&#10;AAAAAAAAAAAAAAAAAJkEAABkcnMvZG93bnJldi54bWxQSwUGAAAAAAQABADzAAAAogUAAAAA&#10;" filled="f">
+                <w10:anchorlock/>
+              </v:rect>
+            </w:pict>
+          </mc:Fallback>
+        </mc:AlternateContent>
       </w:r>
     </w:p>
     <w:p>
       <w:pPr>
-        <w:rPr>
-          <w:sz w:val="40"/>
-          <w:szCs w:val="40"/>
-        </w:rPr>
-      </w:pPr>
-      <w:r>
-        <w:rPr>
-          <w:sz w:val="40"/>
-          <w:szCs w:val="40"/>
-        </w:rPr>
-        <w:t>[Terms and Conditions]</w:t>
+        <w:pStyle w:val="Heading2"/>
+        <w:rPr>
+          <w:rFonts w:eastAsia="Times New Roman"/>
+          <w:sz w:val="40"/>
+          <w:szCs w:val="40"/>
+        </w:rPr>
+      </w:pPr>
+      <w:r>
+        <w:rPr>
+          <w:rFonts w:ascii="Segoe UI Emoji" w:eastAsia="Times New Roman" w:hAnsi="Segoe UI Emoji" w:cs="Segoe UI Emoji"/>
+          <w:sz w:val="40"/>
+          <w:szCs w:val="40"/>
+        </w:rPr>
+        <w:t>🔧</w:t>
+      </w:r>
+      <w:r>
+        <w:rPr>
+          <w:rFonts w:eastAsia="Times New Roman"/>
+          <w:sz w:val="40"/>
+          <w:szCs w:val="40"/>
+        </w:rPr>
+        <w:t xml:space="preserve"> Optional Enhancements for AI Use:</w:t>
       </w:r>
     </w:p>
     <w:p>
       <w:pPr>
-        <w:rPr>
-          <w:sz w:val="40"/>
-          <w:szCs w:val="40"/>
-        </w:rPr>
-      </w:pPr>
+        <w:numPr>
+          <w:ilvl w:val="0"/>
+          <w:numId w:val="2"/>
+        </w:numPr>
+        <w:spacing w:before="100" w:beforeAutospacing="1" w:after="100" w:afterAutospacing="1" w:line="240" w:lineRule="auto"/>
+        <w:rPr>
+          <w:rFonts w:eastAsia="Times New Roman"/>
+          <w:sz w:val="40"/>
+          <w:szCs w:val="40"/>
+        </w:rPr>
+      </w:pPr>
+      <w:r>
+        <w:rPr>
+          <w:rFonts w:eastAsia="Times New Roman"/>
+          <w:sz w:val="40"/>
+          <w:szCs w:val="40"/>
+        </w:rPr>
+        <w:t>Auto-fetch address and CIN of Indian companies via MCA API (future)</w:t>
+      </w:r>
     </w:p>
     <w:p>
       <w:pPr>
-        <w:rPr>
-          <w:sz w:val="40"/>
-          <w:szCs w:val="40"/>
-        </w:rPr>
-      </w:pPr>
-      <w:r>
-        <w:rPr>
-          <w:sz w:val="40"/>
-          <w:szCs w:val="40"/>
-        </w:rPr>
-        <w:t>The obligations of each party are as follows:</w:t>
+        <w:numPr>
+          <w:ilvl w:val="0"/>
+          <w:numId w:val="2"/>
+        </w:numPr>
+        <w:spacing w:before="100" w:beforeAutospacing="1" w:after="100" w:afterAutospacing="1" w:line="240" w:lineRule="auto"/>
+        <w:rPr>
+          <w:rFonts w:eastAsia="Times New Roman"/>
+          <w:sz w:val="40"/>
+          <w:szCs w:val="40"/>
+        </w:rPr>
+      </w:pPr>
+      <w:r>
+        <w:rPr>
+          <w:rFonts w:eastAsia="Times New Roman"/>
+          <w:sz w:val="40"/>
+          <w:szCs w:val="40"/>
+        </w:rPr>
+        <w:t>“Add more parties” option</w:t>
       </w:r>
     </w:p>
     <w:p>
       <w:pPr>
-        <w:rPr>
-          <w:sz w:val="40"/>
-          <w:szCs w:val="40"/>
-        </w:rPr>
-      </w:pPr>
-      <w:r>
-        <w:rPr>
-          <w:sz w:val="40"/>
-          <w:szCs w:val="40"/>
-        </w:rPr>
-        <w:t>[Obligations]</w:t>
+        <w:numPr>
+          <w:ilvl w:val="0"/>
+          <w:numId w:val="2"/>
+        </w:numPr>
+        <w:spacing w:before="100" w:beforeAutospacing="1" w:after="100" w:afterAutospacing="1" w:line="240" w:lineRule="auto"/>
+        <w:rPr>
+          <w:rFonts w:eastAsia="Times New Roman"/>
+          <w:sz w:val="40"/>
+          <w:szCs w:val="40"/>
+        </w:rPr>
+      </w:pPr>
+      <w:r>
+        <w:rPr>
+          <w:rFonts w:eastAsia="Times New Roman"/>
+          <w:sz w:val="40"/>
+          <w:szCs w:val="40"/>
+        </w:rPr>
+        <w:lastRenderedPageBreak/>
+        <w:t xml:space="preserve">Clause toggles: e.g., checkboxes to </w:t>
+      </w:r>
+      <w:r>
+        <w:rPr>
+          <w:rStyle w:val="Strong"/>
+          <w:rFonts w:eastAsia="Times New Roman"/>
+          <w:sz w:val="40"/>
+          <w:szCs w:val="40"/>
+        </w:rPr>
+        <w:t>include/discard</w:t>
+      </w:r>
+      <w:r>
+        <w:rPr>
+          <w:rFonts w:eastAsia="Times New Roman"/>
+          <w:sz w:val="40"/>
+          <w:szCs w:val="40"/>
+        </w:rPr>
+        <w:t xml:space="preserve"> arbitration clause, indemnity, etc.</w:t>
       </w:r>
     </w:p>
     <w:p>
       <w:pPr>
-        <w:rPr>
-          <w:sz w:val="40"/>
-          <w:szCs w:val="40"/>
-        </w:rPr>
-      </w:pPr>
+        <w:numPr>
+          <w:ilvl w:val="0"/>
+          <w:numId w:val="2"/>
+        </w:numPr>
+        <w:spacing w:before="100" w:beforeAutospacing="1" w:after="100" w:afterAutospacing="1" w:line="240" w:lineRule="auto"/>
+        <w:rPr>
+          <w:rFonts w:eastAsia="Times New Roman"/>
+          <w:sz w:val="40"/>
+          <w:szCs w:val="40"/>
+        </w:rPr>
+      </w:pPr>
+      <w:r>
+        <w:rPr>
+          <w:rFonts w:eastAsia="Times New Roman"/>
+          <w:sz w:val="40"/>
+          <w:szCs w:val="40"/>
+        </w:rPr>
+        <w:t>Preview before generate (with editable final render)</w:t>
+      </w:r>
     </w:p>
     <w:p>
       <w:pPr>
-        <w:rPr>
-          <w:sz w:val="40"/>
-          <w:szCs w:val="40"/>
-        </w:rPr>
-      </w:pPr>
-      <w:r>
-        <w:rPr>
-          <w:sz w:val="40"/>
-          <w:szCs w:val="40"/>
-        </w:rPr>
-        <w:t>The duration of this agreement is [Duration].</w:t>
+        <w:spacing w:after="0"/>
+        <w:rPr>
+          <w:rFonts w:eastAsia="Times New Roman"/>
+          <w:sz w:val="40"/>
+          <w:szCs w:val="40"/>
+        </w:rPr>
+      </w:pPr>
+      <w:r>
+        <w:rPr>
+          <w:rFonts w:eastAsia="Times New Roman"/>
+          <w:noProof/>
+          <w:sz w:val="40"/>
+          <w:szCs w:val="40"/>
+        </w:rPr>
+        <mc:AlternateContent>
+          <mc:Choice Requires="wps">
+            <w:drawing>
+              <wp:inline distT="0" distB="0" distL="0" distR="0" wp14:anchorId="0CC334A9" wp14:editId="37C7ED1E">
+                <wp:extent cx="3115310" cy="1270"/>
+                <wp:effectExtent l="0" t="34925" r="0" b="40005"/>
+                <wp:docPr id="498918947" name="Rectangle 2"/>
+                <wp:cNvGraphicFramePr>
+                  <a:graphicFrameLocks xmlns:a="http://schemas.openxmlformats.org/drawingml/2006/main"/>
+                </wp:cNvGraphicFramePr>
+                <a:graphic xmlns:a="http://schemas.openxmlformats.org/drawingml/2006/main">
+                  <a:graphicData uri="http://schemas.microsoft.com/office/word/2010/wordprocessingShape">
+                    <wps:wsp>
+                      <wps:cNvSpPr>
+                        <a:spLocks noChangeArrowheads="1"/>
+                      </wps:cNvSpPr>
+                      <wps:spPr bwMode="auto">
+                        <a:xfrm>
+                          <a:off x="0" y="0"/>
+                          <a:ext cx="41614725" cy="1270"/>
+                        </a:xfrm>
+                        <a:prstGeom prst="rect">
+                          <a:avLst/>
+                        </a:prstGeom>
+                        <a:noFill/>
+                        <a:ln w="9525">
+                          <a:gradFill rotWithShape="0">
+                            <a:gsLst>
+                              <a:gs pos="0">
+                                <a:srgbClr val="A0A0A0"/>
+                              </a:gs>
+                              <a:gs pos="100000">
+                                <a:srgbClr val="E3E3E3"/>
+                              </a:gs>
+                            </a:gsLst>
+                            <a:lin ang="5400000"/>
+                          </a:gradFill>
+                          <a:miter lim="800000"/>
+                          <a:headEnd/>
+                          <a:tailEnd/>
+                        </a:ln>
+                      </wps:spPr>
+                      <wps:bodyPr rot="0" vert="horz" wrap="square" lIns="91440" tIns="45720" rIns="91440" bIns="45720" anchor="t" anchorCtr="0" upright="1">
+                        <a:noAutofit/>
+                      </wps:bodyPr>
+                    </wps:wsp>
+                  </a:graphicData>
+                </a:graphic>
+              </wp:inline>
+            </w:drawing>
+          </mc:Choice>
+          <mc:Fallback>
+            <w:pict>
+              <v:rect w14:anchorId="79014C62" id="Rectangle 2" o:spid="_x0000_s1026" style="width:245.3pt;height:.1pt;visibility:visible;mso-wrap-style:square;mso-left-percent:-10001;mso-top-percent:-10001;mso-position-horizontal:absolute;mso-position-horizontal-relative:char;mso-position-vertical:absolute;mso-position-vertical-relative:line;mso-left-percent:-10001;mso-top-percent:-10001;v-text-anchor:top" o:gfxdata="UEsDBBQABgAIAAAAIQBaIpOj/wAAAOUBAAATAAAAW0NvbnRlbnRfVHlwZXNdLnhtbJSRQU7DMBBF&#10;90jcwZotSpx2gRBK0gVpl4BQOYBlTxKLZGx5TGhvj5NCF4gisbRn/n9Pdrk5jIOYMLB1VMEqL0Ag&#10;aWcsdRW87nfZHQiOiowaHGEFR2TY1NdX5f7okUVKE1fQx+jvpWTd46g4dx4pTVoXRhXTMXTSK/2m&#10;OpTroriV2lFEilmcO6AuG2zV+xDF9pCuTyYBBwbxcFqcWRUo7werVUymciLzg5J9EfKUXHa4t55v&#10;kgYI+StiGV0kfAef0uMEa1A8qxAf1ZhEpAksce0ap/O/S2bNkTPXtlZj3gTeLqmz1aVy4z4o4PTf&#10;9ibFXnA618vlk+pPAAAA//8DAFBLAwQUAAYACAAAACEAp0rPONcAAACWAQAACwAAAF9yZWxzLy5y&#10;ZWxzpJDBasMwDIbvg72D0X1xmsMYo04vo9Br6R7A2IpjGltGMtn69jM7jGX0tqN+oe/70f7wmRa1&#10;IkukbGDX9aAwO/IxBwPvl+PTCyipNnu7UEYDNxQ4jI8P+zMutrYjmWMR1ShZDMy1lletxc2YrHRU&#10;MLfNRJxsbSMHXay72oB66Ptnzb8ZMG6Y6uQN8MkPoC630sx/2Ck6JqGpdo6SpmmK7h5Ve/rIZ1wb&#10;xXLAasCzfIeMa9fKgdL3xbt/igPbMkd3ZJvwjdy2AA7Ush+/3nxz/AIAAP//AwBQSwMEFAAGAAgA&#10;AAAhAD6L9189AgAAeQQAAA4AAABkcnMvZTJvRG9jLnhtbKxU227bMAx9H7B/EPS+2s6SpjXqFEUv&#10;w4DuAnTDnhVZtoXJokYpcbKvHyU7l21vw2JAEEXxkIdHzM3trjdsq9BrsBUvLnLOlJVQa9tW/OuX&#10;pzdXnPkgbC0MWFXxvfL8dvX61c3gSjWDDkytkBGI9eXgKt6F4Mos87JTvfAX4JQlZwPYi0AmtlmN&#10;YiD03mSzPL/MBsDaIUjlPZ0+jE6+SvhNo2T41DReBWYqTrWFtGJa12nNVjeibFG4TsupDvEPZfRC&#10;W8p6hHoQQbAN6r+gei0RPDThQkKfQdNoqRIJolPkf9B56YRTiQx1x7tjn/z/g5Ufty/uM8bSvXsG&#10;+d0zC/edsK26Q4ShU6KmdAVn1KlscL48RkTDUyxbDx+gJnHFJkBqwq7BPiISPbZLbd6fmq12gUk6&#10;nReXxXw5W3AmyVvMlqRPzCHKQ7hDH94p6FncVBxJzQQvts8+THcPd2I6C0/amOgQpbFsqPj1gvCj&#10;SQrXyYkQvunQpc7GmpLTE964YQ6I7XjssV3fG2RbQY/nLo/focLWn18v8vhLUL/FPL6N33kMkWsP&#10;yYy2jNpc8cV8jJ8YHUqNGXodaDyM7it+dbokyqjKo61HqkFoMxmEb+ykU5QmzoEv11DvSSainlSg&#10;caVNB/iTs4FefsX9j41AxZl5b4n9dTGfx1lJxnyxnJGB5571uUdYSVAVD5zYxO19GOdr41C3HWUq&#10;Umcs3NHzaPQo3KmsqVp63kn7aRTj/Jzb6dbpH2P1CwAA//8DAFBLAwQUAAYACAAAACEAVRXlLtwA&#10;AAAIAQAADwAAAGRycy9kb3ducmV2LnhtbEyPwU7DMBBE70j9B2srcaNOK6ggjVOlQK+VKEjAzY0X&#10;O2q8jmK3CX/PwqVcRlqNZnZesR59K87YxyaQgvksA4FUB9OQVfD2ur25BxGTJqPbQKjgGyOsy8lV&#10;oXMTBnrB8z5ZwSUUc63ApdTlUsbaoddxFjok9r5C73Xis7fS9Hrgct/KRZYtpdcN8QenO3x0WB/3&#10;J6/gufvcVXc2yuo9uY9j2Axbt7NKXU/HpxVLtQKRcEyXBPwy8H4oedghnMhE0SpgmvSn7N0+ZEsQ&#10;BwULELIs5H+A8gcAAP//AwBQSwECLQAUAAYACAAAACEAWiKTo/8AAADlAQAAEwAAAAAAAAAAAAAA&#10;AAAAAAAAW0NvbnRlbnRfVHlwZXNdLnhtbFBLAQItABQABgAIAAAAIQCnSs841wAAAJYBAAALAAAA&#10;AAAAAAAAAAAAADABAABfcmVscy8ucmVsc1BLAQItABQABgAIAAAAIQA+i/dfPQIAAHkEAAAOAAAA&#10;AAAAAAAAAAAAADACAABkcnMvZTJvRG9jLnhtbFBLAQItABQABgAIAAAAIQBVFeUu3AAAAAgBAAAP&#10;AAAAAAAAAAAAAAAAAJkEAABkcnMvZG93bnJldi54bWxQSwUGAAAAAAQABADzAAAAogUAAAAA&#10;" filled="f">
+                <w10:anchorlock/>
+              </v:rect>
+            </w:pict>
+          </mc:Fallback>
+        </mc:AlternateContent>
       </w:r>
     </w:p>
     <w:p>
       <w:pPr>
-        <w:rPr>
-          <w:sz w:val="40"/>
-          <w:szCs w:val="40"/>
-        </w:rPr>
-      </w:pPr>
+        <w:pStyle w:val="NormalWeb"/>
+        <w:rPr>
+          <w:sz w:val="40"/>
+          <w:szCs w:val="40"/>
+        </w:rPr>
+      </w:pPr>
+      <w:r>
+        <w:rPr>
+          <w:rFonts w:ascii="Segoe UI Emoji" w:hAnsi="Segoe UI Emoji" w:cs="Segoe UI Emoji"/>
+          <w:sz w:val="40"/>
+          <w:szCs w:val="40"/>
+        </w:rPr>
+        <w:t>📦</w:t>
+      </w:r>
+      <w:r>
+        <w:rPr>
+          <w:sz w:val="40"/>
+          <w:szCs w:val="40"/>
+        </w:rPr>
+        <w:t xml:space="preserve"> </w:t>
+      </w:r>
+      <w:r>
+        <w:rPr>
+          <w:rStyle w:val="Strong"/>
+          <w:sz w:val="40"/>
+          <w:szCs w:val="40"/>
+        </w:rPr>
+        <w:t>OUTPUT FORMAT</w:t>
+      </w:r>
+      <w:r>
+        <w:rPr>
+          <w:sz w:val="40"/>
+          <w:szCs w:val="40"/>
+        </w:rPr>
+        <w:br/>
+        <w:t>The agreement output should be in DOCX and PDF, with headers like:</w:t>
+      </w:r>
     </w:p>
     <w:p>
       <w:pPr>
-        <w:rPr>
-          <w:sz w:val="40"/>
-          <w:szCs w:val="40"/>
-        </w:rPr>
-      </w:pPr>
-      <w:r>
-        <w:rPr>
-          <w:sz w:val="40"/>
-          <w:szCs w:val="40"/>
-        </w:rPr>
-        <w:t>This agreement shall be governed by and construed in accordance with the laws of [Governing Law].</w:t>
+        <w:numPr>
+          <w:ilvl w:val="0"/>
+          <w:numId w:val="3"/>
+        </w:numPr>
+        <w:spacing w:before="100" w:beforeAutospacing="1" w:after="100" w:afterAutospacing="1" w:line="240" w:lineRule="auto"/>
+        <w:rPr>
+          <w:rFonts w:eastAsia="Times New Roman"/>
+          <w:sz w:val="40"/>
+          <w:szCs w:val="40"/>
+        </w:rPr>
+      </w:pPr>
+      <w:r>
+        <w:rPr>
+          <w:rStyle w:val="Strong"/>
+          <w:rFonts w:eastAsia="Times New Roman"/>
+          <w:sz w:val="40"/>
+          <w:szCs w:val="40"/>
+        </w:rPr>
+        <w:t>THIS [AGREEMENT TYPE] AGREEMENT</w:t>
       </w:r>
     </w:p>
     <w:p>
       <w:pPr>
-        <w:rPr>
-          <w:sz w:val="40"/>
-          <w:szCs w:val="40"/>
-        </w:rPr>
-      </w:pPr>
+        <w:numPr>
+          <w:ilvl w:val="0"/>
+          <w:numId w:val="3"/>
+        </w:numPr>
+        <w:spacing w:before="100" w:beforeAutospacing="1" w:after="100" w:afterAutospacing="1" w:line="240" w:lineRule="auto"/>
+        <w:rPr>
+          <w:rFonts w:eastAsia="Times New Roman"/>
+          <w:sz w:val="40"/>
+          <w:szCs w:val="40"/>
+        </w:rPr>
+      </w:pPr>
+      <w:r>
+        <w:rPr>
+          <w:rStyle w:val="Strong"/>
+          <w:rFonts w:eastAsia="Times New Roman"/>
+          <w:sz w:val="40"/>
+          <w:szCs w:val="40"/>
+        </w:rPr>
+        <w:t>Made and entered into on [DATE]</w:t>
+      </w:r>
     </w:p>
     <w:p>
       <w:pPr>
-        <w:rPr>
-          <w:sz w:val="40"/>
-          <w:szCs w:val="40"/>
-        </w:rPr>
-      </w:pPr>
-      <w:r>
-        <w:rPr>
-          <w:sz w:val="40"/>
-          <w:szCs w:val="40"/>
-        </w:rPr>
-        <w:t>Please ensure that the [Document Type] includes all necessary clauses and provisions to protect the interests of both parties."</w:t>
+        <w:numPr>
+          <w:ilvl w:val="0"/>
+          <w:numId w:val="3"/>
+        </w:numPr>
+        <w:spacing w:before="100" w:beforeAutospacing="1" w:after="100" w:afterAutospacing="1" w:line="240" w:lineRule="auto"/>
+        <w:rPr>
+          <w:rFonts w:eastAsia="Times New Roman"/>
+          <w:sz w:val="40"/>
+          <w:szCs w:val="40"/>
+        </w:rPr>
+      </w:pPr>
+      <w:r>
+        <w:rPr>
+          <w:rStyle w:val="Strong"/>
+          <w:rFonts w:eastAsia="Times New Roman"/>
+          <w:sz w:val="40"/>
+          <w:szCs w:val="40"/>
+        </w:rPr>
+        <w:t>By and between [PARTY A] and [PARTY B]</w:t>
       </w:r>
     </w:p>
     <w:p>
       <w:pPr>
-        <w:rPr>
-          <w:sz w:val="40"/>
-          <w:szCs w:val="40"/>
-        </w:rPr>
-      </w:pPr>
+        <w:numPr>
+          <w:ilvl w:val="0"/>
+          <w:numId w:val="3"/>
+        </w:numPr>
+        <w:spacing w:before="100" w:beforeAutospacing="1" w:after="100" w:afterAutospacing="1" w:line="240" w:lineRule="auto"/>
+        <w:rPr>
+          <w:rFonts w:eastAsia="Times New Roman"/>
+          <w:sz w:val="40"/>
+          <w:szCs w:val="40"/>
+        </w:rPr>
+      </w:pPr>
+      <w:r>
+        <w:rPr>
+          <w:rStyle w:val="Strong"/>
+          <w:rFonts w:eastAsia="Times New Roman"/>
+          <w:sz w:val="40"/>
+          <w:szCs w:val="40"/>
+        </w:rPr>
+        <w:t>WHEREAS clauses</w:t>
+      </w:r>
     </w:p>
     <w:p>
       <w:pPr>
-        <w:rPr>
-          <w:sz w:val="40"/>
-          <w:szCs w:val="40"/>
-        </w:rPr>
-      </w:pPr>
-      <w:r>
-        <w:rPr>
-          <w:sz w:val="40"/>
-          <w:szCs w:val="40"/>
-        </w:rPr>
-        <w:t>With this revised master prompt, you can generate a wide range of agreements, including:</w:t>
+        <w:numPr>
+          <w:ilvl w:val="0"/>
+          <w:numId w:val="3"/>
+        </w:numPr>
+        <w:spacing w:before="100" w:beforeAutospacing="1" w:after="100" w:afterAutospacing="1" w:line="240" w:lineRule="auto"/>
+        <w:rPr>
+          <w:rFonts w:eastAsia="Times New Roman"/>
+          <w:sz w:val="40"/>
+          <w:szCs w:val="40"/>
+        </w:rPr>
+      </w:pPr>
+      <w:r>
+        <w:rPr>
+          <w:rFonts w:eastAsia="Times New Roman"/>
+          <w:sz w:val="40"/>
+          <w:szCs w:val="40"/>
+        </w:rPr>
+        <w:t>Numbered clauses and sub-clauses</w:t>
       </w:r>
     </w:p>
     <w:p>
       <w:pPr>
-        <w:rPr>
-          <w:sz w:val="40"/>
-          <w:szCs w:val="40"/>
-        </w:rPr>
-      </w:pPr>
+        <w:numPr>
+          <w:ilvl w:val="0"/>
+          <w:numId w:val="3"/>
+        </w:numPr>
+        <w:spacing w:before="100" w:beforeAutospacing="1" w:after="100" w:afterAutospacing="1" w:line="240" w:lineRule="auto"/>
+        <w:rPr>
+          <w:rFonts w:eastAsia="Times New Roman"/>
+          <w:sz w:val="40"/>
+          <w:szCs w:val="40"/>
+        </w:rPr>
+      </w:pPr>
+      <w:r>
+        <w:rPr>
+          <w:rFonts w:eastAsia="Times New Roman"/>
+          <w:sz w:val="40"/>
+          <w:szCs w:val="40"/>
+        </w:rPr>
+        <w:t>Signatures and witness lines at the end</w:t>
+      </w:r>
     </w:p>
     <w:p>
       <w:pPr>
-        <w:rPr>
-          <w:sz w:val="40"/>
-          <w:szCs w:val="40"/>
-        </w:rPr>
-      </w:pPr>
-      <w:r>
-        <w:rPr>
-          <w:sz w:val="40"/>
-          <w:szCs w:val="40"/>
-        </w:rPr>
-        <w:t>- Merger and Amalgamation Agreement</w:t>
+        <w:spacing w:after="0"/>
+        <w:rPr>
+          <w:rFonts w:eastAsia="Times New Roman"/>
+          <w:sz w:val="40"/>
+          <w:szCs w:val="40"/>
+        </w:rPr>
+      </w:pPr>
+      <w:r>
+        <w:rPr>
+          <w:rFonts w:eastAsia="Times New Roman"/>
+          <w:noProof/>
+          <w:sz w:val="40"/>
+          <w:szCs w:val="40"/>
+        </w:rPr>
+        <mc:AlternateContent>
+          <mc:Choice Requires="wps">
+            <w:drawing>
+              <wp:inline distT="0" distB="0" distL="0" distR="0" wp14:anchorId="0BE07ACF" wp14:editId="3DD401AF">
+                <wp:extent cx="3115310" cy="1270"/>
+                <wp:effectExtent l="0" t="34925" r="0" b="40005"/>
+                <wp:docPr id="282288897" name="Rectangle 1"/>
+                <wp:cNvGraphicFramePr>
+                  <a:graphicFrameLocks xmlns:a="http://schemas.openxmlformats.org/drawingml/2006/main"/>
+                </wp:cNvGraphicFramePr>
+                <a:graphic xmlns:a="http://schemas.openxmlformats.org/drawingml/2006/main">
+                  <a:graphicData uri="http://schemas.microsoft.com/office/word/2010/wordprocessingShape">
+                    <wps:wsp>
+                      <wps:cNvSpPr>
+                        <a:spLocks noChangeArrowheads="1"/>
+                      </wps:cNvSpPr>
+                      <wps:spPr bwMode="auto">
+                        <a:xfrm>
+                          <a:off x="0" y="0"/>
+                          <a:ext cx="41614725" cy="1270"/>
+                        </a:xfrm>
+                        <a:prstGeom prst="rect">
+                          <a:avLst/>
+                        </a:prstGeom>
+                        <a:noFill/>
+                        <a:ln w="9525">
+                          <a:gradFill rotWithShape="0">
+                            <a:gsLst>
+                              <a:gs pos="0">
+                                <a:srgbClr val="A0A0A0"/>
+                              </a:gs>
+                              <a:gs pos="100000">
+                                <a:srgbClr val="E3E3E3"/>
+                              </a:gs>
+                            </a:gsLst>
+                            <a:lin ang="5400000"/>
+                          </a:gradFill>
+                          <a:miter lim="800000"/>
+                          <a:headEnd/>
+                          <a:tailEnd/>
+                        </a:ln>
+                      </wps:spPr>
+                      <wps:bodyPr rot="0" vert="horz" wrap="square" lIns="91440" tIns="45720" rIns="91440" bIns="45720" anchor="t" anchorCtr="0" upright="1">
+                        <a:noAutofit/>
+                      </wps:bodyPr>
+                    </wps:wsp>
+                  </a:graphicData>
+                </a:graphic>
+              </wp:inline>
+            </w:drawing>
+          </mc:Choice>
+          <mc:Fallback>
+            <w:pict>
+              <v:rect w14:anchorId="1C1C004E" id="Rectangle 1" o:spid="_x0000_s1026" style="width:245.3pt;height:.1pt;visibility:visible;mso-wrap-style:square;mso-left-percent:-10001;mso-top-percent:-10001;mso-position-horizontal:absolute;mso-position-horizontal-relative:char;mso-position-vertical:absolute;mso-position-vertical-relative:line;mso-left-percent:-10001;mso-top-percent:-10001;v-text-anchor:top" o:gfxdata="UEsDBBQABgAIAAAAIQBaIpOj/wAAAOUBAAATAAAAW0NvbnRlbnRfVHlwZXNdLnhtbJSRQU7DMBBF&#10;90jcwZotSpx2gRBK0gVpl4BQOYBlTxKLZGx5TGhvj5NCF4gisbRn/n9Pdrk5jIOYMLB1VMEqL0Ag&#10;aWcsdRW87nfZHQiOiowaHGEFR2TY1NdX5f7okUVKE1fQx+jvpWTd46g4dx4pTVoXRhXTMXTSK/2m&#10;OpTroriV2lFEilmcO6AuG2zV+xDF9pCuTyYBBwbxcFqcWRUo7werVUymciLzg5J9EfKUXHa4t55v&#10;kgYI+StiGV0kfAef0uMEa1A8qxAf1ZhEpAksce0ap/O/S2bNkTPXtlZj3gTeLqmz1aVy4z4o4PTf&#10;9ibFXnA618vlk+pPAAAA//8DAFBLAwQUAAYACAAAACEAp0rPONcAAACWAQAACwAAAF9yZWxzLy5y&#10;ZWxzpJDBasMwDIbvg72D0X1xmsMYo04vo9Br6R7A2IpjGltGMtn69jM7jGX0tqN+oe/70f7wmRa1&#10;IkukbGDX9aAwO/IxBwPvl+PTCyipNnu7UEYDNxQ4jI8P+zMutrYjmWMR1ShZDMy1lletxc2YrHRU&#10;MLfNRJxsbSMHXay72oB66Ptnzb8ZMG6Y6uQN8MkPoC630sx/2Ck6JqGpdo6SpmmK7h5Ve/rIZ1wb&#10;xXLAasCzfIeMa9fKgdL3xbt/igPbMkd3ZJvwjdy2AA7Ush+/3nxz/AIAAP//AwBQSwMEFAAGAAgA&#10;AAAhAD6L9189AgAAeQQAAA4AAABkcnMvZTJvRG9jLnhtbKxU227bMAx9H7B/EPS+2s6SpjXqFEUv&#10;w4DuAnTDnhVZtoXJokYpcbKvHyU7l21vw2JAEEXxkIdHzM3trjdsq9BrsBUvLnLOlJVQa9tW/OuX&#10;pzdXnPkgbC0MWFXxvfL8dvX61c3gSjWDDkytkBGI9eXgKt6F4Mos87JTvfAX4JQlZwPYi0AmtlmN&#10;YiD03mSzPL/MBsDaIUjlPZ0+jE6+SvhNo2T41DReBWYqTrWFtGJa12nNVjeibFG4TsupDvEPZfRC&#10;W8p6hHoQQbAN6r+gei0RPDThQkKfQdNoqRIJolPkf9B56YRTiQx1x7tjn/z/g5Ufty/uM8bSvXsG&#10;+d0zC/edsK26Q4ShU6KmdAVn1KlscL48RkTDUyxbDx+gJnHFJkBqwq7BPiISPbZLbd6fmq12gUk6&#10;nReXxXw5W3AmyVvMlqRPzCHKQ7hDH94p6FncVBxJzQQvts8+THcPd2I6C0/amOgQpbFsqPj1gvCj&#10;SQrXyYkQvunQpc7GmpLTE964YQ6I7XjssV3fG2RbQY/nLo/focLWn18v8vhLUL/FPL6N33kMkWsP&#10;yYy2jNpc8cV8jJ8YHUqNGXodaDyM7it+dbokyqjKo61HqkFoMxmEb+ykU5QmzoEv11DvSSainlSg&#10;caVNB/iTs4FefsX9j41AxZl5b4n9dTGfx1lJxnyxnJGB5571uUdYSVAVD5zYxO19GOdr41C3HWUq&#10;Umcs3NHzaPQo3KmsqVp63kn7aRTj/Jzb6dbpH2P1CwAA//8DAFBLAwQUAAYACAAAACEAVRXlLtwA&#10;AAAIAQAADwAAAGRycy9kb3ducmV2LnhtbEyPwU7DMBBE70j9B2srcaNOK6ggjVOlQK+VKEjAzY0X&#10;O2q8jmK3CX/PwqVcRlqNZnZesR59K87YxyaQgvksA4FUB9OQVfD2ur25BxGTJqPbQKjgGyOsy8lV&#10;oXMTBnrB8z5ZwSUUc63ApdTlUsbaoddxFjok9r5C73Xis7fS9Hrgct/KRZYtpdcN8QenO3x0WB/3&#10;J6/gufvcVXc2yuo9uY9j2Axbt7NKXU/HpxVLtQKRcEyXBPwy8H4oedghnMhE0SpgmvSn7N0+ZEsQ&#10;BwULELIs5H+A8gcAAP//AwBQSwECLQAUAAYACAAAACEAWiKTo/8AAADlAQAAEwAAAAAAAAAAAAAA&#10;AAAAAAAAW0NvbnRlbnRfVHlwZXNdLnhtbFBLAQItABQABgAIAAAAIQCnSs841wAAAJYBAAALAAAA&#10;AAAAAAAAAAAAADABAABfcmVscy8ucmVsc1BLAQItABQABgAIAAAAIQA+i/dfPQIAAHkEAAAOAAAA&#10;AAAAAAAAAAAAADACAABkcnMvZTJvRG9jLnhtbFBLAQItABQABgAIAAAAIQBVFeUu3AAAAAgBAAAP&#10;AAAAAAAAAAAAAAAAAJkEAABkcnMvZG93bnJldi54bWxQSwUGAAAAAAQABADzAAAAogUAAAAA&#10;" filled="f">
+                <w10:anchorlock/>
+              </v:rect>
+            </w:pict>
+          </mc:Fallback>
+        </mc:AlternateContent>
       </w:r>
     </w:p>
     <w:p>
       <w:pPr>
-        <w:rPr>
-          <w:sz w:val="40"/>
-          <w:szCs w:val="40"/>
-        </w:rPr>
-      </w:pPr>
-      <w:r>
-        <w:rPr>
-          <w:sz w:val="40"/>
-          <w:szCs w:val="40"/>
-        </w:rPr>
-        <w:t>- Agreement Appointing Managing Director</w:t>
+        <w:pStyle w:val="NormalWeb"/>
+        <w:rPr>
+          <w:sz w:val="40"/>
+          <w:szCs w:val="40"/>
+        </w:rPr>
+      </w:pPr>
+      <w:r>
+        <w:rPr>
+          <w:rFonts w:cs="Shruti"/>
+          <w:sz w:val="40"/>
+          <w:szCs w:val="40"/>
+          <w:cs/>
+          <w:lang w:bidi="gu-IN"/>
+        </w:rPr>
+        <w:t>શું તમે એક બીજું ફંક્શન પણ ઉમેરવા માંગો છો જે હવે-હવે આ જ વેરીએબલ્સથી</w:t>
+      </w:r>
+      <w:r>
+        <w:rPr>
+          <w:sz w:val="40"/>
+          <w:szCs w:val="40"/>
+        </w:rPr>
+        <w:t xml:space="preserve"> "Board Resolution", "Cover Letter" </w:t>
+      </w:r>
+      <w:r>
+        <w:rPr>
+          <w:rFonts w:cs="Shruti"/>
+          <w:sz w:val="40"/>
+          <w:szCs w:val="40"/>
+          <w:cs/>
+          <w:lang w:bidi="gu-IN"/>
+        </w:rPr>
+        <w:t>કે</w:t>
+      </w:r>
+      <w:r>
+        <w:rPr>
+          <w:sz w:val="40"/>
+          <w:szCs w:val="40"/>
+        </w:rPr>
+        <w:t xml:space="preserve"> "Supporting Affidavit" </w:t>
+      </w:r>
+      <w:r>
+        <w:rPr>
+          <w:rFonts w:cs="Shruti"/>
+          <w:sz w:val="40"/>
+          <w:szCs w:val="40"/>
+          <w:cs/>
+          <w:lang w:bidi="gu-IN"/>
+        </w:rPr>
+        <w:t>પણ જનરેટ કરે?</w:t>
+      </w:r>
+      <w:r>
+        <w:rPr>
+          <w:sz w:val="40"/>
+          <w:szCs w:val="40"/>
+        </w:rPr>
+        <w:br/>
+      </w:r>
+      <w:r>
+        <w:rPr>
+          <w:rFonts w:cs="Shruti"/>
+          <w:sz w:val="40"/>
+          <w:szCs w:val="40"/>
+          <w:cs/>
+          <w:lang w:bidi="gu-IN"/>
+        </w:rPr>
+        <w:t xml:space="preserve">શું હું તમારાં ડેવલપર માટે </w:t>
+      </w:r>
+      <w:r>
+        <w:rPr>
+          <w:sz w:val="40"/>
+          <w:szCs w:val="40"/>
+        </w:rPr>
+        <w:t>JSX-</w:t>
+      </w:r>
+      <w:r>
+        <w:rPr>
+          <w:rFonts w:cs="Shruti"/>
+          <w:sz w:val="40"/>
+          <w:szCs w:val="40"/>
+          <w:cs/>
+          <w:lang w:bidi="gu-IN"/>
+        </w:rPr>
+        <w:t xml:space="preserve">ફોર્મ </w:t>
+      </w:r>
+      <w:r>
+        <w:rPr>
+          <w:sz w:val="40"/>
+          <w:szCs w:val="40"/>
+        </w:rPr>
+        <w:t xml:space="preserve">GUI </w:t>
+      </w:r>
+      <w:r>
+        <w:rPr>
+          <w:rFonts w:cs="Shruti"/>
+          <w:sz w:val="40"/>
+          <w:szCs w:val="40"/>
+          <w:cs/>
+          <w:lang w:bidi="gu-IN"/>
+        </w:rPr>
+        <w:t>ફોર્મ પણ તૈયાર કરી દઉં?</w:t>
       </w:r>
     </w:p>
     <w:p>
@@ -455,81 +3678,6 @@
           <w:szCs w:val="40"/>
         </w:rPr>
       </w:pPr>
-      <w:r>
-        <w:rPr>
-          <w:sz w:val="40"/>
-          <w:szCs w:val="40"/>
-        </w:rPr>
-        <w:t>- Software Service Agreement</w:t>
-      </w:r>
-    </w:p>
-    <w:p>
-      <w:pPr>
-        <w:rPr>
-          <w:sz w:val="40"/>
-          <w:szCs w:val="40"/>
-        </w:rPr>
-      </w:pPr>
-      <w:r>
-        <w:rPr>
-          <w:sz w:val="40"/>
-          <w:szCs w:val="40"/>
-        </w:rPr>
-        <w:t>- License Agreement</w:t>
-      </w:r>
-    </w:p>
-    <w:p>
-      <w:pPr>
-        <w:rPr>
-          <w:sz w:val="40"/>
-          <w:szCs w:val="40"/>
-        </w:rPr>
-      </w:pPr>
-      <w:r>
-        <w:rPr>
-          <w:sz w:val="40"/>
-          <w:szCs w:val="40"/>
-        </w:rPr>
-        <w:t>- Sale of Patent and Trademark Agreement</w:t>
-      </w:r>
-    </w:p>
-    <w:p>
-      <w:pPr>
-        <w:rPr>
-          <w:sz w:val="40"/>
-          <w:szCs w:val="40"/>
-        </w:rPr>
-      </w:pPr>
-      <w:r>
-        <w:rPr>
-          <w:sz w:val="40"/>
-          <w:szCs w:val="40"/>
-        </w:rPr>
-        <w:t>- Technology Transfer Agreement</w:t>
-      </w:r>
-    </w:p>
-    <w:p>
-      <w:pPr>
-        <w:rPr>
-          <w:sz w:val="40"/>
-          <w:szCs w:val="40"/>
-        </w:rPr>
-      </w:pPr>
-    </w:p>
-    <w:p>
-      <w:pPr>
-        <w:rPr>
-          <w:sz w:val="40"/>
-          <w:szCs w:val="40"/>
-        </w:rPr>
-      </w:pPr>
-      <w:r>
-        <w:rPr>
-          <w:sz w:val="40"/>
-          <w:szCs w:val="40"/>
-        </w:rPr>
-        <w:t>Let me know if you need any further modifications or additions!</w:t>
-      </w:r>
     </w:p>
     <w:sectPr>
       <w:pgSz w:w="12240" w:h="15840"/>
@@ -541,6 +3689,467 @@
 </w:document>
 </file>
 
+<file path=word/numbering.xml><?xml version="1.0" encoding="utf-8"?>
+<w:numbering xmlns:wpc="http://schemas.microsoft.com/office/word/2010/wordprocessingCanvas" xmlns:cx="http://schemas.microsoft.com/office/drawing/2014/chartex" xmlns:cx1="http://schemas.microsoft.com/office/drawing/2015/9/8/chartex" xmlns:cx2="http://schemas.microsoft.com/office/drawing/2015/10/21/chartex" xmlns:cx3="http://schemas.microsoft.com/office/drawing/2016/5/9/chartex" xmlns:cx4="http://schemas.microsoft.com/office/drawing/2016/5/10/chartex" xmlns:cx5="http://schemas.microsoft.com/office/drawing/2016/5/11/chartex" xmlns:cx6="http://schemas.microsoft.com/office/drawing/2016/5/12/chartex" xmlns:cx7="http://schemas.microsoft.com/office/drawing/2016/5/13/chartex" xmlns:cx8="http://schemas.microsoft.com/office/drawing/2016/5/14/chartex" xmlns:mc="http://schemas.openxmlformats.org/markup-compatibility/2006" xmlns:aink="http://schemas.microsoft.com/office/drawing/2016/ink" xmlns:am3d="http://schemas.microsoft.com/office/drawing/2017/model3d" xmlns:o="urn:schemas-microsoft-com:office:office" xmlns:oel="http://schemas.microsoft.com/office/2019/extlst" xmlns:r="http://schemas.openxmlformats.org/officeDocument/2006/relationships" xmlns:m="http://schemas.openxmlformats.org/officeDocument/2006/math" xmlns:v="urn:schemas-microsoft-com:vml" xmlns:wp14="http://schemas.microsoft.com/office/word/2010/wordprocessingDrawing" xmlns:wp="http://schemas.openxmlformats.org/drawingml/2006/wordprocessingDrawing" xmlns:w10="urn:schemas-microsoft-com:office:word" xmlns:w="http://schemas.openxmlformats.org/wordprocessingml/2006/main" xmlns:w14="http://schemas.microsoft.com/office/word/2010/wordml" xmlns:w15="http://schemas.microsoft.com/office/word/2012/wordml" xmlns:w16cex="http://schemas.microsoft.com/office/word/2018/wordml/cex" xmlns:w16cid="http://schemas.microsoft.com/office/word/2016/wordml/cid" xmlns:w16="http://schemas.microsoft.com/office/word/2018/wordml" xmlns:w16du="http://schemas.microsoft.com/office/word/2023/wordml/word16du" xmlns:w16sdtdh="http://schemas.microsoft.com/office/word/2020/wordml/sdtdatahash" xmlns:w16sdtfl="http://schemas.microsoft.com/office/word/2024/wordml/sdtformatlock" xmlns:w16se="http://schemas.microsoft.com/office/word/2015/wordml/symex" xmlns:wpg="http://schemas.microsoft.com/office/word/2010/wordprocessingGroup" xmlns:wpi="http://schemas.microsoft.com/office/word/2010/wordprocessingInk" xmlns:wne="http://schemas.microsoft.com/office/word/2006/wordml" xmlns:wps="http://schemas.microsoft.com/office/word/2010/wordprocessingShape" mc:Ignorable="w14 w15 w16se w16cid w16 w16cex w16sdtdh w16sdtfl w16du wp14">
+  <w:abstractNum w:abstractNumId="0" w15:restartNumberingAfterBreak="0">
+    <w:nsid w:val="0BE4653F"/>
+    <w:multiLevelType w:val="multilevel"/>
+    <w:tmpl w:val="FFFFFFFF"/>
+    <w:lvl w:ilvl="0">
+      <w:start w:val="1"/>
+      <w:numFmt w:val="bullet"/>
+      <w:lvlText w:val=""/>
+      <w:lvlJc w:val="left"/>
+      <w:pPr>
+        <w:tabs>
+          <w:tab w:val="num" w:pos="720"/>
+        </w:tabs>
+        <w:ind w:left="720" w:hanging="360"/>
+      </w:pPr>
+      <w:rPr>
+        <w:rFonts w:ascii="Symbol" w:hAnsi="Symbol" w:hint="default"/>
+        <w:sz w:val="20"/>
+      </w:rPr>
+    </w:lvl>
+    <w:lvl w:ilvl="1" w:tentative="1">
+      <w:start w:val="1"/>
+      <w:numFmt w:val="bullet"/>
+      <w:lvlText w:val="o"/>
+      <w:lvlJc w:val="left"/>
+      <w:pPr>
+        <w:tabs>
+          <w:tab w:val="num" w:pos="1440"/>
+        </w:tabs>
+        <w:ind w:left="1440" w:hanging="360"/>
+      </w:pPr>
+      <w:rPr>
+        <w:rFonts w:ascii="Courier New" w:hAnsi="Courier New" w:hint="default"/>
+        <w:sz w:val="20"/>
+      </w:rPr>
+    </w:lvl>
+    <w:lvl w:ilvl="2" w:tentative="1">
+      <w:start w:val="1"/>
+      <w:numFmt w:val="bullet"/>
+      <w:lvlText w:val=""/>
+      <w:lvlJc w:val="left"/>
+      <w:pPr>
+        <w:tabs>
+          <w:tab w:val="num" w:pos="2160"/>
+        </w:tabs>
+        <w:ind w:left="2160" w:hanging="360"/>
+      </w:pPr>
+      <w:rPr>
+        <w:rFonts w:ascii="Wingdings" w:hAnsi="Wingdings" w:hint="default"/>
+        <w:sz w:val="20"/>
+      </w:rPr>
+    </w:lvl>
+    <w:lvl w:ilvl="3" w:tentative="1">
+      <w:start w:val="1"/>
+      <w:numFmt w:val="bullet"/>
+      <w:lvlText w:val=""/>
+      <w:lvlJc w:val="left"/>
+      <w:pPr>
+        <w:tabs>
+          <w:tab w:val="num" w:pos="2880"/>
+        </w:tabs>
+        <w:ind w:left="2880" w:hanging="360"/>
+      </w:pPr>
+      <w:rPr>
+        <w:rFonts w:ascii="Wingdings" w:hAnsi="Wingdings" w:hint="default"/>
+        <w:sz w:val="20"/>
+      </w:rPr>
+    </w:lvl>
+    <w:lvl w:ilvl="4" w:tentative="1">
+      <w:start w:val="1"/>
+      <w:numFmt w:val="bullet"/>
+      <w:lvlText w:val=""/>
+      <w:lvlJc w:val="left"/>
+      <w:pPr>
+        <w:tabs>
+          <w:tab w:val="num" w:pos="3600"/>
+        </w:tabs>
+        <w:ind w:left="3600" w:hanging="360"/>
+      </w:pPr>
+      <w:rPr>
+        <w:rFonts w:ascii="Wingdings" w:hAnsi="Wingdings" w:hint="default"/>
+        <w:sz w:val="20"/>
+      </w:rPr>
+    </w:lvl>
+    <w:lvl w:ilvl="5" w:tentative="1">
+      <w:start w:val="1"/>
+      <w:numFmt w:val="bullet"/>
+      <w:lvlText w:val=""/>
+      <w:lvlJc w:val="left"/>
+      <w:pPr>
+        <w:tabs>
+          <w:tab w:val="num" w:pos="4320"/>
+        </w:tabs>
+        <w:ind w:left="4320" w:hanging="360"/>
+      </w:pPr>
+      <w:rPr>
+        <w:rFonts w:ascii="Wingdings" w:hAnsi="Wingdings" w:hint="default"/>
+        <w:sz w:val="20"/>
+      </w:rPr>
+    </w:lvl>
+    <w:lvl w:ilvl="6" w:tentative="1">
+      <w:start w:val="1"/>
+      <w:numFmt w:val="bullet"/>
+      <w:lvlText w:val=""/>
+      <w:lvlJc w:val="left"/>
+      <w:pPr>
+        <w:tabs>
+          <w:tab w:val="num" w:pos="5040"/>
+        </w:tabs>
+        <w:ind w:left="5040" w:hanging="360"/>
+      </w:pPr>
+      <w:rPr>
+        <w:rFonts w:ascii="Wingdings" w:hAnsi="Wingdings" w:hint="default"/>
+        <w:sz w:val="20"/>
+      </w:rPr>
+    </w:lvl>
+    <w:lvl w:ilvl="7" w:tentative="1">
+      <w:start w:val="1"/>
+      <w:numFmt w:val="bullet"/>
+      <w:lvlText w:val=""/>
+      <w:lvlJc w:val="left"/>
+      <w:pPr>
+        <w:tabs>
+          <w:tab w:val="num" w:pos="5760"/>
+        </w:tabs>
+        <w:ind w:left="5760" w:hanging="360"/>
+      </w:pPr>
+      <w:rPr>
+        <w:rFonts w:ascii="Wingdings" w:hAnsi="Wingdings" w:hint="default"/>
+        <w:sz w:val="20"/>
+      </w:rPr>
+    </w:lvl>
+    <w:lvl w:ilvl="8" w:tentative="1">
+      <w:start w:val="1"/>
+      <w:numFmt w:val="bullet"/>
+      <w:lvlText w:val=""/>
+      <w:lvlJc w:val="left"/>
+      <w:pPr>
+        <w:tabs>
+          <w:tab w:val="num" w:pos="6480"/>
+        </w:tabs>
+        <w:ind w:left="6480" w:hanging="360"/>
+      </w:pPr>
+      <w:rPr>
+        <w:rFonts w:ascii="Wingdings" w:hAnsi="Wingdings" w:hint="default"/>
+        <w:sz w:val="20"/>
+      </w:rPr>
+    </w:lvl>
+  </w:abstractNum>
+  <w:abstractNum w:abstractNumId="1" w15:restartNumberingAfterBreak="0">
+    <w:nsid w:val="222F1CC1"/>
+    <w:multiLevelType w:val="multilevel"/>
+    <w:tmpl w:val="FFFFFFFF"/>
+    <w:lvl w:ilvl="0">
+      <w:start w:val="1"/>
+      <w:numFmt w:val="bullet"/>
+      <w:lvlText w:val=""/>
+      <w:lvlJc w:val="left"/>
+      <w:pPr>
+        <w:tabs>
+          <w:tab w:val="num" w:pos="720"/>
+        </w:tabs>
+        <w:ind w:left="720" w:hanging="360"/>
+      </w:pPr>
+      <w:rPr>
+        <w:rFonts w:ascii="Symbol" w:hAnsi="Symbol" w:hint="default"/>
+        <w:sz w:val="20"/>
+      </w:rPr>
+    </w:lvl>
+    <w:lvl w:ilvl="1" w:tentative="1">
+      <w:start w:val="1"/>
+      <w:numFmt w:val="bullet"/>
+      <w:lvlText w:val="o"/>
+      <w:lvlJc w:val="left"/>
+      <w:pPr>
+        <w:tabs>
+          <w:tab w:val="num" w:pos="1440"/>
+        </w:tabs>
+        <w:ind w:left="1440" w:hanging="360"/>
+      </w:pPr>
+      <w:rPr>
+        <w:rFonts w:ascii="Courier New" w:hAnsi="Courier New" w:hint="default"/>
+        <w:sz w:val="20"/>
+      </w:rPr>
+    </w:lvl>
+    <w:lvl w:ilvl="2" w:tentative="1">
+      <w:start w:val="1"/>
+      <w:numFmt w:val="bullet"/>
+      <w:lvlText w:val=""/>
+      <w:lvlJc w:val="left"/>
+      <w:pPr>
+        <w:tabs>
+          <w:tab w:val="num" w:pos="2160"/>
+        </w:tabs>
+        <w:ind w:left="2160" w:hanging="360"/>
+      </w:pPr>
+      <w:rPr>
+        <w:rFonts w:ascii="Wingdings" w:hAnsi="Wingdings" w:hint="default"/>
+        <w:sz w:val="20"/>
+      </w:rPr>
+    </w:lvl>
+    <w:lvl w:ilvl="3" w:tentative="1">
+      <w:start w:val="1"/>
+      <w:numFmt w:val="bullet"/>
+      <w:lvlText w:val=""/>
+      <w:lvlJc w:val="left"/>
+      <w:pPr>
+        <w:tabs>
+          <w:tab w:val="num" w:pos="2880"/>
+        </w:tabs>
+        <w:ind w:left="2880" w:hanging="360"/>
+      </w:pPr>
+      <w:rPr>
+        <w:rFonts w:ascii="Wingdings" w:hAnsi="Wingdings" w:hint="default"/>
+        <w:sz w:val="20"/>
+      </w:rPr>
+    </w:lvl>
+    <w:lvl w:ilvl="4" w:tentative="1">
+      <w:start w:val="1"/>
+      <w:numFmt w:val="bullet"/>
+      <w:lvlText w:val=""/>
+      <w:lvlJc w:val="left"/>
+      <w:pPr>
+        <w:tabs>
+          <w:tab w:val="num" w:pos="3600"/>
+        </w:tabs>
+        <w:ind w:left="3600" w:hanging="360"/>
+      </w:pPr>
+      <w:rPr>
+        <w:rFonts w:ascii="Wingdings" w:hAnsi="Wingdings" w:hint="default"/>
+        <w:sz w:val="20"/>
+      </w:rPr>
+    </w:lvl>
+    <w:lvl w:ilvl="5" w:tentative="1">
+      <w:start w:val="1"/>
+      <w:numFmt w:val="bullet"/>
+      <w:lvlText w:val=""/>
+      <w:lvlJc w:val="left"/>
+      <w:pPr>
+        <w:tabs>
+          <w:tab w:val="num" w:pos="4320"/>
+        </w:tabs>
+        <w:ind w:left="4320" w:hanging="360"/>
+      </w:pPr>
+      <w:rPr>
+        <w:rFonts w:ascii="Wingdings" w:hAnsi="Wingdings" w:hint="default"/>
+        <w:sz w:val="20"/>
+      </w:rPr>
+    </w:lvl>
+    <w:lvl w:ilvl="6" w:tentative="1">
+      <w:start w:val="1"/>
+      <w:numFmt w:val="bullet"/>
+      <w:lvlText w:val=""/>
+      <w:lvlJc w:val="left"/>
+      <w:pPr>
+        <w:tabs>
+          <w:tab w:val="num" w:pos="5040"/>
+        </w:tabs>
+        <w:ind w:left="5040" w:hanging="360"/>
+      </w:pPr>
+      <w:rPr>
+        <w:rFonts w:ascii="Wingdings" w:hAnsi="Wingdings" w:hint="default"/>
+        <w:sz w:val="20"/>
+      </w:rPr>
+    </w:lvl>
+    <w:lvl w:ilvl="7" w:tentative="1">
+      <w:start w:val="1"/>
+      <w:numFmt w:val="bullet"/>
+      <w:lvlText w:val=""/>
+      <w:lvlJc w:val="left"/>
+      <w:pPr>
+        <w:tabs>
+          <w:tab w:val="num" w:pos="5760"/>
+        </w:tabs>
+        <w:ind w:left="5760" w:hanging="360"/>
+      </w:pPr>
+      <w:rPr>
+        <w:rFonts w:ascii="Wingdings" w:hAnsi="Wingdings" w:hint="default"/>
+        <w:sz w:val="20"/>
+      </w:rPr>
+    </w:lvl>
+    <w:lvl w:ilvl="8" w:tentative="1">
+      <w:start w:val="1"/>
+      <w:numFmt w:val="bullet"/>
+      <w:lvlText w:val=""/>
+      <w:lvlJc w:val="left"/>
+      <w:pPr>
+        <w:tabs>
+          <w:tab w:val="num" w:pos="6480"/>
+        </w:tabs>
+        <w:ind w:left="6480" w:hanging="360"/>
+      </w:pPr>
+      <w:rPr>
+        <w:rFonts w:ascii="Wingdings" w:hAnsi="Wingdings" w:hint="default"/>
+        <w:sz w:val="20"/>
+      </w:rPr>
+    </w:lvl>
+  </w:abstractNum>
+  <w:abstractNum w:abstractNumId="2" w15:restartNumberingAfterBreak="0">
+    <w:nsid w:val="2E1E708F"/>
+    <w:multiLevelType w:val="multilevel"/>
+    <w:tmpl w:val="FFFFFFFF"/>
+    <w:lvl w:ilvl="0">
+      <w:start w:val="1"/>
+      <w:numFmt w:val="bullet"/>
+      <w:lvlText w:val=""/>
+      <w:lvlJc w:val="left"/>
+      <w:pPr>
+        <w:tabs>
+          <w:tab w:val="num" w:pos="720"/>
+        </w:tabs>
+        <w:ind w:left="720" w:hanging="360"/>
+      </w:pPr>
+      <w:rPr>
+        <w:rFonts w:ascii="Symbol" w:hAnsi="Symbol" w:hint="default"/>
+        <w:sz w:val="20"/>
+      </w:rPr>
+    </w:lvl>
+    <w:lvl w:ilvl="1" w:tentative="1">
+      <w:start w:val="1"/>
+      <w:numFmt w:val="bullet"/>
+      <w:lvlText w:val="o"/>
+      <w:lvlJc w:val="left"/>
+      <w:pPr>
+        <w:tabs>
+          <w:tab w:val="num" w:pos="1440"/>
+        </w:tabs>
+        <w:ind w:left="1440" w:hanging="360"/>
+      </w:pPr>
+      <w:rPr>
+        <w:rFonts w:ascii="Courier New" w:hAnsi="Courier New" w:hint="default"/>
+        <w:sz w:val="20"/>
+      </w:rPr>
+    </w:lvl>
+    <w:lvl w:ilvl="2" w:tentative="1">
+      <w:start w:val="1"/>
+      <w:numFmt w:val="bullet"/>
+      <w:lvlText w:val=""/>
+      <w:lvlJc w:val="left"/>
+      <w:pPr>
+        <w:tabs>
+          <w:tab w:val="num" w:pos="2160"/>
+        </w:tabs>
+        <w:ind w:left="2160" w:hanging="360"/>
+      </w:pPr>
+      <w:rPr>
+        <w:rFonts w:ascii="Wingdings" w:hAnsi="Wingdings" w:hint="default"/>
+        <w:sz w:val="20"/>
+      </w:rPr>
+    </w:lvl>
+    <w:lvl w:ilvl="3" w:tentative="1">
+      <w:start w:val="1"/>
+      <w:numFmt w:val="bullet"/>
+      <w:lvlText w:val=""/>
+      <w:lvlJc w:val="left"/>
+      <w:pPr>
+        <w:tabs>
+          <w:tab w:val="num" w:pos="2880"/>
+        </w:tabs>
+        <w:ind w:left="2880" w:hanging="360"/>
+      </w:pPr>
+      <w:rPr>
+        <w:rFonts w:ascii="Wingdings" w:hAnsi="Wingdings" w:hint="default"/>
+        <w:sz w:val="20"/>
+      </w:rPr>
+    </w:lvl>
+    <w:lvl w:ilvl="4" w:tentative="1">
+      <w:start w:val="1"/>
+      <w:numFmt w:val="bullet"/>
+      <w:lvlText w:val=""/>
+      <w:lvlJc w:val="left"/>
+      <w:pPr>
+        <w:tabs>
+          <w:tab w:val="num" w:pos="3600"/>
+        </w:tabs>
+        <w:ind w:left="3600" w:hanging="360"/>
+      </w:pPr>
+      <w:rPr>
+        <w:rFonts w:ascii="Wingdings" w:hAnsi="Wingdings" w:hint="default"/>
+        <w:sz w:val="20"/>
+      </w:rPr>
+    </w:lvl>
+    <w:lvl w:ilvl="5" w:tentative="1">
+      <w:start w:val="1"/>
+      <w:numFmt w:val="bullet"/>
+      <w:lvlText w:val=""/>
+      <w:lvlJc w:val="left"/>
+      <w:pPr>
+        <w:tabs>
+          <w:tab w:val="num" w:pos="4320"/>
+        </w:tabs>
+        <w:ind w:left="4320" w:hanging="360"/>
+      </w:pPr>
+      <w:rPr>
+        <w:rFonts w:ascii="Wingdings" w:hAnsi="Wingdings" w:hint="default"/>
+        <w:sz w:val="20"/>
+      </w:rPr>
+    </w:lvl>
+    <w:lvl w:ilvl="6" w:tentative="1">
+      <w:start w:val="1"/>
+      <w:numFmt w:val="bullet"/>
+      <w:lvlText w:val=""/>
+      <w:lvlJc w:val="left"/>
+      <w:pPr>
+        <w:tabs>
+          <w:tab w:val="num" w:pos="5040"/>
+        </w:tabs>
+        <w:ind w:left="5040" w:hanging="360"/>
+      </w:pPr>
+      <w:rPr>
+        <w:rFonts w:ascii="Wingdings" w:hAnsi="Wingdings" w:hint="default"/>
+        <w:sz w:val="20"/>
+      </w:rPr>
+    </w:lvl>
+    <w:lvl w:ilvl="7" w:tentative="1">
+      <w:start w:val="1"/>
+      <w:numFmt w:val="bullet"/>
+      <w:lvlText w:val=""/>
+      <w:lvlJc w:val="left"/>
+      <w:pPr>
+        <w:tabs>
+          <w:tab w:val="num" w:pos="5760"/>
+        </w:tabs>
+        <w:ind w:left="5760" w:hanging="360"/>
+      </w:pPr>
+      <w:rPr>
+        <w:rFonts w:ascii="Wingdings" w:hAnsi="Wingdings" w:hint="default"/>
+        <w:sz w:val="20"/>
+      </w:rPr>
+    </w:lvl>
+    <w:lvl w:ilvl="8" w:tentative="1">
+      <w:start w:val="1"/>
+      <w:numFmt w:val="bullet"/>
+      <w:lvlText w:val=""/>
+      <w:lvlJc w:val="left"/>
+      <w:pPr>
+        <w:tabs>
+          <w:tab w:val="num" w:pos="6480"/>
+        </w:tabs>
+        <w:ind w:left="6480" w:hanging="360"/>
+      </w:pPr>
+      <w:rPr>
+        <w:rFonts w:ascii="Wingdings" w:hAnsi="Wingdings" w:hint="default"/>
+        <w:sz w:val="20"/>
+      </w:rPr>
+    </w:lvl>
+  </w:abstractNum>
+  <w:num w:numId="1" w16cid:durableId="1940330569">
+    <w:abstractNumId w:val="2"/>
+  </w:num>
+  <w:num w:numId="2" w16cid:durableId="1839535923">
+    <w:abstractNumId w:val="0"/>
+  </w:num>
+  <w:num w:numId="3" w16cid:durableId="1059094171">
+    <w:abstractNumId w:val="1"/>
+  </w:num>
+</w:numbering>
+</file>
+
 <file path=word/styles.xml><?xml version="1.0" encoding="utf-8"?>
 <w:styles xmlns:mc="http://schemas.openxmlformats.org/markup-compatibility/2006" xmlns:r="http://schemas.openxmlformats.org/officeDocument/2006/relationships" xmlns:w="http://schemas.openxmlformats.org/wordprocessingml/2006/main" xmlns:w14="http://schemas.microsoft.com/office/word/2010/wordml" xmlns:w15="http://schemas.microsoft.com/office/word/2012/wordml" xmlns:w16cex="http://schemas.microsoft.com/office/word/2018/wordml/cex" xmlns:w16cid="http://schemas.microsoft.com/office/word/2016/wordml/cid" xmlns:w16="http://schemas.microsoft.com/office/word/2018/wordml" xmlns:w16du="http://schemas.microsoft.com/office/word/2023/wordml/word16du" xmlns:w16sdtdh="http://schemas.microsoft.com/office/word/2020/wordml/sdtdatahash" xmlns:w16sdtfl="http://schemas.microsoft.com/office/word/2024/wordml/sdtformatlock" xmlns:w16se="http://schemas.microsoft.com/office/word/2015/wordml/symex" mc:Ignorable="w14 w15 w16se w16cid w16 w16cex w16sdtdh w16sdtfl w16du">
   <w:docDefaults>
@@ -549,8 +4158,8 @@
         <w:rFonts w:asciiTheme="minorHAnsi" w:eastAsiaTheme="minorEastAsia" w:hAnsiTheme="minorHAnsi" w:cstheme="minorBidi"/>
         <w:kern w:val="2"/>
         <w:sz w:val="24"/>
-        <w:szCs w:val="24"/>
-        <w:lang w:val="en-IN" w:eastAsia="en-US" w:bidi="gu-IN"/>
+        <w:szCs w:val="21"/>
+        <w:lang w:val="en-IN" w:eastAsia="en-US" w:bidi="hi-IN"/>
         <w14:ligatures w14:val="standardContextual"/>
       </w:rPr>
     </w:rPrDefault>
@@ -942,7 +4551,7 @@
     <w:name w:val="Normal"/>
     <w:qFormat/>
     <w:rPr>
-      <w:rFonts w:cs="Latha"/>
+      <w:rFonts w:cs="Mangal"/>
     </w:rPr>
   </w:style>
   <w:style w:type="paragraph" w:styleId="Heading1">
@@ -952,7 +4561,7 @@
     <w:link w:val="Heading1Char"/>
     <w:uiPriority w:val="9"/>
     <w:qFormat/>
-    <w:rsid w:val="00927317"/>
+    <w:rsid w:val="00594255"/>
     <w:pPr>
       <w:keepNext/>
       <w:keepLines/>
@@ -963,7 +4572,7 @@
       <w:rFonts w:asciiTheme="majorHAnsi" w:eastAsiaTheme="majorEastAsia" w:hAnsiTheme="majorHAnsi" w:cstheme="majorBidi"/>
       <w:color w:val="0F4761" w:themeColor="accent1" w:themeShade="BF"/>
       <w:sz w:val="40"/>
-      <w:szCs w:val="40"/>
+      <w:szCs w:val="36"/>
     </w:rPr>
   </w:style>
   <w:style w:type="paragraph" w:styleId="Heading2">
@@ -972,10 +4581,9 @@
     <w:next w:val="Normal"/>
     <w:link w:val="Heading2Char"/>
     <w:uiPriority w:val="9"/>
-    <w:semiHidden/>
     <w:unhideWhenUsed/>
     <w:qFormat/>
-    <w:rsid w:val="00927317"/>
+    <w:rsid w:val="00594255"/>
     <w:pPr>
       <w:keepNext/>
       <w:keepLines/>
@@ -986,7 +4594,7 @@
       <w:rFonts w:asciiTheme="majorHAnsi" w:eastAsiaTheme="majorEastAsia" w:hAnsiTheme="majorHAnsi" w:cstheme="majorBidi"/>
       <w:color w:val="0F4761" w:themeColor="accent1" w:themeShade="BF"/>
       <w:sz w:val="32"/>
-      <w:szCs w:val="32"/>
+      <w:szCs w:val="29"/>
     </w:rPr>
   </w:style>
   <w:style w:type="paragraph" w:styleId="Heading3">
@@ -998,7 +4606,7 @@
     <w:semiHidden/>
     <w:unhideWhenUsed/>
     <w:qFormat/>
-    <w:rsid w:val="00927317"/>
+    <w:rsid w:val="00594255"/>
     <w:pPr>
       <w:keepNext/>
       <w:keepLines/>
@@ -1009,7 +4617,7 @@
       <w:rFonts w:eastAsiaTheme="majorEastAsia" w:cstheme="majorBidi"/>
       <w:color w:val="0F4761" w:themeColor="accent1" w:themeShade="BF"/>
       <w:sz w:val="28"/>
-      <w:szCs w:val="28"/>
+      <w:szCs w:val="25"/>
     </w:rPr>
   </w:style>
   <w:style w:type="paragraph" w:styleId="Heading4">
@@ -1021,7 +4629,7 @@
     <w:semiHidden/>
     <w:unhideWhenUsed/>
     <w:qFormat/>
-    <w:rsid w:val="00927317"/>
+    <w:rsid w:val="00594255"/>
     <w:pPr>
       <w:keepNext/>
       <w:keepLines/>
@@ -1044,7 +4652,7 @@
     <w:semiHidden/>
     <w:unhideWhenUsed/>
     <w:qFormat/>
-    <w:rsid w:val="00927317"/>
+    <w:rsid w:val="00594255"/>
     <w:pPr>
       <w:keepNext/>
       <w:keepLines/>
@@ -1065,7 +4673,7 @@
     <w:semiHidden/>
     <w:unhideWhenUsed/>
     <w:qFormat/>
-    <w:rsid w:val="00927317"/>
+    <w:rsid w:val="00594255"/>
     <w:pPr>
       <w:keepNext/>
       <w:keepLines/>
@@ -1088,7 +4696,7 @@
     <w:semiHidden/>
     <w:unhideWhenUsed/>
     <w:qFormat/>
-    <w:rsid w:val="00927317"/>
+    <w:rsid w:val="00594255"/>
     <w:pPr>
       <w:keepNext/>
       <w:keepLines/>
@@ -1109,7 +4717,7 @@
     <w:semiHidden/>
     <w:unhideWhenUsed/>
     <w:qFormat/>
-    <w:rsid w:val="00927317"/>
+    <w:rsid w:val="00594255"/>
     <w:pPr>
       <w:keepNext/>
       <w:keepLines/>
@@ -1132,7 +4740,7 @@
     <w:semiHidden/>
     <w:unhideWhenUsed/>
     <w:qFormat/>
-    <w:rsid w:val="00927317"/>
+    <w:rsid w:val="00594255"/>
     <w:pPr>
       <w:keepNext/>
       <w:keepLines/>
@@ -1176,12 +4784,12 @@
     <w:basedOn w:val="DefaultParagraphFont"/>
     <w:link w:val="Heading1"/>
     <w:uiPriority w:val="9"/>
-    <w:rsid w:val="00927317"/>
+    <w:rsid w:val="00594255"/>
     <w:rPr>
       <w:rFonts w:asciiTheme="majorHAnsi" w:eastAsiaTheme="majorEastAsia" w:hAnsiTheme="majorHAnsi" w:cstheme="majorBidi"/>
       <w:color w:val="0F4761" w:themeColor="accent1" w:themeShade="BF"/>
       <w:sz w:val="40"/>
-      <w:szCs w:val="40"/>
+      <w:szCs w:val="36"/>
     </w:rPr>
   </w:style>
   <w:style w:type="character" w:customStyle="1" w:styleId="Heading2Char">
@@ -1190,12 +4798,12 @@
     <w:link w:val="Heading2"/>
     <w:uiPriority w:val="9"/>
     <w:semiHidden/>
-    <w:rsid w:val="00927317"/>
+    <w:rsid w:val="00594255"/>
     <w:rPr>
       <w:rFonts w:asciiTheme="majorHAnsi" w:eastAsiaTheme="majorEastAsia" w:hAnsiTheme="majorHAnsi" w:cstheme="majorBidi"/>
       <w:color w:val="0F4761" w:themeColor="accent1" w:themeShade="BF"/>
       <w:sz w:val="32"/>
-      <w:szCs w:val="32"/>
+      <w:szCs w:val="29"/>
     </w:rPr>
   </w:style>
   <w:style w:type="character" w:customStyle="1" w:styleId="Heading3Char">
@@ -1204,12 +4812,12 @@
     <w:link w:val="Heading3"/>
     <w:uiPriority w:val="9"/>
     <w:semiHidden/>
-    <w:rsid w:val="00927317"/>
+    <w:rsid w:val="00594255"/>
     <w:rPr>
       <w:rFonts w:eastAsiaTheme="majorEastAsia" w:cstheme="majorBidi"/>
       <w:color w:val="0F4761" w:themeColor="accent1" w:themeShade="BF"/>
       <w:sz w:val="28"/>
-      <w:szCs w:val="28"/>
+      <w:szCs w:val="25"/>
     </w:rPr>
   </w:style>
   <w:style w:type="character" w:customStyle="1" w:styleId="Heading4Char">
@@ -1218,7 +4826,7 @@
     <w:link w:val="Heading4"/>
     <w:uiPriority w:val="9"/>
     <w:semiHidden/>
-    <w:rsid w:val="00927317"/>
+    <w:rsid w:val="00594255"/>
     <w:rPr>
       <w:rFonts w:eastAsiaTheme="majorEastAsia" w:cstheme="majorBidi"/>
       <w:i/>
@@ -1232,7 +4840,7 @@
     <w:link w:val="Heading5"/>
     <w:uiPriority w:val="9"/>
     <w:semiHidden/>
-    <w:rsid w:val="00927317"/>
+    <w:rsid w:val="00594255"/>
     <w:rPr>
       <w:rFonts w:eastAsiaTheme="majorEastAsia" w:cstheme="majorBidi"/>
       <w:color w:val="0F4761" w:themeColor="accent1" w:themeShade="BF"/>
@@ -1244,7 +4852,7 @@
     <w:link w:val="Heading6"/>
     <w:uiPriority w:val="9"/>
     <w:semiHidden/>
-    <w:rsid w:val="00927317"/>
+    <w:rsid w:val="00594255"/>
     <w:rPr>
       <w:rFonts w:eastAsiaTheme="majorEastAsia" w:cstheme="majorBidi"/>
       <w:i/>
@@ -1258,7 +4866,7 @@
     <w:link w:val="Heading7"/>
     <w:uiPriority w:val="9"/>
     <w:semiHidden/>
-    <w:rsid w:val="00927317"/>
+    <w:rsid w:val="00594255"/>
     <w:rPr>
       <w:rFonts w:eastAsiaTheme="majorEastAsia" w:cstheme="majorBidi"/>
       <w:color w:val="595959" w:themeColor="text1" w:themeTint="A6"/>
@@ -1270,7 +4878,7 @@
     <w:link w:val="Heading8"/>
     <w:uiPriority w:val="9"/>
     <w:semiHidden/>
-    <w:rsid w:val="00927317"/>
+    <w:rsid w:val="00594255"/>
     <w:rPr>
       <w:rFonts w:eastAsiaTheme="majorEastAsia" w:cstheme="majorBidi"/>
       <w:i/>
@@ -1284,7 +4892,7 @@
     <w:link w:val="Heading9"/>
     <w:uiPriority w:val="9"/>
     <w:semiHidden/>
-    <w:rsid w:val="00927317"/>
+    <w:rsid w:val="00594255"/>
     <w:rPr>
       <w:rFonts w:eastAsiaTheme="majorEastAsia" w:cstheme="majorBidi"/>
       <w:color w:val="272727" w:themeColor="text1" w:themeTint="D8"/>
@@ -1297,7 +4905,7 @@
     <w:link w:val="TitleChar"/>
     <w:uiPriority w:val="10"/>
     <w:qFormat/>
-    <w:rsid w:val="00927317"/>
+    <w:rsid w:val="00594255"/>
     <w:pPr>
       <w:spacing w:after="80" w:line="240" w:lineRule="auto"/>
       <w:contextualSpacing/>
@@ -1307,7 +4915,7 @@
       <w:spacing w:val="-10"/>
       <w:kern w:val="28"/>
       <w:sz w:val="56"/>
-      <w:szCs w:val="56"/>
+      <w:szCs w:val="50"/>
     </w:rPr>
   </w:style>
   <w:style w:type="character" w:customStyle="1" w:styleId="TitleChar">
@@ -1315,13 +4923,13 @@
     <w:basedOn w:val="DefaultParagraphFont"/>
     <w:link w:val="Title"/>
     <w:uiPriority w:val="10"/>
-    <w:rsid w:val="00927317"/>
+    <w:rsid w:val="00594255"/>
     <w:rPr>
       <w:rFonts w:asciiTheme="majorHAnsi" w:eastAsiaTheme="majorEastAsia" w:hAnsiTheme="majorHAnsi" w:cstheme="majorBidi"/>
       <w:spacing w:val="-10"/>
       <w:kern w:val="28"/>
       <w:sz w:val="56"/>
-      <w:szCs w:val="56"/>
+      <w:szCs w:val="50"/>
     </w:rPr>
   </w:style>
   <w:style w:type="paragraph" w:styleId="Subtitle">
@@ -1331,7 +4939,7 @@
     <w:link w:val="SubtitleChar"/>
     <w:uiPriority w:val="11"/>
     <w:qFormat/>
-    <w:rsid w:val="00927317"/>
+    <w:rsid w:val="00594255"/>
     <w:pPr>
       <w:numPr>
         <w:ilvl w:val="1"/>
@@ -1342,7 +4950,7 @@
       <w:color w:val="595959" w:themeColor="text1" w:themeTint="A6"/>
       <w:spacing w:val="15"/>
       <w:sz w:val="28"/>
-      <w:szCs w:val="28"/>
+      <w:szCs w:val="25"/>
     </w:rPr>
   </w:style>
   <w:style w:type="character" w:customStyle="1" w:styleId="SubtitleChar">
@@ -1350,13 +4958,13 @@
     <w:basedOn w:val="DefaultParagraphFont"/>
     <w:link w:val="Subtitle"/>
     <w:uiPriority w:val="11"/>
-    <w:rsid w:val="00927317"/>
+    <w:rsid w:val="00594255"/>
     <w:rPr>
       <w:rFonts w:eastAsiaTheme="majorEastAsia" w:cstheme="majorBidi"/>
       <w:color w:val="595959" w:themeColor="text1" w:themeTint="A6"/>
       <w:spacing w:val="15"/>
       <w:sz w:val="28"/>
-      <w:szCs w:val="28"/>
+      <w:szCs w:val="25"/>
     </w:rPr>
   </w:style>
   <w:style w:type="paragraph" w:styleId="Quote">
@@ -1366,7 +4974,7 @@
     <w:link w:val="QuoteChar"/>
     <w:uiPriority w:val="29"/>
     <w:qFormat/>
-    <w:rsid w:val="00927317"/>
+    <w:rsid w:val="00594255"/>
     <w:pPr>
       <w:spacing w:before="160"/>
       <w:jc w:val="center"/>
@@ -1382,9 +4990,9 @@
     <w:basedOn w:val="DefaultParagraphFont"/>
     <w:link w:val="Quote"/>
     <w:uiPriority w:val="29"/>
-    <w:rsid w:val="00927317"/>
+    <w:rsid w:val="00594255"/>
     <w:rPr>
-      <w:rFonts w:cs="Latha"/>
+      <w:rFonts w:cs="Mangal"/>
       <w:i/>
       <w:iCs/>
       <w:color w:val="404040" w:themeColor="text1" w:themeTint="BF"/>
@@ -1395,7 +5003,7 @@
     <w:basedOn w:val="Normal"/>
     <w:uiPriority w:val="34"/>
     <w:qFormat/>
-    <w:rsid w:val="00927317"/>
+    <w:rsid w:val="00594255"/>
     <w:pPr>
       <w:ind w:left="720"/>
       <w:contextualSpacing/>
@@ -1406,7 +5014,7 @@
     <w:basedOn w:val="DefaultParagraphFont"/>
     <w:uiPriority w:val="21"/>
     <w:qFormat/>
-    <w:rsid w:val="00927317"/>
+    <w:rsid w:val="00594255"/>
     <w:rPr>
       <w:i/>
       <w:iCs/>
@@ -1420,7 +5028,7 @@
     <w:link w:val="IntenseQuoteChar"/>
     <w:uiPriority w:val="30"/>
     <w:qFormat/>
-    <w:rsid w:val="00927317"/>
+    <w:rsid w:val="00594255"/>
     <w:pPr>
       <w:pBdr>
         <w:top w:val="single" w:sz="4" w:space="10" w:color="0F4761" w:themeColor="accent1" w:themeShade="BF"/>
@@ -1441,9 +5049,9 @@
     <w:basedOn w:val="DefaultParagraphFont"/>
     <w:link w:val="IntenseQuote"/>
     <w:uiPriority w:val="30"/>
-    <w:rsid w:val="00927317"/>
+    <w:rsid w:val="00594255"/>
     <w:rPr>
-      <w:rFonts w:cs="Latha"/>
+      <w:rFonts w:cs="Mangal"/>
       <w:i/>
       <w:iCs/>
       <w:color w:val="0F4761" w:themeColor="accent1" w:themeShade="BF"/>
@@ -1454,13 +5062,54 @@
     <w:basedOn w:val="DefaultParagraphFont"/>
     <w:uiPriority w:val="32"/>
     <w:qFormat/>
-    <w:rsid w:val="00927317"/>
+    <w:rsid w:val="00594255"/>
     <w:rPr>
       <w:b/>
       <w:bCs/>
       <w:smallCaps/>
       <w:color w:val="0F4761" w:themeColor="accent1" w:themeShade="BF"/>
       <w:spacing w:val="5"/>
+    </w:rPr>
+  </w:style>
+  <w:style w:type="paragraph" w:styleId="NormalWeb">
+    <w:name w:val="Normal (Web)"/>
+    <w:basedOn w:val="Normal"/>
+    <w:uiPriority w:val="99"/>
+    <w:semiHidden/>
+    <w:unhideWhenUsed/>
+    <w:rsid w:val="00594255"/>
+    <w:pPr>
+      <w:spacing w:before="100" w:beforeAutospacing="1" w:after="100" w:afterAutospacing="1" w:line="240" w:lineRule="auto"/>
+    </w:pPr>
+    <w:rPr>
+      <w:rFonts w:ascii="Times New Roman" w:hAnsi="Times New Roman" w:cs="Times New Roman"/>
+      <w:kern w:val="0"/>
+      <w:szCs w:val="24"/>
+      <w14:ligatures w14:val="none"/>
+    </w:rPr>
+  </w:style>
+  <w:style w:type="character" w:styleId="Strong">
+    <w:name w:val="Strong"/>
+    <w:basedOn w:val="DefaultParagraphFont"/>
+    <w:uiPriority w:val="22"/>
+    <w:qFormat/>
+    <w:rsid w:val="00594255"/>
+    <w:rPr>
+      <w:b/>
+      <w:bCs/>
+    </w:rPr>
+  </w:style>
+  <w:style w:type="character" w:styleId="HTMLCode">
+    <w:name w:val="HTML Code"/>
+    <w:basedOn w:val="DefaultParagraphFont"/>
+    <w:uiPriority w:val="99"/>
+    <w:semiHidden/>
+    <w:unhideWhenUsed/>
+    <w:rsid w:val="00594255"/>
+    <w:rPr>
+      <w:rFonts w:ascii="Courier New" w:eastAsiaTheme="minorEastAsia" w:hAnsi="Courier New" w:cs="Courier New"/>
+      <w:sz w:val="20"/>
+      <w:szCs w:val="20"/>
     </w:rPr>
   </w:style>
 </w:styles>
